--- a/Modul 1/Woche 9/Wichtigste Collections – List, Dictionary und foreach.docx
+++ b/Modul 1/Woche 9/Wichtigste Collections – List, Dictionary und foreach.docx
@@ -13,6 +13,7 @@
           <w:lang w:val="en-GB"/>
         </w:rPr>
       </w:pPr>
+      <w:proofErr w:type="spellStart"/>
       <w:r>
         <w:rPr>
           <w:rFonts w:ascii="Arial" w:hAnsi="Arial" w:cs="Arial"/>
@@ -23,7 +24,20 @@
           <w:u w:val="single"/>
           <w:lang w:val="en-GB"/>
         </w:rPr>
-        <w:t>Wichtigste Collections</w:t>
+        <w:t>Wichtigste</w:t>
+      </w:r>
+      <w:proofErr w:type="spellEnd"/>
+      <w:r>
+        <w:rPr>
+          <w:rFonts w:ascii="Arial" w:hAnsi="Arial" w:cs="Arial"/>
+          <w:b/>
+          <w:bCs/>
+          <w:sz w:val="24"/>
+          <w:szCs w:val="24"/>
+          <w:u w:val="single"/>
+          <w:lang w:val="en-GB"/>
+        </w:rPr>
+        <w:t xml:space="preserve"> Collections</w:t>
       </w:r>
       <w:r>
         <w:rPr>
@@ -673,7 +687,27 @@
           <w:sz w:val="24"/>
           <w:szCs w:val="24"/>
         </w:rPr>
-        <w:t>Sie ist im Namespace System.Collections.Generic enthalten.</w:t>
+        <w:t xml:space="preserve">Sie ist im Namespace </w:t>
+      </w:r>
+      <w:proofErr w:type="spellStart"/>
+      <w:proofErr w:type="gramStart"/>
+      <w:r>
+        <w:rPr>
+          <w:rFonts w:ascii="Arial" w:hAnsi="Arial" w:cs="Arial"/>
+          <w:sz w:val="24"/>
+          <w:szCs w:val="24"/>
+        </w:rPr>
+        <w:t>System.Collections.Generic</w:t>
+      </w:r>
+      <w:proofErr w:type="spellEnd"/>
+      <w:proofErr w:type="gramEnd"/>
+      <w:r>
+        <w:rPr>
+          <w:rFonts w:ascii="Arial" w:hAnsi="Arial" w:cs="Arial"/>
+          <w:sz w:val="24"/>
+          <w:szCs w:val="24"/>
+        </w:rPr>
+        <w:t xml:space="preserve"> enthalten.</w:t>
       </w:r>
     </w:p>
     <w:p>
@@ -802,13 +836,23 @@
                 <w:szCs w:val="24"/>
               </w:rPr>
             </w:pPr>
+            <w:proofErr w:type="gramStart"/>
             <w:r>
               <w:rPr>
                 <w:rFonts w:ascii="Arial" w:hAnsi="Arial" w:cs="Arial"/>
                 <w:sz w:val="24"/>
                 <w:szCs w:val="24"/>
               </w:rPr>
-              <w:t>Add(T item)</w:t>
+              <w:t>Add(</w:t>
+            </w:r>
+            <w:proofErr w:type="gramEnd"/>
+            <w:r>
+              <w:rPr>
+                <w:rFonts w:ascii="Arial" w:hAnsi="Arial" w:cs="Arial"/>
+                <w:sz w:val="24"/>
+                <w:szCs w:val="24"/>
+              </w:rPr>
+              <w:t>T item)</w:t>
             </w:r>
           </w:p>
         </w:tc>
@@ -854,13 +898,23 @@
                 <w:szCs w:val="24"/>
               </w:rPr>
             </w:pPr>
+            <w:proofErr w:type="gramStart"/>
             <w:r>
               <w:rPr>
                 <w:rFonts w:ascii="Arial" w:hAnsi="Arial" w:cs="Arial"/>
                 <w:sz w:val="24"/>
                 <w:szCs w:val="24"/>
               </w:rPr>
-              <w:t>Remove(T item)</w:t>
+              <w:t>Remove(</w:t>
+            </w:r>
+            <w:proofErr w:type="gramEnd"/>
+            <w:r>
+              <w:rPr>
+                <w:rFonts w:ascii="Arial" w:hAnsi="Arial" w:cs="Arial"/>
+                <w:sz w:val="24"/>
+                <w:szCs w:val="24"/>
+              </w:rPr>
+              <w:t>T item)</w:t>
             </w:r>
           </w:p>
         </w:tc>
@@ -909,13 +963,61 @@
                 <w:szCs w:val="24"/>
               </w:rPr>
             </w:pPr>
+            <w:proofErr w:type="spellStart"/>
+            <w:proofErr w:type="gramStart"/>
             <w:r>
               <w:rPr>
                 <w:rFonts w:ascii="Arial" w:hAnsi="Arial" w:cs="Arial"/>
                 <w:sz w:val="24"/>
                 <w:szCs w:val="24"/>
               </w:rPr>
-              <w:t>RemoveAt(int index)</w:t>
+              <w:t>RemoveAt</w:t>
+            </w:r>
+            <w:proofErr w:type="spellEnd"/>
+            <w:r>
+              <w:rPr>
+                <w:rFonts w:ascii="Arial" w:hAnsi="Arial" w:cs="Arial"/>
+                <w:sz w:val="24"/>
+                <w:szCs w:val="24"/>
+              </w:rPr>
+              <w:t>(</w:t>
+            </w:r>
+            <w:proofErr w:type="spellStart"/>
+            <w:proofErr w:type="gramEnd"/>
+            <w:r>
+              <w:rPr>
+                <w:rFonts w:ascii="Arial" w:hAnsi="Arial" w:cs="Arial"/>
+                <w:sz w:val="24"/>
+                <w:szCs w:val="24"/>
+              </w:rPr>
+              <w:t>int</w:t>
+            </w:r>
+            <w:proofErr w:type="spellEnd"/>
+            <w:r>
+              <w:rPr>
+                <w:rFonts w:ascii="Arial" w:hAnsi="Arial" w:cs="Arial"/>
+                <w:sz w:val="24"/>
+                <w:szCs w:val="24"/>
+              </w:rPr>
+              <w:t xml:space="preserve"> </w:t>
+            </w:r>
+            <w:proofErr w:type="spellStart"/>
+            <w:r>
+              <w:rPr>
+                <w:rFonts w:ascii="Arial" w:hAnsi="Arial" w:cs="Arial"/>
+                <w:sz w:val="24"/>
+                <w:szCs w:val="24"/>
+              </w:rPr>
+              <w:t>index</w:t>
+            </w:r>
+            <w:proofErr w:type="spellEnd"/>
+            <w:r>
+              <w:rPr>
+                <w:rFonts w:ascii="Arial" w:hAnsi="Arial" w:cs="Arial"/>
+                <w:sz w:val="24"/>
+                <w:szCs w:val="24"/>
+              </w:rPr>
+              <w:t>)</w:t>
             </w:r>
           </w:p>
         </w:tc>
@@ -961,13 +1063,33 @@
                 <w:szCs w:val="24"/>
               </w:rPr>
             </w:pPr>
+            <w:proofErr w:type="spellStart"/>
+            <w:proofErr w:type="gramStart"/>
             <w:r>
               <w:rPr>
                 <w:rFonts w:ascii="Arial" w:hAnsi="Arial" w:cs="Arial"/>
                 <w:sz w:val="24"/>
                 <w:szCs w:val="24"/>
               </w:rPr>
-              <w:t>Contains(T item)</w:t>
+              <w:t>Contains</w:t>
+            </w:r>
+            <w:proofErr w:type="spellEnd"/>
+            <w:r>
+              <w:rPr>
+                <w:rFonts w:ascii="Arial" w:hAnsi="Arial" w:cs="Arial"/>
+                <w:sz w:val="24"/>
+                <w:szCs w:val="24"/>
+              </w:rPr>
+              <w:t>(</w:t>
+            </w:r>
+            <w:proofErr w:type="gramEnd"/>
+            <w:r>
+              <w:rPr>
+                <w:rFonts w:ascii="Arial" w:hAnsi="Arial" w:cs="Arial"/>
+                <w:sz w:val="24"/>
+                <w:szCs w:val="24"/>
+              </w:rPr>
+              <w:t>T item)</w:t>
             </w:r>
           </w:p>
         </w:tc>
@@ -1016,13 +1138,33 @@
                 <w:szCs w:val="24"/>
               </w:rPr>
             </w:pPr>
+            <w:proofErr w:type="spellStart"/>
+            <w:proofErr w:type="gramStart"/>
             <w:r>
               <w:rPr>
                 <w:rFonts w:ascii="Arial" w:hAnsi="Arial" w:cs="Arial"/>
                 <w:sz w:val="24"/>
                 <w:szCs w:val="24"/>
               </w:rPr>
-              <w:t>IndexOf(T item)</w:t>
+              <w:t>IndexOf</w:t>
+            </w:r>
+            <w:proofErr w:type="spellEnd"/>
+            <w:r>
+              <w:rPr>
+                <w:rFonts w:ascii="Arial" w:hAnsi="Arial" w:cs="Arial"/>
+                <w:sz w:val="24"/>
+                <w:szCs w:val="24"/>
+              </w:rPr>
+              <w:t>(</w:t>
+            </w:r>
+            <w:proofErr w:type="gramEnd"/>
+            <w:r>
+              <w:rPr>
+                <w:rFonts w:ascii="Arial" w:hAnsi="Arial" w:cs="Arial"/>
+                <w:sz w:val="24"/>
+                <w:szCs w:val="24"/>
+              </w:rPr>
+              <w:t>T item)</w:t>
             </w:r>
           </w:p>
         </w:tc>
@@ -1123,6 +1265,7 @@
                 <w:szCs w:val="24"/>
               </w:rPr>
             </w:pPr>
+            <w:proofErr w:type="gramStart"/>
             <w:r>
               <w:rPr>
                 <w:rFonts w:ascii="Arial" w:hAnsi="Arial" w:cs="Arial"/>
@@ -1130,7 +1273,16 @@
                 <w:szCs w:val="24"/>
               </w:rPr>
               <w:lastRenderedPageBreak/>
-              <w:t>Sort()</w:t>
+              <w:t>Sort(</w:t>
+            </w:r>
+            <w:proofErr w:type="gramEnd"/>
+            <w:r>
+              <w:rPr>
+                <w:rFonts w:ascii="Arial" w:hAnsi="Arial" w:cs="Arial"/>
+                <w:sz w:val="24"/>
+                <w:szCs w:val="24"/>
+              </w:rPr>
+              <w:t>)</w:t>
             </w:r>
           </w:p>
         </w:tc>
@@ -1176,13 +1328,23 @@
                 <w:szCs w:val="24"/>
               </w:rPr>
             </w:pPr>
+            <w:proofErr w:type="gramStart"/>
             <w:r>
               <w:rPr>
                 <w:rFonts w:ascii="Arial" w:hAnsi="Arial" w:cs="Arial"/>
                 <w:sz w:val="24"/>
                 <w:szCs w:val="24"/>
               </w:rPr>
-              <w:t>Reverse()</w:t>
+              <w:t>Reverse(</w:t>
+            </w:r>
+            <w:proofErr w:type="gramEnd"/>
+            <w:r>
+              <w:rPr>
+                <w:rFonts w:ascii="Arial" w:hAnsi="Arial" w:cs="Arial"/>
+                <w:sz w:val="24"/>
+                <w:szCs w:val="24"/>
+              </w:rPr>
+              <w:t>)</w:t>
             </w:r>
           </w:p>
         </w:tc>
@@ -1280,7 +1442,31 @@
           <w:szCs w:val="24"/>
           <w:highlight w:val="white"/>
         </w:rPr>
-        <w:t>// List von Datentyp String instanzieren und Elemente hinzufügen</w:t>
+        <w:t xml:space="preserve">// List von Datentyp String </w:t>
+      </w:r>
+      <w:proofErr w:type="spellStart"/>
+      <w:r>
+        <w:rPr>
+          <w:rFonts w:ascii="Arial" w:hAnsi="Arial" w:cs="Arial"/>
+          <w:color w:val="008000"/>
+          <w:kern w:val="0"/>
+          <w:sz w:val="24"/>
+          <w:szCs w:val="24"/>
+          <w:highlight w:val="white"/>
+        </w:rPr>
+        <w:t>instanzieren</w:t>
+      </w:r>
+      <w:proofErr w:type="spellEnd"/>
+      <w:r>
+        <w:rPr>
+          <w:rFonts w:ascii="Arial" w:hAnsi="Arial" w:cs="Arial"/>
+          <w:color w:val="008000"/>
+          <w:kern w:val="0"/>
+          <w:sz w:val="24"/>
+          <w:szCs w:val="24"/>
+          <w:highlight w:val="white"/>
+        </w:rPr>
+        <w:t xml:space="preserve"> und Elemente hinzufügen</w:t>
       </w:r>
     </w:p>
     <w:p>
@@ -1356,7 +1542,33 @@
           <w:highlight w:val="white"/>
           <w:lang w:val="en-GB"/>
         </w:rPr>
-        <w:t xml:space="preserve">&gt; namen = </w:t>
+        <w:t xml:space="preserve">&gt; </w:t>
+      </w:r>
+      <w:proofErr w:type="spellStart"/>
+      <w:r>
+        <w:rPr>
+          <w:rFonts w:ascii="Arial" w:hAnsi="Arial" w:cs="Arial"/>
+          <w:color w:val="000000"/>
+          <w:kern w:val="0"/>
+          <w:sz w:val="24"/>
+          <w:szCs w:val="24"/>
+          <w:highlight w:val="white"/>
+          <w:lang w:val="en-GB"/>
+        </w:rPr>
+        <w:t>namen</w:t>
+      </w:r>
+      <w:proofErr w:type="spellEnd"/>
+      <w:r>
+        <w:rPr>
+          <w:rFonts w:ascii="Arial" w:hAnsi="Arial" w:cs="Arial"/>
+          <w:color w:val="000000"/>
+          <w:kern w:val="0"/>
+          <w:sz w:val="24"/>
+          <w:szCs w:val="24"/>
+          <w:highlight w:val="white"/>
+          <w:lang w:val="en-GB"/>
+        </w:rPr>
+        <w:t xml:space="preserve"> = </w:t>
       </w:r>
       <w:r>
         <w:rPr>
@@ -1418,6 +1630,7 @@
         </w:rPr>
         <w:t>string</w:t>
       </w:r>
+      <w:proofErr w:type="gramStart"/>
       <w:r>
         <w:rPr>
           <w:rFonts w:ascii="Arial" w:hAnsi="Arial" w:cs="Arial"/>
@@ -1430,6 +1643,7 @@
         </w:rPr>
         <w:t>&gt;();</w:t>
       </w:r>
+      <w:proofErr w:type="gramEnd"/>
     </w:p>
     <w:p>
       <w:pPr>
@@ -1457,7 +1671,35 @@
           <w:highlight w:val="white"/>
           <w:lang w:val="en-GB"/>
         </w:rPr>
-        <w:t xml:space="preserve">            namen.Add(</w:t>
+        <w:t xml:space="preserve">            </w:t>
+      </w:r>
+      <w:proofErr w:type="spellStart"/>
+      <w:proofErr w:type="gramStart"/>
+      <w:r>
+        <w:rPr>
+          <w:rFonts w:ascii="Arial" w:hAnsi="Arial" w:cs="Arial"/>
+          <w:color w:val="000000"/>
+          <w:kern w:val="0"/>
+          <w:sz w:val="24"/>
+          <w:szCs w:val="24"/>
+          <w:highlight w:val="white"/>
+          <w:lang w:val="en-GB"/>
+        </w:rPr>
+        <w:t>namen.Add</w:t>
+      </w:r>
+      <w:proofErr w:type="spellEnd"/>
+      <w:proofErr w:type="gramEnd"/>
+      <w:r>
+        <w:rPr>
+          <w:rFonts w:ascii="Arial" w:hAnsi="Arial" w:cs="Arial"/>
+          <w:color w:val="000000"/>
+          <w:kern w:val="0"/>
+          <w:sz w:val="24"/>
+          <w:szCs w:val="24"/>
+          <w:highlight w:val="white"/>
+          <w:lang w:val="en-GB"/>
+        </w:rPr>
+        <w:t>(</w:t>
       </w:r>
       <w:r>
         <w:rPr>
@@ -1471,6 +1713,7 @@
         </w:rPr>
         <w:t>"Anna"</w:t>
       </w:r>
+      <w:proofErr w:type="gramStart"/>
       <w:r>
         <w:rPr>
           <w:rFonts w:ascii="Arial" w:hAnsi="Arial" w:cs="Arial"/>
@@ -1483,6 +1726,7 @@
         </w:rPr>
         <w:t>);</w:t>
       </w:r>
+      <w:proofErr w:type="gramEnd"/>
     </w:p>
     <w:p>
       <w:pPr>
@@ -1510,7 +1754,35 @@
           <w:highlight w:val="white"/>
           <w:lang w:val="en-GB"/>
         </w:rPr>
-        <w:t xml:space="preserve">            namen.Add(</w:t>
+        <w:t xml:space="preserve">            </w:t>
+      </w:r>
+      <w:proofErr w:type="spellStart"/>
+      <w:proofErr w:type="gramStart"/>
+      <w:r>
+        <w:rPr>
+          <w:rFonts w:ascii="Arial" w:hAnsi="Arial" w:cs="Arial"/>
+          <w:color w:val="000000"/>
+          <w:kern w:val="0"/>
+          <w:sz w:val="24"/>
+          <w:szCs w:val="24"/>
+          <w:highlight w:val="white"/>
+          <w:lang w:val="en-GB"/>
+        </w:rPr>
+        <w:t>namen.Add</w:t>
+      </w:r>
+      <w:proofErr w:type="spellEnd"/>
+      <w:proofErr w:type="gramEnd"/>
+      <w:r>
+        <w:rPr>
+          <w:rFonts w:ascii="Arial" w:hAnsi="Arial" w:cs="Arial"/>
+          <w:color w:val="000000"/>
+          <w:kern w:val="0"/>
+          <w:sz w:val="24"/>
+          <w:szCs w:val="24"/>
+          <w:highlight w:val="white"/>
+          <w:lang w:val="en-GB"/>
+        </w:rPr>
+        <w:t>(</w:t>
       </w:r>
       <w:r>
         <w:rPr>
@@ -1524,6 +1796,7 @@
         </w:rPr>
         <w:t>"Ben"</w:t>
       </w:r>
+      <w:proofErr w:type="gramStart"/>
       <w:r>
         <w:rPr>
           <w:rFonts w:ascii="Arial" w:hAnsi="Arial" w:cs="Arial"/>
@@ -1536,6 +1809,7 @@
         </w:rPr>
         <w:t>);</w:t>
       </w:r>
+      <w:proofErr w:type="gramEnd"/>
     </w:p>
     <w:p>
       <w:pPr>
@@ -1563,7 +1837,35 @@
           <w:highlight w:val="white"/>
           <w:lang w:val="en-GB"/>
         </w:rPr>
-        <w:t xml:space="preserve">            namen.Add(</w:t>
+        <w:t xml:space="preserve">            </w:t>
+      </w:r>
+      <w:proofErr w:type="spellStart"/>
+      <w:proofErr w:type="gramStart"/>
+      <w:r>
+        <w:rPr>
+          <w:rFonts w:ascii="Arial" w:hAnsi="Arial" w:cs="Arial"/>
+          <w:color w:val="000000"/>
+          <w:kern w:val="0"/>
+          <w:sz w:val="24"/>
+          <w:szCs w:val="24"/>
+          <w:highlight w:val="white"/>
+          <w:lang w:val="en-GB"/>
+        </w:rPr>
+        <w:t>namen.Add</w:t>
+      </w:r>
+      <w:proofErr w:type="spellEnd"/>
+      <w:proofErr w:type="gramEnd"/>
+      <w:r>
+        <w:rPr>
+          <w:rFonts w:ascii="Arial" w:hAnsi="Arial" w:cs="Arial"/>
+          <w:color w:val="000000"/>
+          <w:kern w:val="0"/>
+          <w:sz w:val="24"/>
+          <w:szCs w:val="24"/>
+          <w:highlight w:val="white"/>
+          <w:lang w:val="en-GB"/>
+        </w:rPr>
+        <w:t>(</w:t>
       </w:r>
       <w:r>
         <w:rPr>
@@ -1577,6 +1879,7 @@
         </w:rPr>
         <w:t>"Chris"</w:t>
       </w:r>
+      <w:proofErr w:type="gramStart"/>
       <w:r>
         <w:rPr>
           <w:rFonts w:ascii="Arial" w:hAnsi="Arial" w:cs="Arial"/>
@@ -1589,6 +1892,7 @@
         </w:rPr>
         <w:t>);</w:t>
       </w:r>
+      <w:proofErr w:type="gramEnd"/>
     </w:p>
     <w:p>
       <w:pPr>
@@ -1634,6 +1938,7 @@
         </w:rPr>
         <w:t xml:space="preserve">            </w:t>
       </w:r>
+      <w:proofErr w:type="spellStart"/>
       <w:r>
         <w:rPr>
           <w:rFonts w:ascii="Arial" w:hAnsi="Arial" w:cs="Arial"/>
@@ -1654,7 +1959,19 @@
           <w:szCs w:val="24"/>
           <w:highlight w:val="white"/>
         </w:rPr>
-        <w:t>.WriteLine(</w:t>
+        <w:t>.WriteLine</w:t>
+      </w:r>
+      <w:proofErr w:type="spellEnd"/>
+      <w:r>
+        <w:rPr>
+          <w:rFonts w:ascii="Arial" w:hAnsi="Arial" w:cs="Arial"/>
+          <w:color w:val="000000"/>
+          <w:kern w:val="0"/>
+          <w:sz w:val="24"/>
+          <w:szCs w:val="24"/>
+          <w:highlight w:val="white"/>
+        </w:rPr>
+        <w:t>(</w:t>
       </w:r>
       <w:r>
         <w:rPr>
@@ -1676,7 +1993,33 @@
           <w:szCs w:val="24"/>
           <w:highlight w:val="white"/>
         </w:rPr>
-        <w:t xml:space="preserve"> + namen.Count);</w:t>
+        <w:t xml:space="preserve"> + </w:t>
+      </w:r>
+      <w:proofErr w:type="spellStart"/>
+      <w:proofErr w:type="gramStart"/>
+      <w:r>
+        <w:rPr>
+          <w:rFonts w:ascii="Arial" w:hAnsi="Arial" w:cs="Arial"/>
+          <w:color w:val="000000"/>
+          <w:kern w:val="0"/>
+          <w:sz w:val="24"/>
+          <w:szCs w:val="24"/>
+          <w:highlight w:val="white"/>
+        </w:rPr>
+        <w:t>namen.Count</w:t>
+      </w:r>
+      <w:proofErr w:type="spellEnd"/>
+      <w:proofErr w:type="gramEnd"/>
+      <w:r>
+        <w:rPr>
+          <w:rFonts w:ascii="Arial" w:hAnsi="Arial" w:cs="Arial"/>
+          <w:color w:val="000000"/>
+          <w:kern w:val="0"/>
+          <w:sz w:val="24"/>
+          <w:szCs w:val="24"/>
+          <w:highlight w:val="white"/>
+        </w:rPr>
+        <w:t>);</w:t>
       </w:r>
     </w:p>
     <w:p>
@@ -1759,6 +2102,7 @@
         </w:rPr>
         <w:t xml:space="preserve">            </w:t>
       </w:r>
+      <w:proofErr w:type="spellStart"/>
       <w:r>
         <w:rPr>
           <w:rFonts w:ascii="Arial" w:hAnsi="Arial" w:cs="Arial"/>
@@ -1770,16 +2114,43 @@
         </w:rPr>
         <w:t>if</w:t>
       </w:r>
-      <w:r>
-        <w:rPr>
-          <w:rFonts w:ascii="Arial" w:hAnsi="Arial" w:cs="Arial"/>
-          <w:color w:val="000000"/>
-          <w:kern w:val="0"/>
-          <w:sz w:val="24"/>
-          <w:szCs w:val="24"/>
-          <w:highlight w:val="white"/>
-        </w:rPr>
-        <w:t xml:space="preserve"> (namen.Contains(</w:t>
+      <w:proofErr w:type="spellEnd"/>
+      <w:r>
+        <w:rPr>
+          <w:rFonts w:ascii="Arial" w:hAnsi="Arial" w:cs="Arial"/>
+          <w:color w:val="000000"/>
+          <w:kern w:val="0"/>
+          <w:sz w:val="24"/>
+          <w:szCs w:val="24"/>
+          <w:highlight w:val="white"/>
+        </w:rPr>
+        <w:t xml:space="preserve"> (</w:t>
+      </w:r>
+      <w:proofErr w:type="spellStart"/>
+      <w:proofErr w:type="gramStart"/>
+      <w:r>
+        <w:rPr>
+          <w:rFonts w:ascii="Arial" w:hAnsi="Arial" w:cs="Arial"/>
+          <w:color w:val="000000"/>
+          <w:kern w:val="0"/>
+          <w:sz w:val="24"/>
+          <w:szCs w:val="24"/>
+          <w:highlight w:val="white"/>
+        </w:rPr>
+        <w:t>namen.Contains</w:t>
+      </w:r>
+      <w:proofErr w:type="spellEnd"/>
+      <w:proofErr w:type="gramEnd"/>
+      <w:r>
+        <w:rPr>
+          <w:rFonts w:ascii="Arial" w:hAnsi="Arial" w:cs="Arial"/>
+          <w:color w:val="000000"/>
+          <w:kern w:val="0"/>
+          <w:sz w:val="24"/>
+          <w:szCs w:val="24"/>
+          <w:highlight w:val="white"/>
+        </w:rPr>
+        <w:t>(</w:t>
       </w:r>
       <w:r>
         <w:rPr>
@@ -1857,6 +2228,7 @@
         </w:rPr>
         <w:t xml:space="preserve">                </w:t>
       </w:r>
+      <w:proofErr w:type="spellStart"/>
       <w:r>
         <w:rPr>
           <w:rFonts w:ascii="Arial" w:hAnsi="Arial" w:cs="Arial"/>
@@ -1877,7 +2249,19 @@
           <w:szCs w:val="24"/>
           <w:highlight w:val="white"/>
         </w:rPr>
-        <w:t>.WriteLine(</w:t>
+        <w:t>.WriteLine</w:t>
+      </w:r>
+      <w:proofErr w:type="spellEnd"/>
+      <w:r>
+        <w:rPr>
+          <w:rFonts w:ascii="Arial" w:hAnsi="Arial" w:cs="Arial"/>
+          <w:color w:val="000000"/>
+          <w:kern w:val="0"/>
+          <w:sz w:val="24"/>
+          <w:szCs w:val="24"/>
+          <w:highlight w:val="white"/>
+        </w:rPr>
+        <w:t>(</w:t>
       </w:r>
       <w:r>
         <w:rPr>
@@ -1980,7 +2364,31 @@
           <w:szCs w:val="24"/>
           <w:highlight w:val="white"/>
         </w:rPr>
-        <w:t xml:space="preserve">// Entfernen von betseimmtem Element </w:t>
+        <w:t xml:space="preserve">// Entfernen von </w:t>
+      </w:r>
+      <w:proofErr w:type="spellStart"/>
+      <w:r>
+        <w:rPr>
+          <w:rFonts w:ascii="Arial" w:hAnsi="Arial" w:cs="Arial"/>
+          <w:color w:val="008000"/>
+          <w:kern w:val="0"/>
+          <w:sz w:val="24"/>
+          <w:szCs w:val="24"/>
+          <w:highlight w:val="white"/>
+        </w:rPr>
+        <w:t>betseimmtem</w:t>
+      </w:r>
+      <w:proofErr w:type="spellEnd"/>
+      <w:r>
+        <w:rPr>
+          <w:rFonts w:ascii="Arial" w:hAnsi="Arial" w:cs="Arial"/>
+          <w:color w:val="008000"/>
+          <w:kern w:val="0"/>
+          <w:sz w:val="24"/>
+          <w:szCs w:val="24"/>
+          <w:highlight w:val="white"/>
+        </w:rPr>
+        <w:t xml:space="preserve"> Element </w:t>
       </w:r>
     </w:p>
     <w:p>
@@ -2007,7 +2415,33 @@
           <w:szCs w:val="24"/>
           <w:highlight w:val="white"/>
         </w:rPr>
-        <w:t xml:space="preserve">            namen.Remove(</w:t>
+        <w:t xml:space="preserve">            </w:t>
+      </w:r>
+      <w:proofErr w:type="spellStart"/>
+      <w:proofErr w:type="gramStart"/>
+      <w:r>
+        <w:rPr>
+          <w:rFonts w:ascii="Arial" w:hAnsi="Arial" w:cs="Arial"/>
+          <w:color w:val="000000"/>
+          <w:kern w:val="0"/>
+          <w:sz w:val="24"/>
+          <w:szCs w:val="24"/>
+          <w:highlight w:val="white"/>
+        </w:rPr>
+        <w:t>namen.Remove</w:t>
+      </w:r>
+      <w:proofErr w:type="spellEnd"/>
+      <w:proofErr w:type="gramEnd"/>
+      <w:r>
+        <w:rPr>
+          <w:rFonts w:ascii="Arial" w:hAnsi="Arial" w:cs="Arial"/>
+          <w:color w:val="000000"/>
+          <w:kern w:val="0"/>
+          <w:sz w:val="24"/>
+          <w:szCs w:val="24"/>
+          <w:highlight w:val="white"/>
+        </w:rPr>
+        <w:t>(</w:t>
       </w:r>
       <w:r>
         <w:rPr>
@@ -2058,6 +2492,7 @@
         </w:rPr>
         <w:t xml:space="preserve">            </w:t>
       </w:r>
+      <w:proofErr w:type="spellStart"/>
       <w:r>
         <w:rPr>
           <w:rFonts w:ascii="Arial" w:hAnsi="Arial" w:cs="Arial"/>
@@ -2078,7 +2513,19 @@
           <w:szCs w:val="24"/>
           <w:highlight w:val="white"/>
         </w:rPr>
-        <w:t>.WriteLine(</w:t>
+        <w:t>.WriteLine</w:t>
+      </w:r>
+      <w:proofErr w:type="spellEnd"/>
+      <w:r>
+        <w:rPr>
+          <w:rFonts w:ascii="Arial" w:hAnsi="Arial" w:cs="Arial"/>
+          <w:color w:val="000000"/>
+          <w:kern w:val="0"/>
+          <w:sz w:val="24"/>
+          <w:szCs w:val="24"/>
+          <w:highlight w:val="white"/>
+        </w:rPr>
+        <w:t>(</w:t>
       </w:r>
       <w:r>
         <w:rPr>
@@ -2100,7 +2547,33 @@
           <w:szCs w:val="24"/>
           <w:highlight w:val="white"/>
         </w:rPr>
-        <w:t xml:space="preserve"> + namen.Count);</w:t>
+        <w:t xml:space="preserve"> + </w:t>
+      </w:r>
+      <w:proofErr w:type="spellStart"/>
+      <w:proofErr w:type="gramStart"/>
+      <w:r>
+        <w:rPr>
+          <w:rFonts w:ascii="Arial" w:hAnsi="Arial" w:cs="Arial"/>
+          <w:color w:val="000000"/>
+          <w:kern w:val="0"/>
+          <w:sz w:val="24"/>
+          <w:szCs w:val="24"/>
+          <w:highlight w:val="white"/>
+        </w:rPr>
+        <w:t>namen.Count</w:t>
+      </w:r>
+      <w:proofErr w:type="spellEnd"/>
+      <w:proofErr w:type="gramEnd"/>
+      <w:r>
+        <w:rPr>
+          <w:rFonts w:ascii="Arial" w:hAnsi="Arial" w:cs="Arial"/>
+          <w:color w:val="000000"/>
+          <w:kern w:val="0"/>
+          <w:sz w:val="24"/>
+          <w:szCs w:val="24"/>
+          <w:highlight w:val="white"/>
+        </w:rPr>
+        <w:t>);</w:t>
       </w:r>
     </w:p>
     <w:p>
@@ -2181,7 +2654,33 @@
           <w:szCs w:val="24"/>
           <w:highlight w:val="white"/>
         </w:rPr>
-        <w:t xml:space="preserve">            namen.RemoveAt(0);</w:t>
+        <w:t xml:space="preserve">            </w:t>
+      </w:r>
+      <w:proofErr w:type="spellStart"/>
+      <w:proofErr w:type="gramStart"/>
+      <w:r>
+        <w:rPr>
+          <w:rFonts w:ascii="Arial" w:hAnsi="Arial" w:cs="Arial"/>
+          <w:color w:val="000000"/>
+          <w:kern w:val="0"/>
+          <w:sz w:val="24"/>
+          <w:szCs w:val="24"/>
+          <w:highlight w:val="white"/>
+        </w:rPr>
+        <w:t>namen.RemoveAt</w:t>
+      </w:r>
+      <w:proofErr w:type="spellEnd"/>
+      <w:proofErr w:type="gramEnd"/>
+      <w:r>
+        <w:rPr>
+          <w:rFonts w:ascii="Arial" w:hAnsi="Arial" w:cs="Arial"/>
+          <w:color w:val="000000"/>
+          <w:kern w:val="0"/>
+          <w:sz w:val="24"/>
+          <w:szCs w:val="24"/>
+          <w:highlight w:val="white"/>
+        </w:rPr>
+        <w:t>(0);</w:t>
       </w:r>
     </w:p>
     <w:p>
@@ -2210,6 +2709,7 @@
         </w:rPr>
         <w:t xml:space="preserve">            </w:t>
       </w:r>
+      <w:proofErr w:type="spellStart"/>
       <w:r>
         <w:rPr>
           <w:rFonts w:ascii="Arial" w:hAnsi="Arial" w:cs="Arial"/>
@@ -2230,7 +2730,19 @@
           <w:szCs w:val="24"/>
           <w:highlight w:val="white"/>
         </w:rPr>
-        <w:t>.WriteLine(</w:t>
+        <w:t>.WriteLine</w:t>
+      </w:r>
+      <w:proofErr w:type="spellEnd"/>
+      <w:r>
+        <w:rPr>
+          <w:rFonts w:ascii="Arial" w:hAnsi="Arial" w:cs="Arial"/>
+          <w:color w:val="000000"/>
+          <w:kern w:val="0"/>
+          <w:sz w:val="24"/>
+          <w:szCs w:val="24"/>
+          <w:highlight w:val="white"/>
+        </w:rPr>
+        <w:t>(</w:t>
       </w:r>
       <w:r>
         <w:rPr>
@@ -2252,7 +2764,33 @@
           <w:szCs w:val="24"/>
           <w:highlight w:val="white"/>
         </w:rPr>
-        <w:t xml:space="preserve"> + namen.Count + </w:t>
+        <w:t xml:space="preserve"> + </w:t>
+      </w:r>
+      <w:proofErr w:type="spellStart"/>
+      <w:proofErr w:type="gramStart"/>
+      <w:r>
+        <w:rPr>
+          <w:rFonts w:ascii="Arial" w:hAnsi="Arial" w:cs="Arial"/>
+          <w:color w:val="000000"/>
+          <w:kern w:val="0"/>
+          <w:sz w:val="24"/>
+          <w:szCs w:val="24"/>
+          <w:highlight w:val="white"/>
+        </w:rPr>
+        <w:t>namen.Count</w:t>
+      </w:r>
+      <w:proofErr w:type="spellEnd"/>
+      <w:proofErr w:type="gramEnd"/>
+      <w:r>
+        <w:rPr>
+          <w:rFonts w:ascii="Arial" w:hAnsi="Arial" w:cs="Arial"/>
+          <w:color w:val="000000"/>
+          <w:kern w:val="0"/>
+          <w:sz w:val="24"/>
+          <w:szCs w:val="24"/>
+          <w:highlight w:val="white"/>
+        </w:rPr>
+        <w:t xml:space="preserve"> + </w:t>
       </w:r>
       <w:r>
         <w:rPr>
@@ -2355,7 +2893,57 @@
           <w:szCs w:val="24"/>
           <w:highlight w:val="white"/>
         </w:rPr>
-        <w:t xml:space="preserve">            namen.AddRange(namen);</w:t>
+        <w:t xml:space="preserve">            </w:t>
+      </w:r>
+      <w:proofErr w:type="spellStart"/>
+      <w:proofErr w:type="gramStart"/>
+      <w:r>
+        <w:rPr>
+          <w:rFonts w:ascii="Arial" w:hAnsi="Arial" w:cs="Arial"/>
+          <w:color w:val="000000"/>
+          <w:kern w:val="0"/>
+          <w:sz w:val="24"/>
+          <w:szCs w:val="24"/>
+          <w:highlight w:val="white"/>
+        </w:rPr>
+        <w:t>namen.AddRange</w:t>
+      </w:r>
+      <w:proofErr w:type="spellEnd"/>
+      <w:proofErr w:type="gramEnd"/>
+      <w:r>
+        <w:rPr>
+          <w:rFonts w:ascii="Arial" w:hAnsi="Arial" w:cs="Arial"/>
+          <w:color w:val="000000"/>
+          <w:kern w:val="0"/>
+          <w:sz w:val="24"/>
+          <w:szCs w:val="24"/>
+          <w:highlight w:val="white"/>
+        </w:rPr>
+        <w:t>(</w:t>
+      </w:r>
+      <w:proofErr w:type="spellStart"/>
+      <w:r>
+        <w:rPr>
+          <w:rFonts w:ascii="Arial" w:hAnsi="Arial" w:cs="Arial"/>
+          <w:color w:val="000000"/>
+          <w:kern w:val="0"/>
+          <w:sz w:val="24"/>
+          <w:szCs w:val="24"/>
+          <w:highlight w:val="white"/>
+        </w:rPr>
+        <w:t>namen</w:t>
+      </w:r>
+      <w:proofErr w:type="spellEnd"/>
+      <w:r>
+        <w:rPr>
+          <w:rFonts w:ascii="Arial" w:hAnsi="Arial" w:cs="Arial"/>
+          <w:color w:val="000000"/>
+          <w:kern w:val="0"/>
+          <w:sz w:val="24"/>
+          <w:szCs w:val="24"/>
+          <w:highlight w:val="white"/>
+        </w:rPr>
+        <w:t>);</w:t>
       </w:r>
     </w:p>
     <w:p>
@@ -2384,6 +2972,7 @@
         </w:rPr>
         <w:t xml:space="preserve">            </w:t>
       </w:r>
+      <w:proofErr w:type="spellStart"/>
       <w:r>
         <w:rPr>
           <w:rFonts w:ascii="Arial" w:hAnsi="Arial" w:cs="Arial"/>
@@ -2404,7 +2993,19 @@
           <w:szCs w:val="24"/>
           <w:highlight w:val="white"/>
         </w:rPr>
-        <w:t>.WriteLine(</w:t>
+        <w:t>.WriteLine</w:t>
+      </w:r>
+      <w:proofErr w:type="spellEnd"/>
+      <w:r>
+        <w:rPr>
+          <w:rFonts w:ascii="Arial" w:hAnsi="Arial" w:cs="Arial"/>
+          <w:color w:val="000000"/>
+          <w:kern w:val="0"/>
+          <w:sz w:val="24"/>
+          <w:szCs w:val="24"/>
+          <w:highlight w:val="white"/>
+        </w:rPr>
+        <w:t>(</w:t>
       </w:r>
       <w:r>
         <w:rPr>
@@ -2426,7 +3027,33 @@
           <w:szCs w:val="24"/>
           <w:highlight w:val="white"/>
         </w:rPr>
-        <w:t xml:space="preserve"> + namen.Count + </w:t>
+        <w:t xml:space="preserve"> + </w:t>
+      </w:r>
+      <w:proofErr w:type="spellStart"/>
+      <w:proofErr w:type="gramStart"/>
+      <w:r>
+        <w:rPr>
+          <w:rFonts w:ascii="Arial" w:hAnsi="Arial" w:cs="Arial"/>
+          <w:color w:val="000000"/>
+          <w:kern w:val="0"/>
+          <w:sz w:val="24"/>
+          <w:szCs w:val="24"/>
+          <w:highlight w:val="white"/>
+        </w:rPr>
+        <w:t>namen.Count</w:t>
+      </w:r>
+      <w:proofErr w:type="spellEnd"/>
+      <w:proofErr w:type="gramEnd"/>
+      <w:r>
+        <w:rPr>
+          <w:rFonts w:ascii="Arial" w:hAnsi="Arial" w:cs="Arial"/>
+          <w:color w:val="000000"/>
+          <w:kern w:val="0"/>
+          <w:sz w:val="24"/>
+          <w:szCs w:val="24"/>
+          <w:highlight w:val="white"/>
+        </w:rPr>
+        <w:t xml:space="preserve"> + </w:t>
       </w:r>
       <w:r>
         <w:rPr>
@@ -2540,7 +3167,85 @@
           <w:highlight w:val="white"/>
           <w:lang w:val="en-GB"/>
         </w:rPr>
-        <w:t xml:space="preserve"> i = 0; i &lt;= 100; i++)</w:t>
+        <w:t xml:space="preserve"> </w:t>
+      </w:r>
+      <w:proofErr w:type="spellStart"/>
+      <w:r>
+        <w:rPr>
+          <w:rFonts w:ascii="Arial" w:hAnsi="Arial" w:cs="Arial"/>
+          <w:color w:val="000000"/>
+          <w:kern w:val="0"/>
+          <w:sz w:val="24"/>
+          <w:szCs w:val="24"/>
+          <w:highlight w:val="white"/>
+          <w:lang w:val="en-GB"/>
+        </w:rPr>
+        <w:t>i</w:t>
+      </w:r>
+      <w:proofErr w:type="spellEnd"/>
+      <w:r>
+        <w:rPr>
+          <w:rFonts w:ascii="Arial" w:hAnsi="Arial" w:cs="Arial"/>
+          <w:color w:val="000000"/>
+          <w:kern w:val="0"/>
+          <w:sz w:val="24"/>
+          <w:szCs w:val="24"/>
+          <w:highlight w:val="white"/>
+          <w:lang w:val="en-GB"/>
+        </w:rPr>
+        <w:t xml:space="preserve"> = 0; </w:t>
+      </w:r>
+      <w:proofErr w:type="spellStart"/>
+      <w:r>
+        <w:rPr>
+          <w:rFonts w:ascii="Arial" w:hAnsi="Arial" w:cs="Arial"/>
+          <w:color w:val="000000"/>
+          <w:kern w:val="0"/>
+          <w:sz w:val="24"/>
+          <w:szCs w:val="24"/>
+          <w:highlight w:val="white"/>
+          <w:lang w:val="en-GB"/>
+        </w:rPr>
+        <w:t>i</w:t>
+      </w:r>
+      <w:proofErr w:type="spellEnd"/>
+      <w:r>
+        <w:rPr>
+          <w:rFonts w:ascii="Arial" w:hAnsi="Arial" w:cs="Arial"/>
+          <w:color w:val="000000"/>
+          <w:kern w:val="0"/>
+          <w:sz w:val="24"/>
+          <w:szCs w:val="24"/>
+          <w:highlight w:val="white"/>
+          <w:lang w:val="en-GB"/>
+        </w:rPr>
+        <w:t xml:space="preserve"> &lt;= 100; </w:t>
+      </w:r>
+      <w:proofErr w:type="spellStart"/>
+      <w:r>
+        <w:rPr>
+          <w:rFonts w:ascii="Arial" w:hAnsi="Arial" w:cs="Arial"/>
+          <w:color w:val="000000"/>
+          <w:kern w:val="0"/>
+          <w:sz w:val="24"/>
+          <w:szCs w:val="24"/>
+          <w:highlight w:val="white"/>
+          <w:lang w:val="en-GB"/>
+        </w:rPr>
+        <w:t>i</w:t>
+      </w:r>
+      <w:proofErr w:type="spellEnd"/>
+      <w:r>
+        <w:rPr>
+          <w:rFonts w:ascii="Arial" w:hAnsi="Arial" w:cs="Arial"/>
+          <w:color w:val="000000"/>
+          <w:kern w:val="0"/>
+          <w:sz w:val="24"/>
+          <w:szCs w:val="24"/>
+          <w:highlight w:val="white"/>
+          <w:lang w:val="en-GB"/>
+        </w:rPr>
+        <w:t>++)</w:t>
       </w:r>
     </w:p>
     <w:p>
@@ -2598,8 +3303,37 @@
           <w:highlight w:val="white"/>
           <w:lang w:val="en-GB"/>
         </w:rPr>
-        <w:t xml:space="preserve">                namen.Add(</w:t>
-      </w:r>
+        <w:t xml:space="preserve">                </w:t>
+      </w:r>
+      <w:proofErr w:type="spellStart"/>
+      <w:proofErr w:type="gramStart"/>
+      <w:r>
+        <w:rPr>
+          <w:rFonts w:ascii="Arial" w:hAnsi="Arial" w:cs="Arial"/>
+          <w:color w:val="000000"/>
+          <w:kern w:val="0"/>
+          <w:sz w:val="24"/>
+          <w:szCs w:val="24"/>
+          <w:highlight w:val="white"/>
+          <w:lang w:val="en-GB"/>
+        </w:rPr>
+        <w:t>namen.Add</w:t>
+      </w:r>
+      <w:proofErr w:type="spellEnd"/>
+      <w:proofErr w:type="gramEnd"/>
+      <w:r>
+        <w:rPr>
+          <w:rFonts w:ascii="Arial" w:hAnsi="Arial" w:cs="Arial"/>
+          <w:color w:val="000000"/>
+          <w:kern w:val="0"/>
+          <w:sz w:val="24"/>
+          <w:szCs w:val="24"/>
+          <w:highlight w:val="white"/>
+          <w:lang w:val="en-GB"/>
+        </w:rPr>
+        <w:t>(</w:t>
+      </w:r>
+      <w:proofErr w:type="spellStart"/>
       <w:r>
         <w:rPr>
           <w:rFonts w:ascii="Arial" w:hAnsi="Arial" w:cs="Arial"/>
@@ -2622,8 +3356,75 @@
           <w:highlight w:val="white"/>
           <w:lang w:val="en-GB"/>
         </w:rPr>
-        <w:t>.NewGuid().ToString());</w:t>
-      </w:r>
+        <w:t>.NewGuid</w:t>
+      </w:r>
+      <w:proofErr w:type="spellEnd"/>
+      <w:r>
+        <w:rPr>
+          <w:rFonts w:ascii="Arial" w:hAnsi="Arial" w:cs="Arial"/>
+          <w:color w:val="000000"/>
+          <w:kern w:val="0"/>
+          <w:sz w:val="24"/>
+          <w:szCs w:val="24"/>
+          <w:highlight w:val="white"/>
+          <w:lang w:val="en-GB"/>
+        </w:rPr>
+        <w:t>(</w:t>
+      </w:r>
+      <w:proofErr w:type="gramStart"/>
+      <w:r>
+        <w:rPr>
+          <w:rFonts w:ascii="Arial" w:hAnsi="Arial" w:cs="Arial"/>
+          <w:color w:val="000000"/>
+          <w:kern w:val="0"/>
+          <w:sz w:val="24"/>
+          <w:szCs w:val="24"/>
+          <w:highlight w:val="white"/>
+          <w:lang w:val="en-GB"/>
+        </w:rPr>
+        <w:t>).</w:t>
+      </w:r>
+      <w:proofErr w:type="spellStart"/>
+      <w:r>
+        <w:rPr>
+          <w:rFonts w:ascii="Arial" w:hAnsi="Arial" w:cs="Arial"/>
+          <w:color w:val="000000"/>
+          <w:kern w:val="0"/>
+          <w:sz w:val="24"/>
+          <w:szCs w:val="24"/>
+          <w:highlight w:val="white"/>
+          <w:lang w:val="en-GB"/>
+        </w:rPr>
+        <w:t>ToString</w:t>
+      </w:r>
+      <w:proofErr w:type="spellEnd"/>
+      <w:proofErr w:type="gramEnd"/>
+      <w:r>
+        <w:rPr>
+          <w:rFonts w:ascii="Arial" w:hAnsi="Arial" w:cs="Arial"/>
+          <w:color w:val="000000"/>
+          <w:kern w:val="0"/>
+          <w:sz w:val="24"/>
+          <w:szCs w:val="24"/>
+          <w:highlight w:val="white"/>
+          <w:lang w:val="en-GB"/>
+        </w:rPr>
+        <w:t>()</w:t>
+      </w:r>
+      <w:proofErr w:type="gramStart"/>
+      <w:r>
+        <w:rPr>
+          <w:rFonts w:ascii="Arial" w:hAnsi="Arial" w:cs="Arial"/>
+          <w:color w:val="000000"/>
+          <w:kern w:val="0"/>
+          <w:sz w:val="24"/>
+          <w:szCs w:val="24"/>
+          <w:highlight w:val="white"/>
+          <w:lang w:val="en-GB"/>
+        </w:rPr>
+        <w:t>);</w:t>
+      </w:r>
+      <w:proofErr w:type="gramEnd"/>
     </w:p>
     <w:p>
       <w:pPr>
@@ -2706,6 +3507,7 @@
         </w:rPr>
         <w:t xml:space="preserve">            </w:t>
       </w:r>
+      <w:proofErr w:type="spellStart"/>
       <w:r>
         <w:rPr>
           <w:rFonts w:ascii="Arial" w:hAnsi="Arial" w:cs="Arial"/>
@@ -2726,7 +3528,19 @@
           <w:szCs w:val="24"/>
           <w:highlight w:val="white"/>
         </w:rPr>
-        <w:t>.WriteLine(</w:t>
+        <w:t>.WriteLine</w:t>
+      </w:r>
+      <w:proofErr w:type="spellEnd"/>
+      <w:r>
+        <w:rPr>
+          <w:rFonts w:ascii="Arial" w:hAnsi="Arial" w:cs="Arial"/>
+          <w:color w:val="000000"/>
+          <w:kern w:val="0"/>
+          <w:sz w:val="24"/>
+          <w:szCs w:val="24"/>
+          <w:highlight w:val="white"/>
+        </w:rPr>
+        <w:t>(</w:t>
       </w:r>
       <w:r>
         <w:rPr>
@@ -2748,7 +3562,33 @@
           <w:szCs w:val="24"/>
           <w:highlight w:val="white"/>
         </w:rPr>
-        <w:t xml:space="preserve"> + namen.Count + </w:t>
+        <w:t xml:space="preserve"> + </w:t>
+      </w:r>
+      <w:proofErr w:type="spellStart"/>
+      <w:proofErr w:type="gramStart"/>
+      <w:r>
+        <w:rPr>
+          <w:rFonts w:ascii="Arial" w:hAnsi="Arial" w:cs="Arial"/>
+          <w:color w:val="000000"/>
+          <w:kern w:val="0"/>
+          <w:sz w:val="24"/>
+          <w:szCs w:val="24"/>
+          <w:highlight w:val="white"/>
+        </w:rPr>
+        <w:t>namen.Count</w:t>
+      </w:r>
+      <w:proofErr w:type="spellEnd"/>
+      <w:proofErr w:type="gramEnd"/>
+      <w:r>
+        <w:rPr>
+          <w:rFonts w:ascii="Arial" w:hAnsi="Arial" w:cs="Arial"/>
+          <w:color w:val="000000"/>
+          <w:kern w:val="0"/>
+          <w:sz w:val="24"/>
+          <w:szCs w:val="24"/>
+          <w:highlight w:val="white"/>
+        </w:rPr>
+        <w:t xml:space="preserve"> + </w:t>
       </w:r>
       <w:r>
         <w:rPr>
@@ -2824,7 +3664,31 @@
           <w:szCs w:val="24"/>
           <w:highlight w:val="white"/>
         </w:rPr>
-        <w:t>// Ausfsteigendes Sortieren der Liste</w:t>
+        <w:t xml:space="preserve">// </w:t>
+      </w:r>
+      <w:proofErr w:type="spellStart"/>
+      <w:r>
+        <w:rPr>
+          <w:rFonts w:ascii="Arial" w:hAnsi="Arial" w:cs="Arial"/>
+          <w:color w:val="008000"/>
+          <w:kern w:val="0"/>
+          <w:sz w:val="24"/>
+          <w:szCs w:val="24"/>
+          <w:highlight w:val="white"/>
+        </w:rPr>
+        <w:t>Ausfsteigendes</w:t>
+      </w:r>
+      <w:proofErr w:type="spellEnd"/>
+      <w:r>
+        <w:rPr>
+          <w:rFonts w:ascii="Arial" w:hAnsi="Arial" w:cs="Arial"/>
+          <w:color w:val="008000"/>
+          <w:kern w:val="0"/>
+          <w:sz w:val="24"/>
+          <w:szCs w:val="24"/>
+          <w:highlight w:val="white"/>
+        </w:rPr>
+        <w:t xml:space="preserve"> Sortieren der Liste</w:t>
       </w:r>
     </w:p>
     <w:p>
@@ -2851,7 +3715,33 @@
           <w:szCs w:val="24"/>
           <w:highlight w:val="white"/>
         </w:rPr>
-        <w:t xml:space="preserve">            namen.Sort();</w:t>
+        <w:t xml:space="preserve">            </w:t>
+      </w:r>
+      <w:proofErr w:type="spellStart"/>
+      <w:proofErr w:type="gramStart"/>
+      <w:r>
+        <w:rPr>
+          <w:rFonts w:ascii="Arial" w:hAnsi="Arial" w:cs="Arial"/>
+          <w:color w:val="000000"/>
+          <w:kern w:val="0"/>
+          <w:sz w:val="24"/>
+          <w:szCs w:val="24"/>
+          <w:highlight w:val="white"/>
+        </w:rPr>
+        <w:t>namen.Sort</w:t>
+      </w:r>
+      <w:proofErr w:type="spellEnd"/>
+      <w:proofErr w:type="gramEnd"/>
+      <w:r>
+        <w:rPr>
+          <w:rFonts w:ascii="Arial" w:hAnsi="Arial" w:cs="Arial"/>
+          <w:color w:val="000000"/>
+          <w:kern w:val="0"/>
+          <w:sz w:val="24"/>
+          <w:szCs w:val="24"/>
+          <w:highlight w:val="white"/>
+        </w:rPr>
+        <w:t>();</w:t>
       </w:r>
     </w:p>
     <w:p>
@@ -2880,6 +3770,7 @@
         </w:rPr>
         <w:t xml:space="preserve">            </w:t>
       </w:r>
+      <w:proofErr w:type="spellStart"/>
       <w:r>
         <w:rPr>
           <w:rFonts w:ascii="Arial" w:hAnsi="Arial" w:cs="Arial"/>
@@ -2900,7 +3791,19 @@
           <w:szCs w:val="24"/>
           <w:highlight w:val="white"/>
         </w:rPr>
-        <w:t>.WriteLine(</w:t>
+        <w:t>.WriteLine</w:t>
+      </w:r>
+      <w:proofErr w:type="spellEnd"/>
+      <w:r>
+        <w:rPr>
+          <w:rFonts w:ascii="Arial" w:hAnsi="Arial" w:cs="Arial"/>
+          <w:color w:val="000000"/>
+          <w:kern w:val="0"/>
+          <w:sz w:val="24"/>
+          <w:szCs w:val="24"/>
+          <w:highlight w:val="white"/>
+        </w:rPr>
+        <w:t>(</w:t>
       </w:r>
       <w:r>
         <w:rPr>
@@ -2938,7 +3841,6 @@
           <w:sz w:val="24"/>
           <w:szCs w:val="24"/>
           <w:highlight w:val="white"/>
-          <w:lang w:val="en-GB"/>
         </w:rPr>
       </w:pPr>
       <w:r>
@@ -2952,6 +3854,7 @@
         </w:rPr>
         <w:t xml:space="preserve">            </w:t>
       </w:r>
+      <w:proofErr w:type="spellStart"/>
       <w:r>
         <w:rPr>
           <w:rFonts w:ascii="Arial" w:hAnsi="Arial" w:cs="Arial"/>
@@ -2960,22 +3863,22 @@
           <w:sz w:val="24"/>
           <w:szCs w:val="24"/>
           <w:highlight w:val="white"/>
-          <w:lang w:val="en-GB"/>
         </w:rPr>
         <w:t>for</w:t>
       </w:r>
-      <w:r>
-        <w:rPr>
-          <w:rFonts w:ascii="Arial" w:hAnsi="Arial" w:cs="Arial"/>
-          <w:color w:val="000000"/>
-          <w:kern w:val="0"/>
-          <w:sz w:val="24"/>
-          <w:szCs w:val="24"/>
-          <w:highlight w:val="white"/>
-          <w:lang w:val="en-GB"/>
+      <w:proofErr w:type="spellEnd"/>
+      <w:r>
+        <w:rPr>
+          <w:rFonts w:ascii="Arial" w:hAnsi="Arial" w:cs="Arial"/>
+          <w:color w:val="000000"/>
+          <w:kern w:val="0"/>
+          <w:sz w:val="24"/>
+          <w:szCs w:val="24"/>
+          <w:highlight w:val="white"/>
         </w:rPr>
         <w:t xml:space="preserve"> (</w:t>
       </w:r>
+      <w:proofErr w:type="spellStart"/>
       <w:r>
         <w:rPr>
           <w:rFonts w:ascii="Arial" w:hAnsi="Arial" w:cs="Arial"/>
@@ -2984,19 +3887,18 @@
           <w:sz w:val="24"/>
           <w:szCs w:val="24"/>
           <w:highlight w:val="white"/>
-          <w:lang w:val="en-GB"/>
         </w:rPr>
         <w:t>int</w:t>
       </w:r>
-      <w:r>
-        <w:rPr>
-          <w:rFonts w:ascii="Arial" w:hAnsi="Arial" w:cs="Arial"/>
-          <w:color w:val="000000"/>
-          <w:kern w:val="0"/>
-          <w:sz w:val="24"/>
-          <w:szCs w:val="24"/>
-          <w:highlight w:val="white"/>
-          <w:lang w:val="en-GB"/>
+      <w:proofErr w:type="spellEnd"/>
+      <w:r>
+        <w:rPr>
+          <w:rFonts w:ascii="Arial" w:hAnsi="Arial" w:cs="Arial"/>
+          <w:color w:val="000000"/>
+          <w:kern w:val="0"/>
+          <w:sz w:val="24"/>
+          <w:szCs w:val="24"/>
+          <w:highlight w:val="white"/>
         </w:rPr>
         <w:t xml:space="preserve"> i = 0; i &lt;= 100; i++)</w:t>
       </w:r>
@@ -3014,18 +3916,16 @@
           <w:sz w:val="24"/>
           <w:szCs w:val="24"/>
           <w:highlight w:val="white"/>
-          <w:lang w:val="en-GB"/>
-        </w:rPr>
-      </w:pPr>
-      <w:r>
-        <w:rPr>
-          <w:rFonts w:ascii="Arial" w:hAnsi="Arial" w:cs="Arial"/>
-          <w:color w:val="000000"/>
-          <w:kern w:val="0"/>
-          <w:sz w:val="24"/>
-          <w:szCs w:val="24"/>
-          <w:highlight w:val="white"/>
-          <w:lang w:val="en-GB"/>
+        </w:rPr>
+      </w:pPr>
+      <w:r>
+        <w:rPr>
+          <w:rFonts w:ascii="Arial" w:hAnsi="Arial" w:cs="Arial"/>
+          <w:color w:val="000000"/>
+          <w:kern w:val="0"/>
+          <w:sz w:val="24"/>
+          <w:szCs w:val="24"/>
+          <w:highlight w:val="white"/>
         </w:rPr>
         <w:t xml:space="preserve">            {</w:t>
       </w:r>
@@ -3043,21 +3943,20 @@
           <w:sz w:val="24"/>
           <w:szCs w:val="24"/>
           <w:highlight w:val="white"/>
-          <w:lang w:val="en-GB"/>
-        </w:rPr>
-      </w:pPr>
-      <w:r>
-        <w:rPr>
-          <w:rFonts w:ascii="Arial" w:hAnsi="Arial" w:cs="Arial"/>
-          <w:color w:val="000000"/>
-          <w:kern w:val="0"/>
-          <w:sz w:val="24"/>
-          <w:szCs w:val="24"/>
-          <w:highlight w:val="white"/>
-          <w:lang w:val="en-GB"/>
+        </w:rPr>
+      </w:pPr>
+      <w:r>
+        <w:rPr>
+          <w:rFonts w:ascii="Arial" w:hAnsi="Arial" w:cs="Arial"/>
+          <w:color w:val="000000"/>
+          <w:kern w:val="0"/>
+          <w:sz w:val="24"/>
+          <w:szCs w:val="24"/>
+          <w:highlight w:val="white"/>
         </w:rPr>
         <w:t xml:space="preserve">                </w:t>
       </w:r>
+      <w:proofErr w:type="spellStart"/>
       <w:r>
         <w:rPr>
           <w:rFonts w:ascii="Arial" w:hAnsi="Arial" w:cs="Arial"/>
@@ -3066,7 +3965,6 @@
           <w:sz w:val="24"/>
           <w:szCs w:val="24"/>
           <w:highlight w:val="white"/>
-          <w:lang w:val="en-GB"/>
         </w:rPr>
         <w:t>Console</w:t>
       </w:r>
@@ -3078,9 +3976,44 @@
           <w:sz w:val="24"/>
           <w:szCs w:val="24"/>
           <w:highlight w:val="white"/>
-          <w:lang w:val="en-GB"/>
-        </w:rPr>
-        <w:t>.WriteLine(namen[i]);</w:t>
+        </w:rPr>
+        <w:t>.WriteLine</w:t>
+      </w:r>
+      <w:proofErr w:type="spellEnd"/>
+      <w:r>
+        <w:rPr>
+          <w:rFonts w:ascii="Arial" w:hAnsi="Arial" w:cs="Arial"/>
+          <w:color w:val="000000"/>
+          <w:kern w:val="0"/>
+          <w:sz w:val="24"/>
+          <w:szCs w:val="24"/>
+          <w:highlight w:val="white"/>
+        </w:rPr>
+        <w:t>(</w:t>
+      </w:r>
+      <w:proofErr w:type="spellStart"/>
+      <w:r>
+        <w:rPr>
+          <w:rFonts w:ascii="Arial" w:hAnsi="Arial" w:cs="Arial"/>
+          <w:color w:val="000000"/>
+          <w:kern w:val="0"/>
+          <w:sz w:val="24"/>
+          <w:szCs w:val="24"/>
+          <w:highlight w:val="white"/>
+        </w:rPr>
+        <w:t>namen</w:t>
+      </w:r>
+      <w:proofErr w:type="spellEnd"/>
+      <w:r>
+        <w:rPr>
+          <w:rFonts w:ascii="Arial" w:hAnsi="Arial" w:cs="Arial"/>
+          <w:color w:val="000000"/>
+          <w:kern w:val="0"/>
+          <w:sz w:val="24"/>
+          <w:szCs w:val="24"/>
+          <w:highlight w:val="white"/>
+        </w:rPr>
+        <w:t>[i]);</w:t>
       </w:r>
     </w:p>
     <w:p>
@@ -3096,7 +4029,6 @@
           <w:sz w:val="24"/>
           <w:szCs w:val="24"/>
           <w:highlight w:val="white"/>
-          <w:lang w:val="en-GB"/>
         </w:rPr>
       </w:pPr>
     </w:p>
@@ -3123,7 +4055,6 @@
           <w:sz w:val="24"/>
           <w:szCs w:val="24"/>
           <w:highlight w:val="white"/>
-          <w:lang w:val="en-GB"/>
         </w:rPr>
         <w:lastRenderedPageBreak/>
         <w:t xml:space="preserve">            </w:t>
@@ -3218,7 +4149,33 @@
           <w:szCs w:val="24"/>
           <w:highlight w:val="white"/>
         </w:rPr>
-        <w:t xml:space="preserve">            namen.Reverse();</w:t>
+        <w:t xml:space="preserve">            </w:t>
+      </w:r>
+      <w:proofErr w:type="spellStart"/>
+      <w:proofErr w:type="gramStart"/>
+      <w:r>
+        <w:rPr>
+          <w:rFonts w:ascii="Arial" w:hAnsi="Arial" w:cs="Arial"/>
+          <w:color w:val="000000"/>
+          <w:kern w:val="0"/>
+          <w:sz w:val="24"/>
+          <w:szCs w:val="24"/>
+          <w:highlight w:val="white"/>
+        </w:rPr>
+        <w:t>namen.Reverse</w:t>
+      </w:r>
+      <w:proofErr w:type="spellEnd"/>
+      <w:proofErr w:type="gramEnd"/>
+      <w:r>
+        <w:rPr>
+          <w:rFonts w:ascii="Arial" w:hAnsi="Arial" w:cs="Arial"/>
+          <w:color w:val="000000"/>
+          <w:kern w:val="0"/>
+          <w:sz w:val="24"/>
+          <w:szCs w:val="24"/>
+          <w:highlight w:val="white"/>
+        </w:rPr>
+        <w:t>();</w:t>
       </w:r>
     </w:p>
     <w:p>
@@ -3247,6 +4204,7 @@
         </w:rPr>
         <w:t xml:space="preserve">            </w:t>
       </w:r>
+      <w:proofErr w:type="spellStart"/>
       <w:r>
         <w:rPr>
           <w:rFonts w:ascii="Arial" w:hAnsi="Arial" w:cs="Arial"/>
@@ -3267,7 +4225,19 @@
           <w:szCs w:val="24"/>
           <w:highlight w:val="white"/>
         </w:rPr>
-        <w:t>.WriteLine(</w:t>
+        <w:t>.WriteLine</w:t>
+      </w:r>
+      <w:proofErr w:type="spellEnd"/>
+      <w:r>
+        <w:rPr>
+          <w:rFonts w:ascii="Arial" w:hAnsi="Arial" w:cs="Arial"/>
+          <w:color w:val="000000"/>
+          <w:kern w:val="0"/>
+          <w:sz w:val="24"/>
+          <w:szCs w:val="24"/>
+          <w:highlight w:val="white"/>
+        </w:rPr>
+        <w:t>(</w:t>
       </w:r>
       <w:r>
         <w:rPr>
@@ -3365,7 +4335,85 @@
           <w:highlight w:val="white"/>
           <w:lang w:val="en-GB"/>
         </w:rPr>
-        <w:t xml:space="preserve"> i = 0; i &lt;= 100; i++)</w:t>
+        <w:t xml:space="preserve"> </w:t>
+      </w:r>
+      <w:proofErr w:type="spellStart"/>
+      <w:r>
+        <w:rPr>
+          <w:rFonts w:ascii="Arial" w:hAnsi="Arial" w:cs="Arial"/>
+          <w:color w:val="000000"/>
+          <w:kern w:val="0"/>
+          <w:sz w:val="24"/>
+          <w:szCs w:val="24"/>
+          <w:highlight w:val="white"/>
+          <w:lang w:val="en-GB"/>
+        </w:rPr>
+        <w:t>i</w:t>
+      </w:r>
+      <w:proofErr w:type="spellEnd"/>
+      <w:r>
+        <w:rPr>
+          <w:rFonts w:ascii="Arial" w:hAnsi="Arial" w:cs="Arial"/>
+          <w:color w:val="000000"/>
+          <w:kern w:val="0"/>
+          <w:sz w:val="24"/>
+          <w:szCs w:val="24"/>
+          <w:highlight w:val="white"/>
+          <w:lang w:val="en-GB"/>
+        </w:rPr>
+        <w:t xml:space="preserve"> = 0; </w:t>
+      </w:r>
+      <w:proofErr w:type="spellStart"/>
+      <w:r>
+        <w:rPr>
+          <w:rFonts w:ascii="Arial" w:hAnsi="Arial" w:cs="Arial"/>
+          <w:color w:val="000000"/>
+          <w:kern w:val="0"/>
+          <w:sz w:val="24"/>
+          <w:szCs w:val="24"/>
+          <w:highlight w:val="white"/>
+          <w:lang w:val="en-GB"/>
+        </w:rPr>
+        <w:t>i</w:t>
+      </w:r>
+      <w:proofErr w:type="spellEnd"/>
+      <w:r>
+        <w:rPr>
+          <w:rFonts w:ascii="Arial" w:hAnsi="Arial" w:cs="Arial"/>
+          <w:color w:val="000000"/>
+          <w:kern w:val="0"/>
+          <w:sz w:val="24"/>
+          <w:szCs w:val="24"/>
+          <w:highlight w:val="white"/>
+          <w:lang w:val="en-GB"/>
+        </w:rPr>
+        <w:t xml:space="preserve"> &lt;= 100; </w:t>
+      </w:r>
+      <w:proofErr w:type="spellStart"/>
+      <w:r>
+        <w:rPr>
+          <w:rFonts w:ascii="Arial" w:hAnsi="Arial" w:cs="Arial"/>
+          <w:color w:val="000000"/>
+          <w:kern w:val="0"/>
+          <w:sz w:val="24"/>
+          <w:szCs w:val="24"/>
+          <w:highlight w:val="white"/>
+          <w:lang w:val="en-GB"/>
+        </w:rPr>
+        <w:t>i</w:t>
+      </w:r>
+      <w:proofErr w:type="spellEnd"/>
+      <w:r>
+        <w:rPr>
+          <w:rFonts w:ascii="Arial" w:hAnsi="Arial" w:cs="Arial"/>
+          <w:color w:val="000000"/>
+          <w:kern w:val="0"/>
+          <w:sz w:val="24"/>
+          <w:szCs w:val="24"/>
+          <w:highlight w:val="white"/>
+          <w:lang w:val="en-GB"/>
+        </w:rPr>
+        <w:t>++)</w:t>
       </w:r>
     </w:p>
     <w:p>
@@ -3425,6 +4473,7 @@
         </w:rPr>
         <w:t xml:space="preserve">                </w:t>
       </w:r>
+      <w:proofErr w:type="spellStart"/>
       <w:r>
         <w:rPr>
           <w:rFonts w:ascii="Arial" w:hAnsi="Arial" w:cs="Arial"/>
@@ -3447,8 +4496,87 @@
           <w:highlight w:val="white"/>
           <w:lang w:val="en-GB"/>
         </w:rPr>
-        <w:t>.WriteLine(namen[i]);</w:t>
-      </w:r>
+        <w:t>.WriteLine</w:t>
+      </w:r>
+      <w:proofErr w:type="spellEnd"/>
+      <w:r>
+        <w:rPr>
+          <w:rFonts w:ascii="Arial" w:hAnsi="Arial" w:cs="Arial"/>
+          <w:color w:val="000000"/>
+          <w:kern w:val="0"/>
+          <w:sz w:val="24"/>
+          <w:szCs w:val="24"/>
+          <w:highlight w:val="white"/>
+          <w:lang w:val="en-GB"/>
+        </w:rPr>
+        <w:t>(</w:t>
+      </w:r>
+      <w:proofErr w:type="spellStart"/>
+      <w:r>
+        <w:rPr>
+          <w:rFonts w:ascii="Arial" w:hAnsi="Arial" w:cs="Arial"/>
+          <w:color w:val="000000"/>
+          <w:kern w:val="0"/>
+          <w:sz w:val="24"/>
+          <w:szCs w:val="24"/>
+          <w:highlight w:val="white"/>
+          <w:lang w:val="en-GB"/>
+        </w:rPr>
+        <w:t>namen</w:t>
+      </w:r>
+      <w:proofErr w:type="spellEnd"/>
+      <w:r>
+        <w:rPr>
+          <w:rFonts w:ascii="Arial" w:hAnsi="Arial" w:cs="Arial"/>
+          <w:color w:val="000000"/>
+          <w:kern w:val="0"/>
+          <w:sz w:val="24"/>
+          <w:szCs w:val="24"/>
+          <w:highlight w:val="white"/>
+          <w:lang w:val="en-GB"/>
+        </w:rPr>
+        <w:t>[</w:t>
+      </w:r>
+      <w:proofErr w:type="spellStart"/>
+      <w:r>
+        <w:rPr>
+          <w:rFonts w:ascii="Arial" w:hAnsi="Arial" w:cs="Arial"/>
+          <w:color w:val="000000"/>
+          <w:kern w:val="0"/>
+          <w:sz w:val="24"/>
+          <w:szCs w:val="24"/>
+          <w:highlight w:val="white"/>
+          <w:lang w:val="en-GB"/>
+        </w:rPr>
+        <w:t>i</w:t>
+      </w:r>
+      <w:proofErr w:type="spellEnd"/>
+      <w:r>
+        <w:rPr>
+          <w:rFonts w:ascii="Arial" w:hAnsi="Arial" w:cs="Arial"/>
+          <w:color w:val="000000"/>
+          <w:kern w:val="0"/>
+          <w:sz w:val="24"/>
+          <w:szCs w:val="24"/>
+          <w:highlight w:val="white"/>
+          <w:lang w:val="en-GB"/>
+        </w:rPr>
+        <w:t>]</w:t>
+      </w:r>
+      <w:proofErr w:type="gramStart"/>
+      <w:r>
+        <w:rPr>
+          <w:rFonts w:ascii="Arial" w:hAnsi="Arial" w:cs="Arial"/>
+          <w:color w:val="000000"/>
+          <w:kern w:val="0"/>
+          <w:sz w:val="24"/>
+          <w:szCs w:val="24"/>
+          <w:highlight w:val="white"/>
+          <w:lang w:val="en-GB"/>
+        </w:rPr>
+        <w:t>);</w:t>
+      </w:r>
+      <w:proofErr w:type="gramEnd"/>
     </w:p>
     <w:p>
       <w:pPr>
@@ -3573,7 +4701,6 @@
           <w:sz w:val="24"/>
           <w:szCs w:val="24"/>
           <w:highlight w:val="white"/>
-          <w:lang w:val="en-GB"/>
         </w:rPr>
       </w:pPr>
       <w:r>
@@ -3587,40 +4714,54 @@
         </w:rPr>
         <w:t xml:space="preserve">            </w:t>
       </w:r>
-      <w:r>
-        <w:rPr>
-          <w:rFonts w:ascii="Arial" w:hAnsi="Arial" w:cs="Arial"/>
-          <w:color w:val="000000"/>
-          <w:kern w:val="0"/>
-          <w:sz w:val="24"/>
-          <w:szCs w:val="24"/>
-          <w:highlight w:val="white"/>
-          <w:lang w:val="en-GB"/>
-        </w:rPr>
-        <w:t>namen.Clear();</w:t>
-      </w:r>
-    </w:p>
-    <w:p>
-      <w:pPr>
-        <w:rPr>
-          <w:rFonts w:ascii="Arial" w:hAnsi="Arial" w:cs="Arial"/>
-          <w:sz w:val="24"/>
-          <w:szCs w:val="24"/>
-          <w:lang w:val="en-GB"/>
-        </w:rPr>
-      </w:pPr>
-      <w:r>
-        <w:rPr>
-          <w:rFonts w:ascii="Arial" w:hAnsi="Arial" w:cs="Arial"/>
-          <w:color w:val="000000"/>
-          <w:kern w:val="0"/>
-          <w:sz w:val="24"/>
-          <w:szCs w:val="24"/>
-          <w:highlight w:val="white"/>
-          <w:lang w:val="en-GB"/>
+      <w:proofErr w:type="spellStart"/>
+      <w:proofErr w:type="gramStart"/>
+      <w:r>
+        <w:rPr>
+          <w:rFonts w:ascii="Arial" w:hAnsi="Arial" w:cs="Arial"/>
+          <w:color w:val="000000"/>
+          <w:kern w:val="0"/>
+          <w:sz w:val="24"/>
+          <w:szCs w:val="24"/>
+          <w:highlight w:val="white"/>
+        </w:rPr>
+        <w:t>namen.Clear</w:t>
+      </w:r>
+      <w:proofErr w:type="spellEnd"/>
+      <w:proofErr w:type="gramEnd"/>
+      <w:r>
+        <w:rPr>
+          <w:rFonts w:ascii="Arial" w:hAnsi="Arial" w:cs="Arial"/>
+          <w:color w:val="000000"/>
+          <w:kern w:val="0"/>
+          <w:sz w:val="24"/>
+          <w:szCs w:val="24"/>
+          <w:highlight w:val="white"/>
+        </w:rPr>
+        <w:t>();</w:t>
+      </w:r>
+    </w:p>
+    <w:p>
+      <w:pPr>
+        <w:rPr>
+          <w:rFonts w:ascii="Arial" w:hAnsi="Arial" w:cs="Arial"/>
+          <w:sz w:val="24"/>
+          <w:szCs w:val="24"/>
+          <w:lang w:val="en-GB"/>
+        </w:rPr>
+      </w:pPr>
+      <w:r>
+        <w:rPr>
+          <w:rFonts w:ascii="Arial" w:hAnsi="Arial" w:cs="Arial"/>
+          <w:color w:val="000000"/>
+          <w:kern w:val="0"/>
+          <w:sz w:val="24"/>
+          <w:szCs w:val="24"/>
+          <w:highlight w:val="white"/>
         </w:rPr>
         <w:t xml:space="preserve">            </w:t>
       </w:r>
+      <w:proofErr w:type="spellStart"/>
       <w:r>
         <w:rPr>
           <w:rFonts w:ascii="Arial" w:hAnsi="Arial" w:cs="Arial"/>
@@ -3643,7 +4784,20 @@
           <w:highlight w:val="white"/>
           <w:lang w:val="en-GB"/>
         </w:rPr>
-        <w:t>.WriteLine(</w:t>
+        <w:t>.WriteLine</w:t>
+      </w:r>
+      <w:proofErr w:type="spellEnd"/>
+      <w:r>
+        <w:rPr>
+          <w:rFonts w:ascii="Arial" w:hAnsi="Arial" w:cs="Arial"/>
+          <w:color w:val="000000"/>
+          <w:kern w:val="0"/>
+          <w:sz w:val="24"/>
+          <w:szCs w:val="24"/>
+          <w:highlight w:val="white"/>
+          <w:lang w:val="en-GB"/>
+        </w:rPr>
+        <w:t>(</w:t>
       </w:r>
       <w:r>
         <w:rPr>
@@ -3655,20 +4809,126 @@
           <w:highlight w:val="white"/>
           <w:lang w:val="en-GB"/>
         </w:rPr>
-        <w:t>"Nach Clear(): Anzahl Elemente: "</w:t>
-      </w:r>
-      <w:r>
-        <w:rPr>
-          <w:rFonts w:ascii="Arial" w:hAnsi="Arial" w:cs="Arial"/>
-          <w:color w:val="000000"/>
-          <w:kern w:val="0"/>
-          <w:sz w:val="24"/>
-          <w:szCs w:val="24"/>
-          <w:highlight w:val="white"/>
-          <w:lang w:val="en-GB"/>
-        </w:rPr>
-        <w:t xml:space="preserve"> + namen.Count);</w:t>
-      </w:r>
+        <w:t xml:space="preserve">"Nach </w:t>
+      </w:r>
+      <w:proofErr w:type="gramStart"/>
+      <w:r>
+        <w:rPr>
+          <w:rFonts w:ascii="Arial" w:hAnsi="Arial" w:cs="Arial"/>
+          <w:color w:val="A31515"/>
+          <w:kern w:val="0"/>
+          <w:sz w:val="24"/>
+          <w:szCs w:val="24"/>
+          <w:highlight w:val="white"/>
+          <w:lang w:val="en-GB"/>
+        </w:rPr>
+        <w:t>Clear(</w:t>
+      </w:r>
+      <w:proofErr w:type="gramEnd"/>
+      <w:r>
+        <w:rPr>
+          <w:rFonts w:ascii="Arial" w:hAnsi="Arial" w:cs="Arial"/>
+          <w:color w:val="A31515"/>
+          <w:kern w:val="0"/>
+          <w:sz w:val="24"/>
+          <w:szCs w:val="24"/>
+          <w:highlight w:val="white"/>
+          <w:lang w:val="en-GB"/>
+        </w:rPr>
+        <w:t xml:space="preserve">): </w:t>
+      </w:r>
+      <w:proofErr w:type="spellStart"/>
+      <w:r>
+        <w:rPr>
+          <w:rFonts w:ascii="Arial" w:hAnsi="Arial" w:cs="Arial"/>
+          <w:color w:val="A31515"/>
+          <w:kern w:val="0"/>
+          <w:sz w:val="24"/>
+          <w:szCs w:val="24"/>
+          <w:highlight w:val="white"/>
+          <w:lang w:val="en-GB"/>
+        </w:rPr>
+        <w:t>Anzahl</w:t>
+      </w:r>
+      <w:proofErr w:type="spellEnd"/>
+      <w:r>
+        <w:rPr>
+          <w:rFonts w:ascii="Arial" w:hAnsi="Arial" w:cs="Arial"/>
+          <w:color w:val="A31515"/>
+          <w:kern w:val="0"/>
+          <w:sz w:val="24"/>
+          <w:szCs w:val="24"/>
+          <w:highlight w:val="white"/>
+          <w:lang w:val="en-GB"/>
+        </w:rPr>
+        <w:t xml:space="preserve"> </w:t>
+      </w:r>
+      <w:proofErr w:type="spellStart"/>
+      <w:r>
+        <w:rPr>
+          <w:rFonts w:ascii="Arial" w:hAnsi="Arial" w:cs="Arial"/>
+          <w:color w:val="A31515"/>
+          <w:kern w:val="0"/>
+          <w:sz w:val="24"/>
+          <w:szCs w:val="24"/>
+          <w:highlight w:val="white"/>
+          <w:lang w:val="en-GB"/>
+        </w:rPr>
+        <w:t>Elemente</w:t>
+      </w:r>
+      <w:proofErr w:type="spellEnd"/>
+      <w:r>
+        <w:rPr>
+          <w:rFonts w:ascii="Arial" w:hAnsi="Arial" w:cs="Arial"/>
+          <w:color w:val="A31515"/>
+          <w:kern w:val="0"/>
+          <w:sz w:val="24"/>
+          <w:szCs w:val="24"/>
+          <w:highlight w:val="white"/>
+          <w:lang w:val="en-GB"/>
+        </w:rPr>
+        <w:t>: "</w:t>
+      </w:r>
+      <w:r>
+        <w:rPr>
+          <w:rFonts w:ascii="Arial" w:hAnsi="Arial" w:cs="Arial"/>
+          <w:color w:val="000000"/>
+          <w:kern w:val="0"/>
+          <w:sz w:val="24"/>
+          <w:szCs w:val="24"/>
+          <w:highlight w:val="white"/>
+          <w:lang w:val="en-GB"/>
+        </w:rPr>
+        <w:t xml:space="preserve"> + </w:t>
+      </w:r>
+      <w:proofErr w:type="spellStart"/>
+      <w:proofErr w:type="gramStart"/>
+      <w:r>
+        <w:rPr>
+          <w:rFonts w:ascii="Arial" w:hAnsi="Arial" w:cs="Arial"/>
+          <w:color w:val="000000"/>
+          <w:kern w:val="0"/>
+          <w:sz w:val="24"/>
+          <w:szCs w:val="24"/>
+          <w:highlight w:val="white"/>
+          <w:lang w:val="en-GB"/>
+        </w:rPr>
+        <w:t>namen.Count</w:t>
+      </w:r>
+      <w:proofErr w:type="spellEnd"/>
+      <w:r>
+        <w:rPr>
+          <w:rFonts w:ascii="Arial" w:hAnsi="Arial" w:cs="Arial"/>
+          <w:color w:val="000000"/>
+          <w:kern w:val="0"/>
+          <w:sz w:val="24"/>
+          <w:szCs w:val="24"/>
+          <w:highlight w:val="white"/>
+          <w:lang w:val="en-GB"/>
+        </w:rPr>
+        <w:t>);</w:t>
+      </w:r>
+      <w:proofErr w:type="gramEnd"/>
     </w:p>
     <w:p>
       <w:pPr>
@@ -3702,7 +4962,29 @@
           <w:sz w:val="24"/>
           <w:szCs w:val="24"/>
         </w:rPr>
-        <w:t>Dictionary&lt;TKey, TValue&gt; – Schlüssel-Wert-Paare</w:t>
+        <w:t xml:space="preserve">Dictionary&lt;TKey, </w:t>
+      </w:r>
+      <w:proofErr w:type="spellStart"/>
+      <w:r>
+        <w:rPr>
+          <w:rFonts w:ascii="Arial" w:hAnsi="Arial" w:cs="Arial"/>
+          <w:b/>
+          <w:bCs/>
+          <w:sz w:val="24"/>
+          <w:szCs w:val="24"/>
+        </w:rPr>
+        <w:t>TValue</w:t>
+      </w:r>
+      <w:proofErr w:type="spellEnd"/>
+      <w:r>
+        <w:rPr>
+          <w:rFonts w:ascii="Arial" w:hAnsi="Arial" w:cs="Arial"/>
+          <w:b/>
+          <w:bCs/>
+          <w:sz w:val="24"/>
+          <w:szCs w:val="24"/>
+        </w:rPr>
+        <w:t>&gt; – Schlüssel-Wert-Paare</w:t>
       </w:r>
     </w:p>
     <w:p>
@@ -3723,7 +5005,25 @@
           <w:sz w:val="24"/>
           <w:szCs w:val="24"/>
         </w:rPr>
-        <w:t xml:space="preserve">Ein Dictionary&lt;TKey, TValue&gt; speichert Daten in Form von </w:t>
+        <w:t xml:space="preserve">Ein Dictionary&lt;TKey, </w:t>
+      </w:r>
+      <w:proofErr w:type="spellStart"/>
+      <w:r>
+        <w:rPr>
+          <w:rFonts w:ascii="Arial" w:hAnsi="Arial" w:cs="Arial"/>
+          <w:sz w:val="24"/>
+          <w:szCs w:val="24"/>
+        </w:rPr>
+        <w:t>TValue</w:t>
+      </w:r>
+      <w:proofErr w:type="spellEnd"/>
+      <w:r>
+        <w:rPr>
+          <w:rFonts w:ascii="Arial" w:hAnsi="Arial" w:cs="Arial"/>
+          <w:sz w:val="24"/>
+          <w:szCs w:val="24"/>
+        </w:rPr>
+        <w:t xml:space="preserve">&gt; speichert Daten in Form von </w:t>
       </w:r>
       <w:r>
         <w:rPr>
@@ -3783,7 +5083,27 @@
           <w:sz w:val="24"/>
           <w:szCs w:val="24"/>
         </w:rPr>
-        <w:t>Es gehört ebenfalls zum Namespace System.Collections.Generic.</w:t>
+        <w:t xml:space="preserve">Es gehört ebenfalls zum Namespace </w:t>
+      </w:r>
+      <w:proofErr w:type="spellStart"/>
+      <w:proofErr w:type="gramStart"/>
+      <w:r>
+        <w:rPr>
+          <w:rFonts w:ascii="Arial" w:hAnsi="Arial" w:cs="Arial"/>
+          <w:sz w:val="24"/>
+          <w:szCs w:val="24"/>
+        </w:rPr>
+        <w:t>System.Collections.Generic</w:t>
+      </w:r>
+      <w:proofErr w:type="spellEnd"/>
+      <w:proofErr w:type="gramEnd"/>
+      <w:r>
+        <w:rPr>
+          <w:rFonts w:ascii="Arial" w:hAnsi="Arial" w:cs="Arial"/>
+          <w:sz w:val="24"/>
+          <w:szCs w:val="24"/>
+        </w:rPr>
+        <w:t>.</w:t>
       </w:r>
     </w:p>
     <w:p>
@@ -3804,7 +5124,29 @@
           <w:sz w:val="24"/>
           <w:szCs w:val="24"/>
         </w:rPr>
-        <w:t>Wichtige Methoden von Dictionary&lt;TKey, TValue&gt;</w:t>
+        <w:t xml:space="preserve">Wichtige Methoden von Dictionary&lt;TKey, </w:t>
+      </w:r>
+      <w:proofErr w:type="spellStart"/>
+      <w:r>
+        <w:rPr>
+          <w:rFonts w:ascii="Arial" w:hAnsi="Arial" w:cs="Arial"/>
+          <w:b/>
+          <w:bCs/>
+          <w:sz w:val="24"/>
+          <w:szCs w:val="24"/>
+        </w:rPr>
+        <w:t>TValue</w:t>
+      </w:r>
+      <w:proofErr w:type="spellEnd"/>
+      <w:r>
+        <w:rPr>
+          <w:rFonts w:ascii="Arial" w:hAnsi="Arial" w:cs="Arial"/>
+          <w:b/>
+          <w:bCs/>
+          <w:sz w:val="24"/>
+          <w:szCs w:val="24"/>
+        </w:rPr>
+        <w:t>&gt;</w:t>
       </w:r>
     </w:p>
     <w:tbl>
@@ -3892,6 +5234,7 @@
                 <w:lang w:val="en-GB"/>
               </w:rPr>
             </w:pPr>
+            <w:proofErr w:type="gramStart"/>
             <w:r>
               <w:rPr>
                 <w:rFonts w:ascii="Arial" w:hAnsi="Arial" w:cs="Arial"/>
@@ -3899,7 +5242,28 @@
                 <w:szCs w:val="24"/>
                 <w:lang w:val="en-GB"/>
               </w:rPr>
-              <w:t>Add(TKey key, TValue value)</w:t>
+              <w:t>Add(</w:t>
+            </w:r>
+            <w:proofErr w:type="spellStart"/>
+            <w:proofErr w:type="gramEnd"/>
+            <w:r>
+              <w:rPr>
+                <w:rFonts w:ascii="Arial" w:hAnsi="Arial" w:cs="Arial"/>
+                <w:sz w:val="24"/>
+                <w:szCs w:val="24"/>
+                <w:lang w:val="en-GB"/>
+              </w:rPr>
+              <w:t>TKey</w:t>
+            </w:r>
+            <w:proofErr w:type="spellEnd"/>
+            <w:r>
+              <w:rPr>
+                <w:rFonts w:ascii="Arial" w:hAnsi="Arial" w:cs="Arial"/>
+                <w:sz w:val="24"/>
+                <w:szCs w:val="24"/>
+                <w:lang w:val="en-GB"/>
+              </w:rPr>
+              <w:t xml:space="preserve"> key, TValue value)</w:t>
             </w:r>
           </w:p>
         </w:tc>
@@ -3945,13 +5309,41 @@
                 <w:szCs w:val="24"/>
               </w:rPr>
             </w:pPr>
+            <w:proofErr w:type="gramStart"/>
             <w:r>
               <w:rPr>
                 <w:rFonts w:ascii="Arial" w:hAnsi="Arial" w:cs="Arial"/>
                 <w:sz w:val="24"/>
                 <w:szCs w:val="24"/>
               </w:rPr>
-              <w:t>Remove(TKey key)</w:t>
+              <w:t>Remove(</w:t>
+            </w:r>
+            <w:proofErr w:type="gramEnd"/>
+            <w:r>
+              <w:rPr>
+                <w:rFonts w:ascii="Arial" w:hAnsi="Arial" w:cs="Arial"/>
+                <w:sz w:val="24"/>
+                <w:szCs w:val="24"/>
+              </w:rPr>
+              <w:t xml:space="preserve">TKey </w:t>
+            </w:r>
+            <w:proofErr w:type="spellStart"/>
+            <w:r>
+              <w:rPr>
+                <w:rFonts w:ascii="Arial" w:hAnsi="Arial" w:cs="Arial"/>
+                <w:sz w:val="24"/>
+                <w:szCs w:val="24"/>
+              </w:rPr>
+              <w:t>key</w:t>
+            </w:r>
+            <w:proofErr w:type="spellEnd"/>
+            <w:r>
+              <w:rPr>
+                <w:rFonts w:ascii="Arial" w:hAnsi="Arial" w:cs="Arial"/>
+                <w:sz w:val="24"/>
+                <w:szCs w:val="24"/>
+              </w:rPr>
+              <w:t>)</w:t>
             </w:r>
           </w:p>
         </w:tc>
@@ -4000,13 +5392,51 @@
                 <w:szCs w:val="24"/>
               </w:rPr>
             </w:pPr>
+            <w:proofErr w:type="spellStart"/>
+            <w:proofErr w:type="gramStart"/>
             <w:r>
               <w:rPr>
                 <w:rFonts w:ascii="Arial" w:hAnsi="Arial" w:cs="Arial"/>
                 <w:sz w:val="24"/>
                 <w:szCs w:val="24"/>
               </w:rPr>
-              <w:t>ContainsKey(TKey key)</w:t>
+              <w:t>ContainsKey</w:t>
+            </w:r>
+            <w:proofErr w:type="spellEnd"/>
+            <w:r>
+              <w:rPr>
+                <w:rFonts w:ascii="Arial" w:hAnsi="Arial" w:cs="Arial"/>
+                <w:sz w:val="24"/>
+                <w:szCs w:val="24"/>
+              </w:rPr>
+              <w:t>(</w:t>
+            </w:r>
+            <w:proofErr w:type="gramEnd"/>
+            <w:r>
+              <w:rPr>
+                <w:rFonts w:ascii="Arial" w:hAnsi="Arial" w:cs="Arial"/>
+                <w:sz w:val="24"/>
+                <w:szCs w:val="24"/>
+              </w:rPr>
+              <w:t xml:space="preserve">TKey </w:t>
+            </w:r>
+            <w:proofErr w:type="spellStart"/>
+            <w:r>
+              <w:rPr>
+                <w:rFonts w:ascii="Arial" w:hAnsi="Arial" w:cs="Arial"/>
+                <w:sz w:val="24"/>
+                <w:szCs w:val="24"/>
+              </w:rPr>
+              <w:t>key</w:t>
+            </w:r>
+            <w:proofErr w:type="spellEnd"/>
+            <w:r>
+              <w:rPr>
+                <w:rFonts w:ascii="Arial" w:hAnsi="Arial" w:cs="Arial"/>
+                <w:sz w:val="24"/>
+                <w:szCs w:val="24"/>
+              </w:rPr>
+              <w:t>)</w:t>
             </w:r>
           </w:p>
         </w:tc>
@@ -4053,6 +5483,8 @@
                 <w:lang w:val="en-GB"/>
               </w:rPr>
             </w:pPr>
+            <w:proofErr w:type="spellStart"/>
+            <w:proofErr w:type="gramStart"/>
             <w:r>
               <w:rPr>
                 <w:rFonts w:ascii="Arial" w:hAnsi="Arial" w:cs="Arial"/>
@@ -4060,7 +5492,38 @@
                 <w:szCs w:val="24"/>
                 <w:lang w:val="en-GB"/>
               </w:rPr>
-              <w:t>TryGetValue(TKey key, out TValue value)</w:t>
+              <w:t>TryGetValue</w:t>
+            </w:r>
+            <w:proofErr w:type="spellEnd"/>
+            <w:r>
+              <w:rPr>
+                <w:rFonts w:ascii="Arial" w:hAnsi="Arial" w:cs="Arial"/>
+                <w:sz w:val="24"/>
+                <w:szCs w:val="24"/>
+                <w:lang w:val="en-GB"/>
+              </w:rPr>
+              <w:t>(</w:t>
+            </w:r>
+            <w:proofErr w:type="spellStart"/>
+            <w:proofErr w:type="gramEnd"/>
+            <w:r>
+              <w:rPr>
+                <w:rFonts w:ascii="Arial" w:hAnsi="Arial" w:cs="Arial"/>
+                <w:sz w:val="24"/>
+                <w:szCs w:val="24"/>
+                <w:lang w:val="en-GB"/>
+              </w:rPr>
+              <w:t>TKey</w:t>
+            </w:r>
+            <w:proofErr w:type="spellEnd"/>
+            <w:r>
+              <w:rPr>
+                <w:rFonts w:ascii="Arial" w:hAnsi="Arial" w:cs="Arial"/>
+                <w:sz w:val="24"/>
+                <w:szCs w:val="24"/>
+                <w:lang w:val="en-GB"/>
+              </w:rPr>
+              <w:t xml:space="preserve"> key, out TValue value)</w:t>
             </w:r>
           </w:p>
         </w:tc>
@@ -4223,7 +5686,31 @@
           <w:szCs w:val="24"/>
           <w:highlight w:val="white"/>
         </w:rPr>
-        <w:t>// Instanzieren und befüllen mit Schlüssel-Werte-Paaren</w:t>
+        <w:t xml:space="preserve">// </w:t>
+      </w:r>
+      <w:proofErr w:type="spellStart"/>
+      <w:r>
+        <w:rPr>
+          <w:rFonts w:ascii="Arial" w:hAnsi="Arial" w:cs="Arial"/>
+          <w:color w:val="008000"/>
+          <w:kern w:val="0"/>
+          <w:sz w:val="24"/>
+          <w:szCs w:val="24"/>
+          <w:highlight w:val="white"/>
+        </w:rPr>
+        <w:t>Instanzieren</w:t>
+      </w:r>
+      <w:proofErr w:type="spellEnd"/>
+      <w:r>
+        <w:rPr>
+          <w:rFonts w:ascii="Arial" w:hAnsi="Arial" w:cs="Arial"/>
+          <w:color w:val="008000"/>
+          <w:kern w:val="0"/>
+          <w:sz w:val="24"/>
+          <w:szCs w:val="24"/>
+          <w:highlight w:val="white"/>
+        </w:rPr>
+        <w:t xml:space="preserve"> und befüllen mit Schlüssel-Werte-Paaren</w:t>
       </w:r>
     </w:p>
     <w:p>
@@ -4323,7 +5810,33 @@
           <w:highlight w:val="white"/>
           <w:lang w:val="en-GB"/>
         </w:rPr>
-        <w:t xml:space="preserve">&gt; studenten = </w:t>
+        <w:t xml:space="preserve">&gt; </w:t>
+      </w:r>
+      <w:proofErr w:type="spellStart"/>
+      <w:r>
+        <w:rPr>
+          <w:rFonts w:ascii="Arial" w:hAnsi="Arial" w:cs="Arial"/>
+          <w:color w:val="000000"/>
+          <w:kern w:val="0"/>
+          <w:sz w:val="24"/>
+          <w:szCs w:val="24"/>
+          <w:highlight w:val="white"/>
+          <w:lang w:val="en-GB"/>
+        </w:rPr>
+        <w:t>studenten</w:t>
+      </w:r>
+      <w:proofErr w:type="spellEnd"/>
+      <w:r>
+        <w:rPr>
+          <w:rFonts w:ascii="Arial" w:hAnsi="Arial" w:cs="Arial"/>
+          <w:color w:val="000000"/>
+          <w:kern w:val="0"/>
+          <w:sz w:val="24"/>
+          <w:szCs w:val="24"/>
+          <w:highlight w:val="white"/>
+          <w:lang w:val="en-GB"/>
+        </w:rPr>
+        <w:t xml:space="preserve"> = </w:t>
       </w:r>
       <w:r>
         <w:rPr>
@@ -4409,6 +5922,7 @@
         </w:rPr>
         <w:t>string</w:t>
       </w:r>
+      <w:proofErr w:type="gramStart"/>
       <w:r>
         <w:rPr>
           <w:rFonts w:ascii="Arial" w:hAnsi="Arial" w:cs="Arial"/>
@@ -4421,6 +5935,7 @@
         </w:rPr>
         <w:t>&gt;();</w:t>
       </w:r>
+      <w:proofErr w:type="gramEnd"/>
     </w:p>
     <w:p>
       <w:pPr>
@@ -4449,16 +5964,31 @@
         </w:rPr>
         <w:t xml:space="preserve">            </w:t>
       </w:r>
-      <w:r>
-        <w:rPr>
-          <w:rFonts w:ascii="Arial" w:hAnsi="Arial" w:cs="Arial"/>
-          <w:color w:val="000000"/>
-          <w:kern w:val="0"/>
-          <w:sz w:val="24"/>
-          <w:szCs w:val="24"/>
-          <w:highlight w:val="white"/>
-        </w:rPr>
-        <w:t xml:space="preserve">studenten.Add(101, </w:t>
+      <w:proofErr w:type="spellStart"/>
+      <w:proofErr w:type="gramStart"/>
+      <w:r>
+        <w:rPr>
+          <w:rFonts w:ascii="Arial" w:hAnsi="Arial" w:cs="Arial"/>
+          <w:color w:val="000000"/>
+          <w:kern w:val="0"/>
+          <w:sz w:val="24"/>
+          <w:szCs w:val="24"/>
+          <w:highlight w:val="white"/>
+        </w:rPr>
+        <w:t>studenten.Add</w:t>
+      </w:r>
+      <w:proofErr w:type="spellEnd"/>
+      <w:proofErr w:type="gramEnd"/>
+      <w:r>
+        <w:rPr>
+          <w:rFonts w:ascii="Arial" w:hAnsi="Arial" w:cs="Arial"/>
+          <w:color w:val="000000"/>
+          <w:kern w:val="0"/>
+          <w:sz w:val="24"/>
+          <w:szCs w:val="24"/>
+          <w:highlight w:val="white"/>
+        </w:rPr>
+        <w:t xml:space="preserve">(101, </w:t>
       </w:r>
       <w:r>
         <w:rPr>
@@ -4507,7 +6037,33 @@
           <w:szCs w:val="24"/>
           <w:highlight w:val="white"/>
         </w:rPr>
-        <w:t xml:space="preserve">            studenten.Add(102, </w:t>
+        <w:t xml:space="preserve">            </w:t>
+      </w:r>
+      <w:proofErr w:type="spellStart"/>
+      <w:proofErr w:type="gramStart"/>
+      <w:r>
+        <w:rPr>
+          <w:rFonts w:ascii="Arial" w:hAnsi="Arial" w:cs="Arial"/>
+          <w:color w:val="000000"/>
+          <w:kern w:val="0"/>
+          <w:sz w:val="24"/>
+          <w:szCs w:val="24"/>
+          <w:highlight w:val="white"/>
+        </w:rPr>
+        <w:t>studenten.Add</w:t>
+      </w:r>
+      <w:proofErr w:type="spellEnd"/>
+      <w:proofErr w:type="gramEnd"/>
+      <w:r>
+        <w:rPr>
+          <w:rFonts w:ascii="Arial" w:hAnsi="Arial" w:cs="Arial"/>
+          <w:color w:val="000000"/>
+          <w:kern w:val="0"/>
+          <w:sz w:val="24"/>
+          <w:szCs w:val="24"/>
+          <w:highlight w:val="white"/>
+        </w:rPr>
+        <w:t xml:space="preserve">(102, </w:t>
       </w:r>
       <w:r>
         <w:rPr>
@@ -4574,6 +6130,7 @@
         </w:rPr>
         <w:t xml:space="preserve">            </w:t>
       </w:r>
+      <w:proofErr w:type="spellStart"/>
       <w:r>
         <w:rPr>
           <w:rFonts w:ascii="Arial" w:hAnsi="Arial" w:cs="Arial"/>
@@ -4594,7 +6151,19 @@
           <w:szCs w:val="24"/>
           <w:highlight w:val="white"/>
         </w:rPr>
-        <w:t>.WriteLine(</w:t>
+        <w:t>.WriteLine</w:t>
+      </w:r>
+      <w:proofErr w:type="spellEnd"/>
+      <w:r>
+        <w:rPr>
+          <w:rFonts w:ascii="Arial" w:hAnsi="Arial" w:cs="Arial"/>
+          <w:color w:val="000000"/>
+          <w:kern w:val="0"/>
+          <w:sz w:val="24"/>
+          <w:szCs w:val="24"/>
+          <w:highlight w:val="white"/>
+        </w:rPr>
+        <w:t>(</w:t>
       </w:r>
       <w:r>
         <w:rPr>
@@ -4616,7 +6185,44 @@
           <w:szCs w:val="24"/>
           <w:highlight w:val="white"/>
         </w:rPr>
-        <w:t xml:space="preserve"> + studenten[101]);</w:t>
+        <w:t xml:space="preserve"> + </w:t>
+      </w:r>
+      <w:proofErr w:type="spellStart"/>
+      <w:proofErr w:type="gramStart"/>
+      <w:r>
+        <w:rPr>
+          <w:rFonts w:ascii="Arial" w:hAnsi="Arial" w:cs="Arial"/>
+          <w:color w:val="000000"/>
+          <w:kern w:val="0"/>
+          <w:sz w:val="24"/>
+          <w:szCs w:val="24"/>
+          <w:highlight w:val="white"/>
+        </w:rPr>
+        <w:t>studenten</w:t>
+      </w:r>
+      <w:proofErr w:type="spellEnd"/>
+      <w:r>
+        <w:rPr>
+          <w:rFonts w:ascii="Arial" w:hAnsi="Arial" w:cs="Arial"/>
+          <w:color w:val="000000"/>
+          <w:kern w:val="0"/>
+          <w:sz w:val="24"/>
+          <w:szCs w:val="24"/>
+          <w:highlight w:val="white"/>
+        </w:rPr>
+        <w:t>[</w:t>
+      </w:r>
+      <w:proofErr w:type="gramEnd"/>
+      <w:r>
+        <w:rPr>
+          <w:rFonts w:ascii="Arial" w:hAnsi="Arial" w:cs="Arial"/>
+          <w:color w:val="000000"/>
+          <w:kern w:val="0"/>
+          <w:sz w:val="24"/>
+          <w:szCs w:val="24"/>
+          <w:highlight w:val="white"/>
+        </w:rPr>
+        <w:t>101]);</w:t>
       </w:r>
     </w:p>
     <w:p>
@@ -4670,7 +6276,31 @@
           <w:szCs w:val="24"/>
           <w:highlight w:val="white"/>
         </w:rPr>
-        <w:t>// Ob ein Elemenet mit gegebenem Schlüssel existiert</w:t>
+        <w:t xml:space="preserve">// Ob ein </w:t>
+      </w:r>
+      <w:proofErr w:type="spellStart"/>
+      <w:r>
+        <w:rPr>
+          <w:rFonts w:ascii="Arial" w:hAnsi="Arial" w:cs="Arial"/>
+          <w:color w:val="008000"/>
+          <w:kern w:val="0"/>
+          <w:sz w:val="24"/>
+          <w:szCs w:val="24"/>
+          <w:highlight w:val="white"/>
+        </w:rPr>
+        <w:t>Elemenet</w:t>
+      </w:r>
+      <w:proofErr w:type="spellEnd"/>
+      <w:r>
+        <w:rPr>
+          <w:rFonts w:ascii="Arial" w:hAnsi="Arial" w:cs="Arial"/>
+          <w:color w:val="008000"/>
+          <w:kern w:val="0"/>
+          <w:sz w:val="24"/>
+          <w:szCs w:val="24"/>
+          <w:highlight w:val="white"/>
+        </w:rPr>
+        <w:t xml:space="preserve"> mit gegebenem Schlüssel existiert</w:t>
       </w:r>
     </w:p>
     <w:p>
@@ -4723,7 +6353,35 @@
           <w:highlight w:val="white"/>
           <w:lang w:val="en-GB"/>
         </w:rPr>
-        <w:t xml:space="preserve"> (studenten.ContainsKey(103))</w:t>
+        <w:t xml:space="preserve"> (</w:t>
+      </w:r>
+      <w:proofErr w:type="spellStart"/>
+      <w:proofErr w:type="gramStart"/>
+      <w:r>
+        <w:rPr>
+          <w:rFonts w:ascii="Arial" w:hAnsi="Arial" w:cs="Arial"/>
+          <w:color w:val="000000"/>
+          <w:kern w:val="0"/>
+          <w:sz w:val="24"/>
+          <w:szCs w:val="24"/>
+          <w:highlight w:val="white"/>
+          <w:lang w:val="en-GB"/>
+        </w:rPr>
+        <w:t>studenten.ContainsKey</w:t>
+      </w:r>
+      <w:proofErr w:type="spellEnd"/>
+      <w:proofErr w:type="gramEnd"/>
+      <w:r>
+        <w:rPr>
+          <w:rFonts w:ascii="Arial" w:hAnsi="Arial" w:cs="Arial"/>
+          <w:color w:val="000000"/>
+          <w:kern w:val="0"/>
+          <w:sz w:val="24"/>
+          <w:szCs w:val="24"/>
+          <w:highlight w:val="white"/>
+          <w:lang w:val="en-GB"/>
+        </w:rPr>
+        <w:t>(103))</w:t>
       </w:r>
     </w:p>
     <w:p>
@@ -4754,6 +6412,7 @@
         </w:rPr>
         <w:t xml:space="preserve">                </w:t>
       </w:r>
+      <w:proofErr w:type="spellStart"/>
       <w:r>
         <w:rPr>
           <w:rFonts w:ascii="Arial" w:hAnsi="Arial" w:cs="Arial"/>
@@ -4776,7 +6435,20 @@
           <w:highlight w:val="white"/>
           <w:lang w:val="en-GB"/>
         </w:rPr>
-        <w:t>.WriteLine(</w:t>
+        <w:t>.WriteLine</w:t>
+      </w:r>
+      <w:proofErr w:type="spellEnd"/>
+      <w:r>
+        <w:rPr>
+          <w:rFonts w:ascii="Arial" w:hAnsi="Arial" w:cs="Arial"/>
+          <w:color w:val="000000"/>
+          <w:kern w:val="0"/>
+          <w:sz w:val="24"/>
+          <w:szCs w:val="24"/>
+          <w:highlight w:val="white"/>
+          <w:lang w:val="en-GB"/>
+        </w:rPr>
+        <w:t>(</w:t>
       </w:r>
       <w:r>
         <w:rPr>
@@ -4788,8 +6460,61 @@
           <w:highlight w:val="white"/>
           <w:lang w:val="en-GB"/>
         </w:rPr>
-        <w:t>"Student mit ID 103 existiert."</w:t>
-      </w:r>
+        <w:t xml:space="preserve">"Student </w:t>
+      </w:r>
+      <w:proofErr w:type="spellStart"/>
+      <w:r>
+        <w:rPr>
+          <w:rFonts w:ascii="Arial" w:hAnsi="Arial" w:cs="Arial"/>
+          <w:color w:val="A31515"/>
+          <w:kern w:val="0"/>
+          <w:sz w:val="24"/>
+          <w:szCs w:val="24"/>
+          <w:highlight w:val="white"/>
+          <w:lang w:val="en-GB"/>
+        </w:rPr>
+        <w:t>mit</w:t>
+      </w:r>
+      <w:proofErr w:type="spellEnd"/>
+      <w:r>
+        <w:rPr>
+          <w:rFonts w:ascii="Arial" w:hAnsi="Arial" w:cs="Arial"/>
+          <w:color w:val="A31515"/>
+          <w:kern w:val="0"/>
+          <w:sz w:val="24"/>
+          <w:szCs w:val="24"/>
+          <w:highlight w:val="white"/>
+          <w:lang w:val="en-GB"/>
+        </w:rPr>
+        <w:t xml:space="preserve"> ID 103 </w:t>
+      </w:r>
+      <w:proofErr w:type="spellStart"/>
+      <w:r>
+        <w:rPr>
+          <w:rFonts w:ascii="Arial" w:hAnsi="Arial" w:cs="Arial"/>
+          <w:color w:val="A31515"/>
+          <w:kern w:val="0"/>
+          <w:sz w:val="24"/>
+          <w:szCs w:val="24"/>
+          <w:highlight w:val="white"/>
+          <w:lang w:val="en-GB"/>
+        </w:rPr>
+        <w:t>existiert</w:t>
+      </w:r>
+      <w:proofErr w:type="spellEnd"/>
+      <w:r>
+        <w:rPr>
+          <w:rFonts w:ascii="Arial" w:hAnsi="Arial" w:cs="Arial"/>
+          <w:color w:val="A31515"/>
+          <w:kern w:val="0"/>
+          <w:sz w:val="24"/>
+          <w:szCs w:val="24"/>
+          <w:highlight w:val="white"/>
+          <w:lang w:val="en-GB"/>
+        </w:rPr>
+        <w:t>."</w:t>
+      </w:r>
+      <w:proofErr w:type="gramStart"/>
       <w:r>
         <w:rPr>
           <w:rFonts w:ascii="Arial" w:hAnsi="Arial" w:cs="Arial"/>
@@ -4802,6 +6527,7 @@
         </w:rPr>
         <w:t>);</w:t>
       </w:r>
+      <w:proofErr w:type="gramEnd"/>
     </w:p>
     <w:p>
       <w:pPr>
@@ -4830,6 +6556,7 @@
         </w:rPr>
         <w:t xml:space="preserve">            </w:t>
       </w:r>
+      <w:proofErr w:type="spellStart"/>
       <w:r>
         <w:rPr>
           <w:rFonts w:ascii="Arial" w:hAnsi="Arial" w:cs="Arial"/>
@@ -4841,6 +6568,7 @@
         </w:rPr>
         <w:t>else</w:t>
       </w:r>
+      <w:proofErr w:type="spellEnd"/>
     </w:p>
     <w:p>
       <w:pPr>
@@ -4868,6 +6596,7 @@
         </w:rPr>
         <w:t xml:space="preserve">                </w:t>
       </w:r>
+      <w:proofErr w:type="spellStart"/>
       <w:r>
         <w:rPr>
           <w:rFonts w:ascii="Arial" w:hAnsi="Arial" w:cs="Arial"/>
@@ -4888,7 +6617,19 @@
           <w:szCs w:val="24"/>
           <w:highlight w:val="white"/>
         </w:rPr>
-        <w:t>.WriteLine(</w:t>
+        <w:t>.WriteLine</w:t>
+      </w:r>
+      <w:proofErr w:type="spellEnd"/>
+      <w:r>
+        <w:rPr>
+          <w:rFonts w:ascii="Arial" w:hAnsi="Arial" w:cs="Arial"/>
+          <w:color w:val="000000"/>
+          <w:kern w:val="0"/>
+          <w:sz w:val="24"/>
+          <w:szCs w:val="24"/>
+          <w:highlight w:val="white"/>
+        </w:rPr>
+        <w:t>(</w:t>
       </w:r>
       <w:r>
         <w:rPr>
@@ -4984,7 +6725,33 @@
           <w:szCs w:val="24"/>
           <w:highlight w:val="white"/>
         </w:rPr>
-        <w:t xml:space="preserve">            studenten.Remove(101);</w:t>
+        <w:t xml:space="preserve">            </w:t>
+      </w:r>
+      <w:proofErr w:type="spellStart"/>
+      <w:proofErr w:type="gramStart"/>
+      <w:r>
+        <w:rPr>
+          <w:rFonts w:ascii="Arial" w:hAnsi="Arial" w:cs="Arial"/>
+          <w:color w:val="000000"/>
+          <w:kern w:val="0"/>
+          <w:sz w:val="24"/>
+          <w:szCs w:val="24"/>
+          <w:highlight w:val="white"/>
+        </w:rPr>
+        <w:t>studenten.Remove</w:t>
+      </w:r>
+      <w:proofErr w:type="spellEnd"/>
+      <w:proofErr w:type="gramEnd"/>
+      <w:r>
+        <w:rPr>
+          <w:rFonts w:ascii="Arial" w:hAnsi="Arial" w:cs="Arial"/>
+          <w:color w:val="000000"/>
+          <w:kern w:val="0"/>
+          <w:sz w:val="24"/>
+          <w:szCs w:val="24"/>
+          <w:highlight w:val="white"/>
+        </w:rPr>
+        <w:t>(101);</w:t>
       </w:r>
     </w:p>
     <w:p>
@@ -5010,6 +6777,7 @@
           <w:szCs w:val="24"/>
         </w:rPr>
       </w:pPr>
+      <w:proofErr w:type="spellStart"/>
       <w:r>
         <w:rPr>
           <w:rFonts w:ascii="Arial" w:hAnsi="Arial" w:cs="Arial"/>
@@ -5018,11 +6786,10 @@
           <w:sz w:val="24"/>
           <w:szCs w:val="24"/>
         </w:rPr>
-        <w:t>foreach – Die einfachste Art, Collections zu durchlaufen</w:t>
-      </w:r>
-    </w:p>
-    <w:p>
-      <w:pPr>
+        <w:t>foreach</w:t>
+      </w:r>
+      <w:proofErr w:type="spellEnd"/>
+      <w:r>
         <w:rPr>
           <w:rFonts w:ascii="Arial" w:hAnsi="Arial" w:cs="Arial"/>
           <w:b/>
@@ -5030,8 +6797,11 @@
           <w:sz w:val="24"/>
           <w:szCs w:val="24"/>
         </w:rPr>
-      </w:pPr>
-      <w:r>
+        <w:t xml:space="preserve"> – Die einfachste Art, Collections zu durchlaufen</w:t>
+      </w:r>
+    </w:p>
+    <w:p>
+      <w:pPr>
         <w:rPr>
           <w:rFonts w:ascii="Arial" w:hAnsi="Arial" w:cs="Arial"/>
           <w:b/>
@@ -5039,7 +6809,38 @@
           <w:sz w:val="24"/>
           <w:szCs w:val="24"/>
         </w:rPr>
-        <w:t>Was ist foreach?</w:t>
+      </w:pPr>
+      <w:r>
+        <w:rPr>
+          <w:rFonts w:ascii="Arial" w:hAnsi="Arial" w:cs="Arial"/>
+          <w:b/>
+          <w:bCs/>
+          <w:sz w:val="24"/>
+          <w:szCs w:val="24"/>
+        </w:rPr>
+        <w:t xml:space="preserve">Was ist </w:t>
+      </w:r>
+      <w:proofErr w:type="spellStart"/>
+      <w:r>
+        <w:rPr>
+          <w:rFonts w:ascii="Arial" w:hAnsi="Arial" w:cs="Arial"/>
+          <w:b/>
+          <w:bCs/>
+          <w:sz w:val="24"/>
+          <w:szCs w:val="24"/>
+        </w:rPr>
+        <w:t>foreach</w:t>
+      </w:r>
+      <w:proofErr w:type="spellEnd"/>
+      <w:r>
+        <w:rPr>
+          <w:rFonts w:ascii="Arial" w:hAnsi="Arial" w:cs="Arial"/>
+          <w:b/>
+          <w:bCs/>
+          <w:sz w:val="24"/>
+          <w:szCs w:val="24"/>
+        </w:rPr>
+        <w:t>?</w:t>
       </w:r>
     </w:p>
     <w:p>
@@ -5060,7 +6861,25 @@
           <w:sz w:val="24"/>
           <w:szCs w:val="24"/>
         </w:rPr>
-        <w:t>Die foreach-Schleife ermöglicht das einfache Durchlaufen einer Collection ohne Verwendung eines Indexes.</w:t>
+        <w:t xml:space="preserve">Die </w:t>
+      </w:r>
+      <w:proofErr w:type="spellStart"/>
+      <w:r>
+        <w:rPr>
+          <w:rFonts w:ascii="Arial" w:hAnsi="Arial" w:cs="Arial"/>
+          <w:sz w:val="24"/>
+          <w:szCs w:val="24"/>
+        </w:rPr>
+        <w:t>foreach</w:t>
+      </w:r>
+      <w:proofErr w:type="spellEnd"/>
+      <w:r>
+        <w:rPr>
+          <w:rFonts w:ascii="Arial" w:hAnsi="Arial" w:cs="Arial"/>
+          <w:sz w:val="24"/>
+          <w:szCs w:val="24"/>
+        </w:rPr>
+        <w:t>-Schleife ermöglicht das einfache Durchlaufen einer Collection ohne Verwendung eines Indexes.</w:t>
       </w:r>
     </w:p>
     <w:p>
@@ -5081,7 +6900,25 @@
           <w:sz w:val="24"/>
           <w:szCs w:val="24"/>
         </w:rPr>
-        <w:t>Sie ist besonders nützlich für List&lt;T&gt; und Dictionary&lt;TKey, TValue&gt;.</w:t>
+        <w:t xml:space="preserve">Sie ist besonders nützlich für List&lt;T&gt; und Dictionary&lt;TKey, </w:t>
+      </w:r>
+      <w:proofErr w:type="spellStart"/>
+      <w:r>
+        <w:rPr>
+          <w:rFonts w:ascii="Arial" w:hAnsi="Arial" w:cs="Arial"/>
+          <w:sz w:val="24"/>
+          <w:szCs w:val="24"/>
+        </w:rPr>
+        <w:t>TValue</w:t>
+      </w:r>
+      <w:proofErr w:type="spellEnd"/>
+      <w:r>
+        <w:rPr>
+          <w:rFonts w:ascii="Arial" w:hAnsi="Arial" w:cs="Arial"/>
+          <w:sz w:val="24"/>
+          <w:szCs w:val="24"/>
+        </w:rPr>
+        <w:t>&gt;.</w:t>
       </w:r>
     </w:p>
     <w:p>
@@ -5123,8 +6960,20 @@
           <w:sz w:val="24"/>
           <w:szCs w:val="24"/>
         </w:rPr>
-        <w:t>Durchlaufen einer List&lt;T&gt; mit foreach</w:t>
-      </w:r>
+        <w:t xml:space="preserve">Durchlaufen einer List&lt;T&gt; mit </w:t>
+      </w:r>
+      <w:proofErr w:type="spellStart"/>
+      <w:r>
+        <w:rPr>
+          <w:rFonts w:ascii="Arial" w:hAnsi="Arial" w:cs="Arial"/>
+          <w:b/>
+          <w:bCs/>
+          <w:sz w:val="24"/>
+          <w:szCs w:val="24"/>
+        </w:rPr>
+        <w:t>foreach</w:t>
+      </w:r>
+      <w:proofErr w:type="spellEnd"/>
     </w:p>
     <w:p>
       <w:pPr>
@@ -5152,6 +7001,7 @@
         </w:rPr>
         <w:t xml:space="preserve">  </w:t>
       </w:r>
+      <w:proofErr w:type="spellStart"/>
       <w:r>
         <w:rPr>
           <w:rFonts w:ascii="Arial" w:hAnsi="Arial" w:cs="Arial"/>
@@ -5163,6 +7013,7 @@
         </w:rPr>
         <w:t>foreach</w:t>
       </w:r>
+      <w:proofErr w:type="spellEnd"/>
       <w:r>
         <w:rPr>
           <w:rFonts w:ascii="Arial" w:hAnsi="Arial" w:cs="Arial"/>
@@ -5174,6 +7025,7 @@
         </w:rPr>
         <w:t xml:space="preserve"> (</w:t>
       </w:r>
+      <w:proofErr w:type="spellStart"/>
       <w:r>
         <w:rPr>
           <w:rFonts w:ascii="Arial" w:hAnsi="Arial" w:cs="Arial"/>
@@ -5185,16 +7037,41 @@
         </w:rPr>
         <w:t>var</w:t>
       </w:r>
-      <w:r>
-        <w:rPr>
-          <w:rFonts w:ascii="Arial" w:hAnsi="Arial" w:cs="Arial"/>
-          <w:color w:val="000000"/>
-          <w:kern w:val="0"/>
-          <w:sz w:val="24"/>
-          <w:szCs w:val="24"/>
-          <w:highlight w:val="white"/>
-        </w:rPr>
-        <w:t xml:space="preserve"> name </w:t>
+      <w:proofErr w:type="spellEnd"/>
+      <w:r>
+        <w:rPr>
+          <w:rFonts w:ascii="Arial" w:hAnsi="Arial" w:cs="Arial"/>
+          <w:color w:val="000000"/>
+          <w:kern w:val="0"/>
+          <w:sz w:val="24"/>
+          <w:szCs w:val="24"/>
+          <w:highlight w:val="white"/>
+        </w:rPr>
+        <w:t xml:space="preserve"> </w:t>
+      </w:r>
+      <w:proofErr w:type="spellStart"/>
+      <w:r>
+        <w:rPr>
+          <w:rFonts w:ascii="Arial" w:hAnsi="Arial" w:cs="Arial"/>
+          <w:color w:val="000000"/>
+          <w:kern w:val="0"/>
+          <w:sz w:val="24"/>
+          <w:szCs w:val="24"/>
+          <w:highlight w:val="white"/>
+        </w:rPr>
+        <w:t>name</w:t>
+      </w:r>
+      <w:proofErr w:type="spellEnd"/>
+      <w:r>
+        <w:rPr>
+          <w:rFonts w:ascii="Arial" w:hAnsi="Arial" w:cs="Arial"/>
+          <w:color w:val="000000"/>
+          <w:kern w:val="0"/>
+          <w:sz w:val="24"/>
+          <w:szCs w:val="24"/>
+          <w:highlight w:val="white"/>
+        </w:rPr>
+        <w:t xml:space="preserve"> </w:t>
       </w:r>
       <w:r>
         <w:rPr>
@@ -5216,7 +7093,31 @@
           <w:szCs w:val="24"/>
           <w:highlight w:val="white"/>
         </w:rPr>
-        <w:t xml:space="preserve"> namen)</w:t>
+        <w:t xml:space="preserve"> </w:t>
+      </w:r>
+      <w:proofErr w:type="spellStart"/>
+      <w:r>
+        <w:rPr>
+          <w:rFonts w:ascii="Arial" w:hAnsi="Arial" w:cs="Arial"/>
+          <w:color w:val="000000"/>
+          <w:kern w:val="0"/>
+          <w:sz w:val="24"/>
+          <w:szCs w:val="24"/>
+          <w:highlight w:val="white"/>
+        </w:rPr>
+        <w:t>namen</w:t>
+      </w:r>
+      <w:proofErr w:type="spellEnd"/>
+      <w:r>
+        <w:rPr>
+          <w:rFonts w:ascii="Arial" w:hAnsi="Arial" w:cs="Arial"/>
+          <w:color w:val="000000"/>
+          <w:kern w:val="0"/>
+          <w:sz w:val="24"/>
+          <w:szCs w:val="24"/>
+          <w:highlight w:val="white"/>
+        </w:rPr>
+        <w:t>)</w:t>
       </w:r>
     </w:p>
     <w:p>
@@ -5272,6 +7173,7 @@
         </w:rPr>
         <w:t xml:space="preserve">      </w:t>
       </w:r>
+      <w:proofErr w:type="spellStart"/>
       <w:r>
         <w:rPr>
           <w:rFonts w:ascii="Arial" w:hAnsi="Arial" w:cs="Arial"/>
@@ -5292,7 +7194,43 @@
           <w:szCs w:val="24"/>
           <w:highlight w:val="white"/>
         </w:rPr>
-        <w:t>.WriteLine(name);</w:t>
+        <w:t>.WriteLine</w:t>
+      </w:r>
+      <w:proofErr w:type="spellEnd"/>
+      <w:r>
+        <w:rPr>
+          <w:rFonts w:ascii="Arial" w:hAnsi="Arial" w:cs="Arial"/>
+          <w:color w:val="000000"/>
+          <w:kern w:val="0"/>
+          <w:sz w:val="24"/>
+          <w:szCs w:val="24"/>
+          <w:highlight w:val="white"/>
+        </w:rPr>
+        <w:t>(</w:t>
+      </w:r>
+      <w:proofErr w:type="spellStart"/>
+      <w:r>
+        <w:rPr>
+          <w:rFonts w:ascii="Arial" w:hAnsi="Arial" w:cs="Arial"/>
+          <w:color w:val="000000"/>
+          <w:kern w:val="0"/>
+          <w:sz w:val="24"/>
+          <w:szCs w:val="24"/>
+          <w:highlight w:val="white"/>
+        </w:rPr>
+        <w:t>name</w:t>
+      </w:r>
+      <w:proofErr w:type="spellEnd"/>
+      <w:r>
+        <w:rPr>
+          <w:rFonts w:ascii="Arial" w:hAnsi="Arial" w:cs="Arial"/>
+          <w:color w:val="000000"/>
+          <w:kern w:val="0"/>
+          <w:sz w:val="24"/>
+          <w:szCs w:val="24"/>
+          <w:highlight w:val="white"/>
+        </w:rPr>
+        <w:t>);</w:t>
       </w:r>
     </w:p>
     <w:p>
@@ -5335,8 +7273,42 @@
           <w:sz w:val="24"/>
           <w:szCs w:val="24"/>
         </w:rPr>
-        <w:t>Durchlaufen eines Dictionary&lt;TKey, TValue&gt; mit foreach</w:t>
-      </w:r>
+        <w:t xml:space="preserve">Durchlaufen eines Dictionary&lt;TKey, </w:t>
+      </w:r>
+      <w:proofErr w:type="spellStart"/>
+      <w:r>
+        <w:rPr>
+          <w:rFonts w:ascii="Arial" w:hAnsi="Arial" w:cs="Arial"/>
+          <w:b/>
+          <w:bCs/>
+          <w:sz w:val="24"/>
+          <w:szCs w:val="24"/>
+        </w:rPr>
+        <w:t>TValue</w:t>
+      </w:r>
+      <w:proofErr w:type="spellEnd"/>
+      <w:r>
+        <w:rPr>
+          <w:rFonts w:ascii="Arial" w:hAnsi="Arial" w:cs="Arial"/>
+          <w:b/>
+          <w:bCs/>
+          <w:sz w:val="24"/>
+          <w:szCs w:val="24"/>
+        </w:rPr>
+        <w:t xml:space="preserve">&gt; mit </w:t>
+      </w:r>
+      <w:proofErr w:type="spellStart"/>
+      <w:r>
+        <w:rPr>
+          <w:rFonts w:ascii="Arial" w:hAnsi="Arial" w:cs="Arial"/>
+          <w:b/>
+          <w:bCs/>
+          <w:sz w:val="24"/>
+          <w:szCs w:val="24"/>
+        </w:rPr>
+        <w:t>foreach</w:t>
+      </w:r>
+      <w:proofErr w:type="spellEnd"/>
     </w:p>
     <w:p>
       <w:pPr>
@@ -5353,6 +7325,7 @@
           <w:highlight w:val="white"/>
         </w:rPr>
       </w:pPr>
+      <w:proofErr w:type="spellStart"/>
       <w:r>
         <w:rPr>
           <w:rFonts w:ascii="Arial" w:hAnsi="Arial" w:cs="Arial"/>
@@ -5364,6 +7337,7 @@
         </w:rPr>
         <w:t>foreach</w:t>
       </w:r>
+      <w:proofErr w:type="spellEnd"/>
       <w:r>
         <w:rPr>
           <w:rFonts w:ascii="Arial" w:hAnsi="Arial" w:cs="Arial"/>
@@ -5375,6 +7349,7 @@
         </w:rPr>
         <w:t xml:space="preserve"> (</w:t>
       </w:r>
+      <w:proofErr w:type="spellStart"/>
       <w:r>
         <w:rPr>
           <w:rFonts w:ascii="Arial" w:hAnsi="Arial" w:cs="Arial"/>
@@ -5386,6 +7361,7 @@
         </w:rPr>
         <w:t>KeyValuePair</w:t>
       </w:r>
+      <w:proofErr w:type="spellEnd"/>
       <w:r>
         <w:rPr>
           <w:rFonts w:ascii="Arial" w:hAnsi="Arial" w:cs="Arial"/>
@@ -5397,6 +7373,7 @@
         </w:rPr>
         <w:t>&lt;</w:t>
       </w:r>
+      <w:proofErr w:type="spellStart"/>
       <w:r>
         <w:rPr>
           <w:rFonts w:ascii="Arial" w:hAnsi="Arial" w:cs="Arial"/>
@@ -5408,6 +7385,7 @@
         </w:rPr>
         <w:t>int</w:t>
       </w:r>
+      <w:proofErr w:type="spellEnd"/>
       <w:r>
         <w:rPr>
           <w:rFonts w:ascii="Arial" w:hAnsi="Arial" w:cs="Arial"/>
@@ -5419,6 +7397,7 @@
         </w:rPr>
         <w:t xml:space="preserve">, </w:t>
       </w:r>
+      <w:proofErr w:type="spellStart"/>
       <w:r>
         <w:rPr>
           <w:rFonts w:ascii="Arial" w:hAnsi="Arial" w:cs="Arial"/>
@@ -5430,16 +7409,41 @@
         </w:rPr>
         <w:t>string</w:t>
       </w:r>
-      <w:r>
-        <w:rPr>
-          <w:rFonts w:ascii="Arial" w:hAnsi="Arial" w:cs="Arial"/>
-          <w:color w:val="000000"/>
-          <w:kern w:val="0"/>
-          <w:sz w:val="24"/>
-          <w:szCs w:val="24"/>
-          <w:highlight w:val="white"/>
-        </w:rPr>
-        <w:t xml:space="preserve">&gt; eintrag </w:t>
+      <w:proofErr w:type="spellEnd"/>
+      <w:r>
+        <w:rPr>
+          <w:rFonts w:ascii="Arial" w:hAnsi="Arial" w:cs="Arial"/>
+          <w:color w:val="000000"/>
+          <w:kern w:val="0"/>
+          <w:sz w:val="24"/>
+          <w:szCs w:val="24"/>
+          <w:highlight w:val="white"/>
+        </w:rPr>
+        <w:t xml:space="preserve">&gt; </w:t>
+      </w:r>
+      <w:proofErr w:type="spellStart"/>
+      <w:r>
+        <w:rPr>
+          <w:rFonts w:ascii="Arial" w:hAnsi="Arial" w:cs="Arial"/>
+          <w:color w:val="000000"/>
+          <w:kern w:val="0"/>
+          <w:sz w:val="24"/>
+          <w:szCs w:val="24"/>
+          <w:highlight w:val="white"/>
+        </w:rPr>
+        <w:t>eintrag</w:t>
+      </w:r>
+      <w:proofErr w:type="spellEnd"/>
+      <w:r>
+        <w:rPr>
+          <w:rFonts w:ascii="Arial" w:hAnsi="Arial" w:cs="Arial"/>
+          <w:color w:val="000000"/>
+          <w:kern w:val="0"/>
+          <w:sz w:val="24"/>
+          <w:szCs w:val="24"/>
+          <w:highlight w:val="white"/>
+        </w:rPr>
+        <w:t xml:space="preserve"> </w:t>
       </w:r>
       <w:r>
         <w:rPr>
@@ -5461,7 +7465,31 @@
           <w:szCs w:val="24"/>
           <w:highlight w:val="white"/>
         </w:rPr>
-        <w:t xml:space="preserve"> studenten)</w:t>
+        <w:t xml:space="preserve"> </w:t>
+      </w:r>
+      <w:proofErr w:type="spellStart"/>
+      <w:r>
+        <w:rPr>
+          <w:rFonts w:ascii="Arial" w:hAnsi="Arial" w:cs="Arial"/>
+          <w:color w:val="000000"/>
+          <w:kern w:val="0"/>
+          <w:sz w:val="24"/>
+          <w:szCs w:val="24"/>
+          <w:highlight w:val="white"/>
+        </w:rPr>
+        <w:t>studenten</w:t>
+      </w:r>
+      <w:proofErr w:type="spellEnd"/>
+      <w:r>
+        <w:rPr>
+          <w:rFonts w:ascii="Arial" w:hAnsi="Arial" w:cs="Arial"/>
+          <w:color w:val="000000"/>
+          <w:kern w:val="0"/>
+          <w:sz w:val="24"/>
+          <w:szCs w:val="24"/>
+          <w:highlight w:val="white"/>
+        </w:rPr>
+        <w:t>)</w:t>
       </w:r>
     </w:p>
     <w:p>
@@ -5517,6 +7545,7 @@
         </w:rPr>
         <w:t xml:space="preserve">     </w:t>
       </w:r>
+      <w:proofErr w:type="spellStart"/>
       <w:r>
         <w:rPr>
           <w:rFonts w:ascii="Arial" w:hAnsi="Arial" w:cs="Arial"/>
@@ -5537,7 +7566,19 @@
           <w:szCs w:val="24"/>
           <w:highlight w:val="white"/>
         </w:rPr>
-        <w:t>.WriteLine(</w:t>
+        <w:t>.WriteLine</w:t>
+      </w:r>
+      <w:proofErr w:type="spellEnd"/>
+      <w:r>
+        <w:rPr>
+          <w:rFonts w:ascii="Arial" w:hAnsi="Arial" w:cs="Arial"/>
+          <w:color w:val="000000"/>
+          <w:kern w:val="0"/>
+          <w:sz w:val="24"/>
+          <w:szCs w:val="24"/>
+          <w:highlight w:val="white"/>
+        </w:rPr>
+        <w:t>(</w:t>
       </w:r>
       <w:r>
         <w:rPr>
@@ -5559,8 +7600,35 @@
           <w:szCs w:val="24"/>
           <w:highlight w:val="white"/>
         </w:rPr>
-        <w:t xml:space="preserve"> + eintrag.Key + </w:t>
-      </w:r>
+        <w:t xml:space="preserve"> + </w:t>
+      </w:r>
+      <w:proofErr w:type="spellStart"/>
+      <w:proofErr w:type="gramStart"/>
+      <w:r>
+        <w:rPr>
+          <w:rFonts w:ascii="Arial" w:hAnsi="Arial" w:cs="Arial"/>
+          <w:color w:val="000000"/>
+          <w:kern w:val="0"/>
+          <w:sz w:val="24"/>
+          <w:szCs w:val="24"/>
+          <w:highlight w:val="white"/>
+        </w:rPr>
+        <w:t>eintrag.Key</w:t>
+      </w:r>
+      <w:proofErr w:type="spellEnd"/>
+      <w:proofErr w:type="gramEnd"/>
+      <w:r>
+        <w:rPr>
+          <w:rFonts w:ascii="Arial" w:hAnsi="Arial" w:cs="Arial"/>
+          <w:color w:val="000000"/>
+          <w:kern w:val="0"/>
+          <w:sz w:val="24"/>
+          <w:szCs w:val="24"/>
+          <w:highlight w:val="white"/>
+        </w:rPr>
+        <w:t xml:space="preserve"> + </w:t>
+      </w:r>
+      <w:proofErr w:type="gramStart"/>
       <w:r>
         <w:rPr>
           <w:rFonts w:ascii="Arial" w:hAnsi="Arial" w:cs="Arial"/>
@@ -5570,24 +7638,64 @@
           <w:szCs w:val="24"/>
           <w:highlight w:val="white"/>
         </w:rPr>
-        <w:t>" , Name: "</w:t>
-      </w:r>
-      <w:r>
-        <w:rPr>
-          <w:rFonts w:ascii="Arial" w:hAnsi="Arial" w:cs="Arial"/>
-          <w:color w:val="000000"/>
-          <w:kern w:val="0"/>
-          <w:sz w:val="24"/>
-          <w:szCs w:val="24"/>
-          <w:highlight w:val="white"/>
-        </w:rPr>
-        <w:t xml:space="preserve"> + eintrag.Value);</w:t>
-      </w:r>
-    </w:p>
-    <w:p>
-      <w:pPr>
-        <w:rPr>
-          <w:rFonts w:ascii="Arial" w:hAnsi="Arial" w:cs="Arial"/>
+        <w:t>" ,</w:t>
+      </w:r>
+      <w:proofErr w:type="gramEnd"/>
+      <w:r>
+        <w:rPr>
+          <w:rFonts w:ascii="Arial" w:hAnsi="Arial" w:cs="Arial"/>
+          <w:color w:val="A31515"/>
+          <w:kern w:val="0"/>
+          <w:sz w:val="24"/>
+          <w:szCs w:val="24"/>
+          <w:highlight w:val="white"/>
+        </w:rPr>
+        <w:t xml:space="preserve"> Name: "</w:t>
+      </w:r>
+      <w:r>
+        <w:rPr>
+          <w:rFonts w:ascii="Arial" w:hAnsi="Arial" w:cs="Arial"/>
+          <w:color w:val="000000"/>
+          <w:kern w:val="0"/>
+          <w:sz w:val="24"/>
+          <w:szCs w:val="24"/>
+          <w:highlight w:val="white"/>
+        </w:rPr>
+        <w:t xml:space="preserve"> + </w:t>
+      </w:r>
+      <w:proofErr w:type="spellStart"/>
+      <w:proofErr w:type="gramStart"/>
+      <w:r>
+        <w:rPr>
+          <w:rFonts w:ascii="Arial" w:hAnsi="Arial" w:cs="Arial"/>
+          <w:color w:val="000000"/>
+          <w:kern w:val="0"/>
+          <w:sz w:val="24"/>
+          <w:szCs w:val="24"/>
+          <w:highlight w:val="white"/>
+        </w:rPr>
+        <w:t>eintrag.Value</w:t>
+      </w:r>
+      <w:proofErr w:type="spellEnd"/>
+      <w:proofErr w:type="gramEnd"/>
+      <w:r>
+        <w:rPr>
+          <w:rFonts w:ascii="Arial" w:hAnsi="Arial" w:cs="Arial"/>
+          <w:color w:val="000000"/>
+          <w:kern w:val="0"/>
+          <w:sz w:val="24"/>
+          <w:szCs w:val="24"/>
+          <w:highlight w:val="white"/>
+        </w:rPr>
+        <w:t>);</w:t>
+      </w:r>
+    </w:p>
+    <w:p>
+      <w:pPr>
+        <w:rPr>
+          <w:rFonts w:ascii="Arial" w:hAnsi="Arial" w:cs="Arial"/>
+          <w:color w:val="000000"/>
+          <w:kern w:val="0"/>
           <w:sz w:val="24"/>
           <w:szCs w:val="24"/>
         </w:rPr>
@@ -5606,7 +7714,24 @@
     </w:p>
     <w:p>
       <w:pPr>
-        <w:jc w:val="center"/>
+        <w:rPr>
+          <w:rFonts w:ascii="Arial" w:hAnsi="Arial" w:cs="Arial"/>
+          <w:color w:val="000000"/>
+          <w:kern w:val="0"/>
+          <w:sz w:val="24"/>
+          <w:szCs w:val="24"/>
+        </w:rPr>
+      </w:pPr>
+    </w:p>
+    <w:p>
+      <w:pPr>
+        <w:rPr>
+          <w:rFonts w:ascii="Arial" w:hAnsi="Arial" w:cs="Arial"/>
+          <w:sz w:val="24"/>
+          <w:szCs w:val="24"/>
+        </w:rPr>
+      </w:pPr>
+      <w:r>
         <w:rPr>
           <w:rFonts w:ascii="Arial" w:hAnsi="Arial" w:cs="Arial"/>
           <w:b/>
@@ -5614,7 +7739,8 @@
           <w:sz w:val="24"/>
           <w:szCs w:val="24"/>
         </w:rPr>
-      </w:pPr>
+        <w:t>I</w:t>
+      </w:r>
       <w:r>
         <w:rPr>
           <w:rFonts w:ascii="Arial" w:hAnsi="Arial" w:cs="Arial"/>
@@ -5623,6 +7749,2383 @@
           <w:sz w:val="24"/>
           <w:szCs w:val="24"/>
         </w:rPr>
+        <w:t xml:space="preserve">nterne Speicherstruktur von Dictionary&lt;TKey, </w:t>
+      </w:r>
+      <w:proofErr w:type="spellStart"/>
+      <w:r>
+        <w:rPr>
+          <w:rFonts w:ascii="Arial" w:hAnsi="Arial" w:cs="Arial"/>
+          <w:b/>
+          <w:bCs/>
+          <w:sz w:val="24"/>
+          <w:szCs w:val="24"/>
+        </w:rPr>
+        <w:t>TValue</w:t>
+      </w:r>
+      <w:proofErr w:type="spellEnd"/>
+      <w:r>
+        <w:rPr>
+          <w:rFonts w:ascii="Arial" w:hAnsi="Arial" w:cs="Arial"/>
+          <w:b/>
+          <w:bCs/>
+          <w:sz w:val="24"/>
+          <w:szCs w:val="24"/>
+        </w:rPr>
+        <w:t>&gt; in .NET</w:t>
+      </w:r>
+    </w:p>
+    <w:p>
+      <w:pPr>
+        <w:rPr>
+          <w:rFonts w:ascii="Arial" w:hAnsi="Arial" w:cs="Arial"/>
+          <w:sz w:val="24"/>
+          <w:szCs w:val="24"/>
+        </w:rPr>
+      </w:pPr>
+    </w:p>
+    <w:p>
+      <w:pPr>
+        <w:rPr>
+          <w:rFonts w:ascii="Arial" w:hAnsi="Arial" w:cs="Arial"/>
+          <w:b/>
+          <w:bCs/>
+          <w:sz w:val="24"/>
+          <w:szCs w:val="24"/>
+        </w:rPr>
+      </w:pPr>
+      <w:r>
+        <w:rPr>
+          <w:rFonts w:ascii="Arial" w:hAnsi="Arial" w:cs="Arial"/>
+          <w:b/>
+          <w:bCs/>
+          <w:sz w:val="24"/>
+          <w:szCs w:val="24"/>
+        </w:rPr>
+        <w:t>1. Grundprinzip</w:t>
+      </w:r>
+    </w:p>
+    <w:p>
+      <w:pPr>
+        <w:rPr>
+          <w:rFonts w:ascii="Arial" w:hAnsi="Arial" w:cs="Arial"/>
+          <w:sz w:val="24"/>
+          <w:szCs w:val="24"/>
+        </w:rPr>
+      </w:pPr>
+      <w:r>
+        <w:rPr>
+          <w:rFonts w:ascii="Arial" w:hAnsi="Arial" w:cs="Arial"/>
+          <w:sz w:val="24"/>
+          <w:szCs w:val="24"/>
+        </w:rPr>
+        <w:t xml:space="preserve">Dictionary&lt;TKey, </w:t>
+      </w:r>
+      <w:proofErr w:type="spellStart"/>
+      <w:r>
+        <w:rPr>
+          <w:rFonts w:ascii="Arial" w:hAnsi="Arial" w:cs="Arial"/>
+          <w:sz w:val="24"/>
+          <w:szCs w:val="24"/>
+        </w:rPr>
+        <w:t>TValue</w:t>
+      </w:r>
+      <w:proofErr w:type="spellEnd"/>
+      <w:r>
+        <w:rPr>
+          <w:rFonts w:ascii="Arial" w:hAnsi="Arial" w:cs="Arial"/>
+          <w:sz w:val="24"/>
+          <w:szCs w:val="24"/>
+        </w:rPr>
+        <w:t xml:space="preserve">&gt; ist </w:t>
+      </w:r>
+      <w:r>
+        <w:rPr>
+          <w:rFonts w:ascii="Arial" w:hAnsi="Arial" w:cs="Arial"/>
+          <w:b/>
+          <w:bCs/>
+          <w:sz w:val="24"/>
+          <w:szCs w:val="24"/>
+        </w:rPr>
+        <w:t>kein einfaches Array</w:t>
+      </w:r>
+      <w:r>
+        <w:rPr>
+          <w:rFonts w:ascii="Arial" w:hAnsi="Arial" w:cs="Arial"/>
+          <w:sz w:val="24"/>
+          <w:szCs w:val="24"/>
+        </w:rPr>
+        <w:t xml:space="preserve">, sondern basiert auf einer </w:t>
+      </w:r>
+      <w:r>
+        <w:rPr>
+          <w:rFonts w:ascii="Arial" w:hAnsi="Arial" w:cs="Arial"/>
+          <w:b/>
+          <w:bCs/>
+          <w:sz w:val="24"/>
+          <w:szCs w:val="24"/>
+        </w:rPr>
+        <w:t>Hash-Tabelle</w:t>
+      </w:r>
+      <w:r>
+        <w:rPr>
+          <w:rFonts w:ascii="Arial" w:hAnsi="Arial" w:cs="Arial"/>
+          <w:sz w:val="24"/>
+          <w:szCs w:val="24"/>
+        </w:rPr>
+        <w:t>.</w:t>
+      </w:r>
+    </w:p>
+    <w:p>
+      <w:pPr>
+        <w:numPr>
+          <w:ilvl w:val="0"/>
+          <w:numId w:val="7"/>
+        </w:numPr>
+        <w:rPr>
+          <w:rFonts w:ascii="Arial" w:hAnsi="Arial" w:cs="Arial"/>
+          <w:sz w:val="24"/>
+          <w:szCs w:val="24"/>
+        </w:rPr>
+      </w:pPr>
+      <w:r>
+        <w:rPr>
+          <w:rFonts w:ascii="Arial" w:hAnsi="Arial" w:cs="Arial"/>
+          <w:sz w:val="24"/>
+          <w:szCs w:val="24"/>
+        </w:rPr>
+        <w:t xml:space="preserve">Schlüssel (TKey) → </w:t>
+      </w:r>
+      <w:proofErr w:type="spellStart"/>
+      <w:r>
+        <w:rPr>
+          <w:rFonts w:ascii="Arial" w:hAnsi="Arial" w:cs="Arial"/>
+          <w:b/>
+          <w:bCs/>
+          <w:sz w:val="24"/>
+          <w:szCs w:val="24"/>
+        </w:rPr>
+        <w:t>hashwert</w:t>
+      </w:r>
+      <w:proofErr w:type="spellEnd"/>
+      <w:r>
+        <w:rPr>
+          <w:rFonts w:ascii="Arial" w:hAnsi="Arial" w:cs="Arial"/>
+          <w:b/>
+          <w:bCs/>
+          <w:sz w:val="24"/>
+          <w:szCs w:val="24"/>
+        </w:rPr>
+        <w:t xml:space="preserve"> berechnet</w:t>
+      </w:r>
+    </w:p>
+    <w:p>
+      <w:pPr>
+        <w:numPr>
+          <w:ilvl w:val="0"/>
+          <w:numId w:val="7"/>
+        </w:numPr>
+        <w:rPr>
+          <w:rFonts w:ascii="Arial" w:hAnsi="Arial" w:cs="Arial"/>
+          <w:sz w:val="24"/>
+          <w:szCs w:val="24"/>
+        </w:rPr>
+      </w:pPr>
+      <w:r>
+        <w:rPr>
+          <w:rFonts w:ascii="Arial" w:hAnsi="Arial" w:cs="Arial"/>
+          <w:sz w:val="24"/>
+          <w:szCs w:val="24"/>
+        </w:rPr>
+        <w:t xml:space="preserve">Hashwert → </w:t>
+      </w:r>
+      <w:r>
+        <w:rPr>
+          <w:rFonts w:ascii="Arial" w:hAnsi="Arial" w:cs="Arial"/>
+          <w:b/>
+          <w:bCs/>
+          <w:sz w:val="24"/>
+          <w:szCs w:val="24"/>
+        </w:rPr>
+        <w:t xml:space="preserve">Index in internen </w:t>
+      </w:r>
+      <w:proofErr w:type="spellStart"/>
+      <w:r>
+        <w:rPr>
+          <w:rFonts w:ascii="Arial" w:hAnsi="Arial" w:cs="Arial"/>
+          <w:b/>
+          <w:bCs/>
+          <w:sz w:val="24"/>
+          <w:szCs w:val="24"/>
+        </w:rPr>
+        <w:t>Buckets</w:t>
+      </w:r>
+      <w:proofErr w:type="spellEnd"/>
+    </w:p>
+    <w:p>
+      <w:pPr>
+        <w:numPr>
+          <w:ilvl w:val="0"/>
+          <w:numId w:val="7"/>
+        </w:numPr>
+        <w:rPr>
+          <w:rFonts w:ascii="Arial" w:hAnsi="Arial" w:cs="Arial"/>
+          <w:sz w:val="24"/>
+          <w:szCs w:val="24"/>
+        </w:rPr>
+      </w:pPr>
+      <w:r>
+        <w:rPr>
+          <w:rFonts w:ascii="Arial" w:hAnsi="Arial" w:cs="Arial"/>
+          <w:sz w:val="24"/>
+          <w:szCs w:val="24"/>
+        </w:rPr>
+        <w:t xml:space="preserve">Jeder </w:t>
+      </w:r>
+      <w:proofErr w:type="spellStart"/>
+      <w:r>
+        <w:rPr>
+          <w:rFonts w:ascii="Arial" w:hAnsi="Arial" w:cs="Arial"/>
+          <w:sz w:val="24"/>
+          <w:szCs w:val="24"/>
+        </w:rPr>
+        <w:t>Bucket</w:t>
+      </w:r>
+      <w:proofErr w:type="spellEnd"/>
+      <w:r>
+        <w:rPr>
+          <w:rFonts w:ascii="Arial" w:hAnsi="Arial" w:cs="Arial"/>
+          <w:sz w:val="24"/>
+          <w:szCs w:val="24"/>
+        </w:rPr>
+        <w:t xml:space="preserve"> enthält die eigentlichen Elemente (Entry), manchmal als verkettete Liste (oder Array von </w:t>
+      </w:r>
+      <w:proofErr w:type="spellStart"/>
+      <w:r>
+        <w:rPr>
+          <w:rFonts w:ascii="Arial" w:hAnsi="Arial" w:cs="Arial"/>
+          <w:sz w:val="24"/>
+          <w:szCs w:val="24"/>
+        </w:rPr>
+        <w:t>Entries</w:t>
+      </w:r>
+      <w:proofErr w:type="spellEnd"/>
+      <w:r>
+        <w:rPr>
+          <w:rFonts w:ascii="Arial" w:hAnsi="Arial" w:cs="Arial"/>
+          <w:sz w:val="24"/>
+          <w:szCs w:val="24"/>
+        </w:rPr>
+        <w:t>)</w:t>
+      </w:r>
+    </w:p>
+    <w:p>
+      <w:pPr>
+        <w:rPr>
+          <w:rFonts w:ascii="Arial" w:hAnsi="Arial" w:cs="Arial"/>
+          <w:sz w:val="24"/>
+          <w:szCs w:val="24"/>
+        </w:rPr>
+      </w:pPr>
+    </w:p>
+    <w:p>
+      <w:pPr>
+        <w:rPr>
+          <w:rFonts w:ascii="Arial" w:hAnsi="Arial" w:cs="Arial"/>
+          <w:b/>
+          <w:bCs/>
+          <w:sz w:val="24"/>
+          <w:szCs w:val="24"/>
+        </w:rPr>
+      </w:pPr>
+      <w:r>
+        <w:rPr>
+          <w:rFonts w:ascii="Arial" w:hAnsi="Arial" w:cs="Arial"/>
+          <w:b/>
+          <w:bCs/>
+          <w:sz w:val="24"/>
+          <w:szCs w:val="24"/>
+        </w:rPr>
+        <w:t>2. Interne Felder in .NET</w:t>
+      </w:r>
+    </w:p>
+    <w:p>
+      <w:pPr>
+        <w:rPr>
+          <w:rFonts w:ascii="Arial" w:hAnsi="Arial" w:cs="Arial"/>
+          <w:sz w:val="24"/>
+          <w:szCs w:val="24"/>
+        </w:rPr>
+      </w:pPr>
+      <w:r>
+        <w:rPr>
+          <w:rFonts w:ascii="Arial" w:hAnsi="Arial" w:cs="Arial"/>
+          <w:sz w:val="24"/>
+          <w:szCs w:val="24"/>
+        </w:rPr>
+        <w:lastRenderedPageBreak/>
+        <w:t>In der offiziellen Implementierung (vereinfachte Version):</w:t>
+      </w:r>
+    </w:p>
+    <w:p>
+      <w:pPr>
+        <w:rPr>
+          <w:rFonts w:ascii="Arial" w:hAnsi="Arial" w:cs="Arial"/>
+          <w:sz w:val="24"/>
+          <w:szCs w:val="24"/>
+        </w:rPr>
+      </w:pPr>
+      <w:r>
+        <w:rPr>
+          <w:rFonts w:ascii="Arial" w:hAnsi="Arial" w:cs="Arial"/>
+          <w:sz w:val="24"/>
+          <w:szCs w:val="24"/>
+        </w:rPr>
+        <w:t xml:space="preserve">private </w:t>
+      </w:r>
+      <w:proofErr w:type="spellStart"/>
+      <w:proofErr w:type="gramStart"/>
+      <w:r>
+        <w:rPr>
+          <w:rFonts w:ascii="Arial" w:hAnsi="Arial" w:cs="Arial"/>
+          <w:sz w:val="24"/>
+          <w:szCs w:val="24"/>
+        </w:rPr>
+        <w:t>int</w:t>
+      </w:r>
+      <w:proofErr w:type="spellEnd"/>
+      <w:r>
+        <w:rPr>
+          <w:rFonts w:ascii="Arial" w:hAnsi="Arial" w:cs="Arial"/>
+          <w:sz w:val="24"/>
+          <w:szCs w:val="24"/>
+        </w:rPr>
+        <w:t>[</w:t>
+      </w:r>
+      <w:proofErr w:type="gramEnd"/>
+      <w:r>
+        <w:rPr>
+          <w:rFonts w:ascii="Arial" w:hAnsi="Arial" w:cs="Arial"/>
+          <w:sz w:val="24"/>
+          <w:szCs w:val="24"/>
+        </w:rPr>
+        <w:t>] _</w:t>
+      </w:r>
+      <w:proofErr w:type="spellStart"/>
+      <w:proofErr w:type="gramStart"/>
+      <w:r>
+        <w:rPr>
+          <w:rFonts w:ascii="Arial" w:hAnsi="Arial" w:cs="Arial"/>
+          <w:sz w:val="24"/>
+          <w:szCs w:val="24"/>
+        </w:rPr>
+        <w:t>buckets</w:t>
+      </w:r>
+      <w:proofErr w:type="spellEnd"/>
+      <w:r>
+        <w:rPr>
+          <w:rFonts w:ascii="Arial" w:hAnsi="Arial" w:cs="Arial"/>
+          <w:sz w:val="24"/>
+          <w:szCs w:val="24"/>
+        </w:rPr>
+        <w:t xml:space="preserve">;   </w:t>
+      </w:r>
+      <w:proofErr w:type="gramEnd"/>
+      <w:r>
+        <w:rPr>
+          <w:rFonts w:ascii="Arial" w:hAnsi="Arial" w:cs="Arial"/>
+          <w:sz w:val="24"/>
+          <w:szCs w:val="24"/>
+        </w:rPr>
+        <w:t xml:space="preserve">   // Array mit Indizes zu _</w:t>
+      </w:r>
+      <w:proofErr w:type="spellStart"/>
+      <w:r>
+        <w:rPr>
+          <w:rFonts w:ascii="Arial" w:hAnsi="Arial" w:cs="Arial"/>
+          <w:sz w:val="24"/>
+          <w:szCs w:val="24"/>
+        </w:rPr>
+        <w:t>entries</w:t>
+      </w:r>
+      <w:proofErr w:type="spellEnd"/>
+    </w:p>
+    <w:p>
+      <w:pPr>
+        <w:rPr>
+          <w:rFonts w:ascii="Arial" w:hAnsi="Arial" w:cs="Arial"/>
+          <w:sz w:val="24"/>
+          <w:szCs w:val="24"/>
+        </w:rPr>
+      </w:pPr>
+      <w:r>
+        <w:rPr>
+          <w:rFonts w:ascii="Arial" w:hAnsi="Arial" w:cs="Arial"/>
+          <w:sz w:val="24"/>
+          <w:szCs w:val="24"/>
+        </w:rPr>
+        <w:t xml:space="preserve">private </w:t>
+      </w:r>
+      <w:proofErr w:type="gramStart"/>
+      <w:r>
+        <w:rPr>
+          <w:rFonts w:ascii="Arial" w:hAnsi="Arial" w:cs="Arial"/>
+          <w:sz w:val="24"/>
+          <w:szCs w:val="24"/>
+        </w:rPr>
+        <w:t>Entry[</w:t>
+      </w:r>
+      <w:proofErr w:type="gramEnd"/>
+      <w:r>
+        <w:rPr>
+          <w:rFonts w:ascii="Arial" w:hAnsi="Arial" w:cs="Arial"/>
+          <w:sz w:val="24"/>
+          <w:szCs w:val="24"/>
+        </w:rPr>
+        <w:t>] _</w:t>
+      </w:r>
+      <w:proofErr w:type="spellStart"/>
+      <w:proofErr w:type="gramStart"/>
+      <w:r>
+        <w:rPr>
+          <w:rFonts w:ascii="Arial" w:hAnsi="Arial" w:cs="Arial"/>
+          <w:sz w:val="24"/>
+          <w:szCs w:val="24"/>
+        </w:rPr>
+        <w:t>entries</w:t>
+      </w:r>
+      <w:proofErr w:type="spellEnd"/>
+      <w:r>
+        <w:rPr>
+          <w:rFonts w:ascii="Arial" w:hAnsi="Arial" w:cs="Arial"/>
+          <w:sz w:val="24"/>
+          <w:szCs w:val="24"/>
+        </w:rPr>
+        <w:t xml:space="preserve">;   </w:t>
+      </w:r>
+      <w:proofErr w:type="gramEnd"/>
+      <w:r>
+        <w:rPr>
+          <w:rFonts w:ascii="Arial" w:hAnsi="Arial" w:cs="Arial"/>
+          <w:sz w:val="24"/>
+          <w:szCs w:val="24"/>
+        </w:rPr>
+        <w:t xml:space="preserve"> // Array mit den eigentlichen Einträgen (Key/Value/Hash/Next)</w:t>
+      </w:r>
+    </w:p>
+    <w:p>
+      <w:pPr>
+        <w:rPr>
+          <w:rFonts w:ascii="Arial" w:hAnsi="Arial" w:cs="Arial"/>
+          <w:sz w:val="24"/>
+          <w:szCs w:val="24"/>
+        </w:rPr>
+      </w:pPr>
+    </w:p>
+    <w:p>
+      <w:pPr>
+        <w:rPr>
+          <w:rFonts w:ascii="Arial" w:hAnsi="Arial" w:cs="Arial"/>
+          <w:sz w:val="24"/>
+          <w:szCs w:val="24"/>
+        </w:rPr>
+      </w:pPr>
+      <w:r>
+        <w:rPr>
+          <w:rFonts w:ascii="Arial" w:hAnsi="Arial" w:cs="Arial"/>
+          <w:sz w:val="24"/>
+          <w:szCs w:val="24"/>
+        </w:rPr>
+        <w:t xml:space="preserve">private </w:t>
+      </w:r>
+      <w:proofErr w:type="spellStart"/>
+      <w:r>
+        <w:rPr>
+          <w:rFonts w:ascii="Arial" w:hAnsi="Arial" w:cs="Arial"/>
+          <w:sz w:val="24"/>
+          <w:szCs w:val="24"/>
+        </w:rPr>
+        <w:t>struct</w:t>
+      </w:r>
+      <w:proofErr w:type="spellEnd"/>
+      <w:r>
+        <w:rPr>
+          <w:rFonts w:ascii="Arial" w:hAnsi="Arial" w:cs="Arial"/>
+          <w:sz w:val="24"/>
+          <w:szCs w:val="24"/>
+        </w:rPr>
+        <w:t xml:space="preserve"> Entry</w:t>
+      </w:r>
+    </w:p>
+    <w:p>
+      <w:pPr>
+        <w:rPr>
+          <w:rFonts w:ascii="Arial" w:hAnsi="Arial" w:cs="Arial"/>
+          <w:sz w:val="24"/>
+          <w:szCs w:val="24"/>
+        </w:rPr>
+      </w:pPr>
+      <w:r>
+        <w:rPr>
+          <w:rFonts w:ascii="Arial" w:hAnsi="Arial" w:cs="Arial"/>
+          <w:sz w:val="24"/>
+          <w:szCs w:val="24"/>
+        </w:rPr>
+        <w:t>{</w:t>
+      </w:r>
+    </w:p>
+    <w:p>
+      <w:pPr>
+        <w:rPr>
+          <w:rFonts w:ascii="Arial" w:hAnsi="Arial" w:cs="Arial"/>
+          <w:sz w:val="24"/>
+          <w:szCs w:val="24"/>
+        </w:rPr>
+      </w:pPr>
+      <w:r>
+        <w:rPr>
+          <w:rFonts w:ascii="Arial" w:hAnsi="Arial" w:cs="Arial"/>
+          <w:sz w:val="24"/>
+          <w:szCs w:val="24"/>
+        </w:rPr>
+        <w:t xml:space="preserve">    </w:t>
+      </w:r>
+      <w:proofErr w:type="spellStart"/>
+      <w:r>
+        <w:rPr>
+          <w:rFonts w:ascii="Arial" w:hAnsi="Arial" w:cs="Arial"/>
+          <w:sz w:val="24"/>
+          <w:szCs w:val="24"/>
+        </w:rPr>
+        <w:t>public</w:t>
+      </w:r>
+      <w:proofErr w:type="spellEnd"/>
+      <w:r>
+        <w:rPr>
+          <w:rFonts w:ascii="Arial" w:hAnsi="Arial" w:cs="Arial"/>
+          <w:sz w:val="24"/>
+          <w:szCs w:val="24"/>
+        </w:rPr>
+        <w:t xml:space="preserve"> </w:t>
+      </w:r>
+      <w:proofErr w:type="spellStart"/>
+      <w:r>
+        <w:rPr>
+          <w:rFonts w:ascii="Arial" w:hAnsi="Arial" w:cs="Arial"/>
+          <w:sz w:val="24"/>
+          <w:szCs w:val="24"/>
+        </w:rPr>
+        <w:t>int</w:t>
+      </w:r>
+      <w:proofErr w:type="spellEnd"/>
+      <w:r>
+        <w:rPr>
+          <w:rFonts w:ascii="Arial" w:hAnsi="Arial" w:cs="Arial"/>
+          <w:sz w:val="24"/>
+          <w:szCs w:val="24"/>
+        </w:rPr>
+        <w:t xml:space="preserve"> </w:t>
+      </w:r>
+      <w:proofErr w:type="spellStart"/>
+      <w:proofErr w:type="gramStart"/>
+      <w:r>
+        <w:rPr>
+          <w:rFonts w:ascii="Arial" w:hAnsi="Arial" w:cs="Arial"/>
+          <w:sz w:val="24"/>
+          <w:szCs w:val="24"/>
+        </w:rPr>
+        <w:t>hashCode</w:t>
+      </w:r>
+      <w:proofErr w:type="spellEnd"/>
+      <w:r>
+        <w:rPr>
+          <w:rFonts w:ascii="Arial" w:hAnsi="Arial" w:cs="Arial"/>
+          <w:sz w:val="24"/>
+          <w:szCs w:val="24"/>
+        </w:rPr>
+        <w:t xml:space="preserve">;   </w:t>
+      </w:r>
+      <w:proofErr w:type="gramEnd"/>
+      <w:r>
+        <w:rPr>
+          <w:rFonts w:ascii="Arial" w:hAnsi="Arial" w:cs="Arial"/>
+          <w:sz w:val="24"/>
+          <w:szCs w:val="24"/>
+        </w:rPr>
+        <w:t xml:space="preserve">   // berechneter Hashwert</w:t>
+      </w:r>
+    </w:p>
+    <w:p>
+      <w:pPr>
+        <w:rPr>
+          <w:rFonts w:ascii="Arial" w:hAnsi="Arial" w:cs="Arial"/>
+          <w:sz w:val="24"/>
+          <w:szCs w:val="24"/>
+        </w:rPr>
+      </w:pPr>
+      <w:r>
+        <w:rPr>
+          <w:rFonts w:ascii="Arial" w:hAnsi="Arial" w:cs="Arial"/>
+          <w:sz w:val="24"/>
+          <w:szCs w:val="24"/>
+        </w:rPr>
+        <w:t xml:space="preserve">    </w:t>
+      </w:r>
+      <w:proofErr w:type="spellStart"/>
+      <w:r>
+        <w:rPr>
+          <w:rFonts w:ascii="Arial" w:hAnsi="Arial" w:cs="Arial"/>
+          <w:sz w:val="24"/>
+          <w:szCs w:val="24"/>
+        </w:rPr>
+        <w:t>public</w:t>
+      </w:r>
+      <w:proofErr w:type="spellEnd"/>
+      <w:r>
+        <w:rPr>
+          <w:rFonts w:ascii="Arial" w:hAnsi="Arial" w:cs="Arial"/>
+          <w:sz w:val="24"/>
+          <w:szCs w:val="24"/>
+        </w:rPr>
+        <w:t xml:space="preserve"> </w:t>
+      </w:r>
+      <w:proofErr w:type="spellStart"/>
+      <w:r>
+        <w:rPr>
+          <w:rFonts w:ascii="Arial" w:hAnsi="Arial" w:cs="Arial"/>
+          <w:sz w:val="24"/>
+          <w:szCs w:val="24"/>
+        </w:rPr>
+        <w:t>int</w:t>
+      </w:r>
+      <w:proofErr w:type="spellEnd"/>
+      <w:r>
+        <w:rPr>
+          <w:rFonts w:ascii="Arial" w:hAnsi="Arial" w:cs="Arial"/>
+          <w:sz w:val="24"/>
+          <w:szCs w:val="24"/>
+        </w:rPr>
+        <w:t xml:space="preserve"> </w:t>
+      </w:r>
+      <w:proofErr w:type="spellStart"/>
+      <w:proofErr w:type="gramStart"/>
+      <w:r>
+        <w:rPr>
+          <w:rFonts w:ascii="Arial" w:hAnsi="Arial" w:cs="Arial"/>
+          <w:sz w:val="24"/>
+          <w:szCs w:val="24"/>
+        </w:rPr>
+        <w:t>next</w:t>
+      </w:r>
+      <w:proofErr w:type="spellEnd"/>
+      <w:r>
+        <w:rPr>
+          <w:rFonts w:ascii="Arial" w:hAnsi="Arial" w:cs="Arial"/>
+          <w:sz w:val="24"/>
+          <w:szCs w:val="24"/>
+        </w:rPr>
+        <w:t xml:space="preserve">;   </w:t>
+      </w:r>
+      <w:proofErr w:type="gramEnd"/>
+      <w:r>
+        <w:rPr>
+          <w:rFonts w:ascii="Arial" w:hAnsi="Arial" w:cs="Arial"/>
+          <w:sz w:val="24"/>
+          <w:szCs w:val="24"/>
+        </w:rPr>
+        <w:t xml:space="preserve">       // Index des nächsten Elements bei Kollision</w:t>
+      </w:r>
+    </w:p>
+    <w:p>
+      <w:pPr>
+        <w:rPr>
+          <w:rFonts w:ascii="Arial" w:hAnsi="Arial" w:cs="Arial"/>
+          <w:sz w:val="24"/>
+          <w:szCs w:val="24"/>
+          <w:lang w:val="en-GB"/>
+        </w:rPr>
+      </w:pPr>
+      <w:r>
+        <w:rPr>
+          <w:rFonts w:ascii="Arial" w:hAnsi="Arial" w:cs="Arial"/>
+          <w:sz w:val="24"/>
+          <w:szCs w:val="24"/>
+        </w:rPr>
+        <w:t xml:space="preserve">    </w:t>
+      </w:r>
+      <w:r>
+        <w:rPr>
+          <w:rFonts w:ascii="Arial" w:hAnsi="Arial" w:cs="Arial"/>
+          <w:sz w:val="24"/>
+          <w:szCs w:val="24"/>
+          <w:lang w:val="en-GB"/>
+        </w:rPr>
+        <w:t xml:space="preserve">public </w:t>
+      </w:r>
+      <w:proofErr w:type="spellStart"/>
+      <w:r>
+        <w:rPr>
+          <w:rFonts w:ascii="Arial" w:hAnsi="Arial" w:cs="Arial"/>
+          <w:sz w:val="24"/>
+          <w:szCs w:val="24"/>
+          <w:lang w:val="en-GB"/>
+        </w:rPr>
+        <w:t>TKey</w:t>
+      </w:r>
+      <w:proofErr w:type="spellEnd"/>
+      <w:r>
+        <w:rPr>
+          <w:rFonts w:ascii="Arial" w:hAnsi="Arial" w:cs="Arial"/>
+          <w:sz w:val="24"/>
+          <w:szCs w:val="24"/>
+          <w:lang w:val="en-GB"/>
+        </w:rPr>
+        <w:t xml:space="preserve"> </w:t>
+      </w:r>
+      <w:proofErr w:type="gramStart"/>
+      <w:r>
+        <w:rPr>
+          <w:rFonts w:ascii="Arial" w:hAnsi="Arial" w:cs="Arial"/>
+          <w:sz w:val="24"/>
+          <w:szCs w:val="24"/>
+          <w:lang w:val="en-GB"/>
+        </w:rPr>
+        <w:t>key;</w:t>
+      </w:r>
+      <w:proofErr w:type="gramEnd"/>
+    </w:p>
+    <w:p>
+      <w:pPr>
+        <w:rPr>
+          <w:rFonts w:ascii="Arial" w:hAnsi="Arial" w:cs="Arial"/>
+          <w:sz w:val="24"/>
+          <w:szCs w:val="24"/>
+          <w:lang w:val="en-GB"/>
+        </w:rPr>
+      </w:pPr>
+      <w:r>
+        <w:rPr>
+          <w:rFonts w:ascii="Arial" w:hAnsi="Arial" w:cs="Arial"/>
+          <w:sz w:val="24"/>
+          <w:szCs w:val="24"/>
+          <w:lang w:val="en-GB"/>
+        </w:rPr>
+        <w:t xml:space="preserve">    public TValue </w:t>
+      </w:r>
+      <w:proofErr w:type="gramStart"/>
+      <w:r>
+        <w:rPr>
+          <w:rFonts w:ascii="Arial" w:hAnsi="Arial" w:cs="Arial"/>
+          <w:sz w:val="24"/>
+          <w:szCs w:val="24"/>
+          <w:lang w:val="en-GB"/>
+        </w:rPr>
+        <w:t>value;</w:t>
+      </w:r>
+      <w:proofErr w:type="gramEnd"/>
+    </w:p>
+    <w:p>
+      <w:pPr>
+        <w:rPr>
+          <w:rFonts w:ascii="Arial" w:hAnsi="Arial" w:cs="Arial"/>
+          <w:sz w:val="24"/>
+          <w:szCs w:val="24"/>
+        </w:rPr>
+      </w:pPr>
+      <w:r>
+        <w:rPr>
+          <w:rFonts w:ascii="Arial" w:hAnsi="Arial" w:cs="Arial"/>
+          <w:sz w:val="24"/>
+          <w:szCs w:val="24"/>
+        </w:rPr>
+        <w:t>}</w:t>
+      </w:r>
+    </w:p>
+    <w:p>
+      <w:pPr>
+        <w:numPr>
+          <w:ilvl w:val="0"/>
+          <w:numId w:val="8"/>
+        </w:numPr>
+        <w:rPr>
+          <w:rFonts w:ascii="Arial" w:hAnsi="Arial" w:cs="Arial"/>
+          <w:sz w:val="24"/>
+          <w:szCs w:val="24"/>
+        </w:rPr>
+      </w:pPr>
+      <w:r>
+        <w:rPr>
+          <w:rFonts w:ascii="Arial" w:hAnsi="Arial" w:cs="Arial"/>
+          <w:sz w:val="24"/>
+          <w:szCs w:val="24"/>
+        </w:rPr>
+        <w:t>_</w:t>
+      </w:r>
+      <w:proofErr w:type="spellStart"/>
+      <w:r>
+        <w:rPr>
+          <w:rFonts w:ascii="Arial" w:hAnsi="Arial" w:cs="Arial"/>
+          <w:sz w:val="24"/>
+          <w:szCs w:val="24"/>
+        </w:rPr>
+        <w:t>buckets</w:t>
+      </w:r>
+      <w:proofErr w:type="spellEnd"/>
+      <w:r>
+        <w:rPr>
+          <w:rFonts w:ascii="Arial" w:hAnsi="Arial" w:cs="Arial"/>
+          <w:sz w:val="24"/>
+          <w:szCs w:val="24"/>
+        </w:rPr>
+        <w:t xml:space="preserve"> → Array von </w:t>
+      </w:r>
+      <w:proofErr w:type="spellStart"/>
+      <w:r>
+        <w:rPr>
+          <w:rFonts w:ascii="Arial" w:hAnsi="Arial" w:cs="Arial"/>
+          <w:sz w:val="24"/>
+          <w:szCs w:val="24"/>
+        </w:rPr>
+        <w:t>int</w:t>
+      </w:r>
+      <w:proofErr w:type="spellEnd"/>
+      <w:r>
+        <w:rPr>
+          <w:rFonts w:ascii="Arial" w:hAnsi="Arial" w:cs="Arial"/>
+          <w:sz w:val="24"/>
+          <w:szCs w:val="24"/>
+        </w:rPr>
+        <w:t>, verweist auf den Index in _</w:t>
+      </w:r>
+      <w:proofErr w:type="spellStart"/>
+      <w:r>
+        <w:rPr>
+          <w:rFonts w:ascii="Arial" w:hAnsi="Arial" w:cs="Arial"/>
+          <w:sz w:val="24"/>
+          <w:szCs w:val="24"/>
+        </w:rPr>
+        <w:t>entries</w:t>
+      </w:r>
+      <w:proofErr w:type="spellEnd"/>
+    </w:p>
+    <w:p>
+      <w:pPr>
+        <w:numPr>
+          <w:ilvl w:val="0"/>
+          <w:numId w:val="8"/>
+        </w:numPr>
+        <w:rPr>
+          <w:rFonts w:ascii="Arial" w:hAnsi="Arial" w:cs="Arial"/>
+          <w:sz w:val="24"/>
+          <w:szCs w:val="24"/>
+        </w:rPr>
+      </w:pPr>
+      <w:r>
+        <w:rPr>
+          <w:rFonts w:ascii="Arial" w:hAnsi="Arial" w:cs="Arial"/>
+          <w:sz w:val="24"/>
+          <w:szCs w:val="24"/>
+        </w:rPr>
+        <w:t>_</w:t>
+      </w:r>
+      <w:proofErr w:type="spellStart"/>
+      <w:r>
+        <w:rPr>
+          <w:rFonts w:ascii="Arial" w:hAnsi="Arial" w:cs="Arial"/>
+          <w:sz w:val="24"/>
+          <w:szCs w:val="24"/>
+        </w:rPr>
+        <w:t>entries</w:t>
+      </w:r>
+      <w:proofErr w:type="spellEnd"/>
+      <w:r>
+        <w:rPr>
+          <w:rFonts w:ascii="Arial" w:hAnsi="Arial" w:cs="Arial"/>
+          <w:sz w:val="24"/>
+          <w:szCs w:val="24"/>
+        </w:rPr>
+        <w:t xml:space="preserve"> → Array von allen Einträgen</w:t>
+      </w:r>
+    </w:p>
+    <w:p>
+      <w:pPr>
+        <w:rPr>
+          <w:rFonts w:ascii="Arial" w:hAnsi="Arial" w:cs="Arial"/>
+          <w:sz w:val="24"/>
+          <w:szCs w:val="24"/>
+        </w:rPr>
+      </w:pPr>
+    </w:p>
+    <w:p>
+      <w:pPr>
+        <w:rPr>
+          <w:rFonts w:ascii="Arial" w:hAnsi="Arial" w:cs="Arial"/>
+          <w:b/>
+          <w:bCs/>
+          <w:sz w:val="24"/>
+          <w:szCs w:val="24"/>
+        </w:rPr>
+      </w:pPr>
+      <w:r>
+        <w:rPr>
+          <w:rFonts w:ascii="Arial" w:hAnsi="Arial" w:cs="Arial"/>
+          <w:b/>
+          <w:bCs/>
+          <w:sz w:val="24"/>
+          <w:szCs w:val="24"/>
+        </w:rPr>
+        <w:t>3. Einfügen eines Eintrags</w:t>
+      </w:r>
+    </w:p>
+    <w:p>
+      <w:pPr>
+        <w:numPr>
+          <w:ilvl w:val="0"/>
+          <w:numId w:val="9"/>
+        </w:numPr>
+        <w:rPr>
+          <w:rFonts w:ascii="Arial" w:hAnsi="Arial" w:cs="Arial"/>
+          <w:sz w:val="24"/>
+          <w:szCs w:val="24"/>
+        </w:rPr>
+      </w:pPr>
+      <w:r>
+        <w:rPr>
+          <w:rFonts w:ascii="Arial" w:hAnsi="Arial" w:cs="Arial"/>
+          <w:sz w:val="24"/>
+          <w:szCs w:val="24"/>
+        </w:rPr>
+        <w:t>Hashwert vom Schlüssel berechnen:</w:t>
+      </w:r>
+    </w:p>
+    <w:p>
+      <w:pPr>
+        <w:rPr>
+          <w:rFonts w:ascii="Arial" w:hAnsi="Arial" w:cs="Arial"/>
+          <w:sz w:val="24"/>
+          <w:szCs w:val="24"/>
+          <w:lang w:val="en-GB"/>
+        </w:rPr>
+      </w:pPr>
+      <w:r>
+        <w:rPr>
+          <w:rFonts w:ascii="Arial" w:hAnsi="Arial" w:cs="Arial"/>
+          <w:sz w:val="24"/>
+          <w:szCs w:val="24"/>
+          <w:lang w:val="en-GB"/>
+        </w:rPr>
+        <w:t xml:space="preserve">int hash = </w:t>
+      </w:r>
+      <w:proofErr w:type="spellStart"/>
+      <w:proofErr w:type="gramStart"/>
+      <w:r>
+        <w:rPr>
+          <w:rFonts w:ascii="Arial" w:hAnsi="Arial" w:cs="Arial"/>
+          <w:sz w:val="24"/>
+          <w:szCs w:val="24"/>
+          <w:lang w:val="en-GB"/>
+        </w:rPr>
+        <w:t>key.GetHashCode</w:t>
+      </w:r>
+      <w:proofErr w:type="spellEnd"/>
+      <w:proofErr w:type="gramEnd"/>
+      <w:r>
+        <w:rPr>
+          <w:rFonts w:ascii="Arial" w:hAnsi="Arial" w:cs="Arial"/>
+          <w:sz w:val="24"/>
+          <w:szCs w:val="24"/>
+          <w:lang w:val="en-GB"/>
+        </w:rPr>
+        <w:t>() &amp; 0x7</w:t>
+      </w:r>
+      <w:proofErr w:type="gramStart"/>
+      <w:r>
+        <w:rPr>
+          <w:rFonts w:ascii="Arial" w:hAnsi="Arial" w:cs="Arial"/>
+          <w:sz w:val="24"/>
+          <w:szCs w:val="24"/>
+          <w:lang w:val="en-GB"/>
+        </w:rPr>
+        <w:t>FFFFFFF;  /</w:t>
+      </w:r>
+      <w:proofErr w:type="gramEnd"/>
+      <w:r>
+        <w:rPr>
+          <w:rFonts w:ascii="Arial" w:hAnsi="Arial" w:cs="Arial"/>
+          <w:sz w:val="24"/>
+          <w:szCs w:val="24"/>
+          <w:lang w:val="en-GB"/>
+        </w:rPr>
+        <w:t xml:space="preserve">/ </w:t>
+      </w:r>
+      <w:proofErr w:type="spellStart"/>
+      <w:r>
+        <w:rPr>
+          <w:rFonts w:ascii="Arial" w:hAnsi="Arial" w:cs="Arial"/>
+          <w:sz w:val="24"/>
+          <w:szCs w:val="24"/>
+          <w:lang w:val="en-GB"/>
+        </w:rPr>
+        <w:t>positiv</w:t>
+      </w:r>
+      <w:proofErr w:type="spellEnd"/>
+    </w:p>
+    <w:p>
+      <w:pPr>
+        <w:rPr>
+          <w:rFonts w:ascii="Arial" w:hAnsi="Arial" w:cs="Arial"/>
+          <w:sz w:val="24"/>
+          <w:szCs w:val="24"/>
+          <w:lang w:val="en-GB"/>
+        </w:rPr>
+      </w:pPr>
+      <w:r>
+        <w:rPr>
+          <w:rFonts w:ascii="Arial" w:hAnsi="Arial" w:cs="Arial"/>
+          <w:sz w:val="24"/>
+          <w:szCs w:val="24"/>
+          <w:lang w:val="en-GB"/>
+        </w:rPr>
+        <w:t xml:space="preserve">int </w:t>
+      </w:r>
+      <w:proofErr w:type="spellStart"/>
+      <w:r>
+        <w:rPr>
+          <w:rFonts w:ascii="Arial" w:hAnsi="Arial" w:cs="Arial"/>
+          <w:sz w:val="24"/>
+          <w:szCs w:val="24"/>
+          <w:lang w:val="en-GB"/>
+        </w:rPr>
+        <w:t>bucketIndex</w:t>
+      </w:r>
+      <w:proofErr w:type="spellEnd"/>
+      <w:r>
+        <w:rPr>
+          <w:rFonts w:ascii="Arial" w:hAnsi="Arial" w:cs="Arial"/>
+          <w:sz w:val="24"/>
+          <w:szCs w:val="24"/>
+          <w:lang w:val="en-GB"/>
+        </w:rPr>
+        <w:t xml:space="preserve"> = hash % _</w:t>
+      </w:r>
+      <w:proofErr w:type="spellStart"/>
+      <w:proofErr w:type="gramStart"/>
+      <w:r>
+        <w:rPr>
+          <w:rFonts w:ascii="Arial" w:hAnsi="Arial" w:cs="Arial"/>
+          <w:sz w:val="24"/>
+          <w:szCs w:val="24"/>
+          <w:lang w:val="en-GB"/>
+        </w:rPr>
+        <w:t>buckets.Length</w:t>
+      </w:r>
+      <w:proofErr w:type="spellEnd"/>
+      <w:proofErr w:type="gramEnd"/>
+      <w:r>
+        <w:rPr>
+          <w:rFonts w:ascii="Arial" w:hAnsi="Arial" w:cs="Arial"/>
+          <w:sz w:val="24"/>
+          <w:szCs w:val="24"/>
+          <w:lang w:val="en-GB"/>
+        </w:rPr>
+        <w:t>;</w:t>
+      </w:r>
+    </w:p>
+    <w:p>
+      <w:pPr>
+        <w:numPr>
+          <w:ilvl w:val="0"/>
+          <w:numId w:val="10"/>
+        </w:numPr>
+        <w:rPr>
+          <w:rFonts w:ascii="Arial" w:hAnsi="Arial" w:cs="Arial"/>
+          <w:sz w:val="24"/>
+          <w:szCs w:val="24"/>
+        </w:rPr>
+      </w:pPr>
+      <w:r>
+        <w:rPr>
+          <w:rFonts w:ascii="Arial" w:hAnsi="Arial" w:cs="Arial"/>
+          <w:sz w:val="24"/>
+          <w:szCs w:val="24"/>
+        </w:rPr>
+        <w:t xml:space="preserve">Prüfen, ob Key schon existiert (verfolgen </w:t>
+      </w:r>
+      <w:proofErr w:type="spellStart"/>
+      <w:r>
+        <w:rPr>
+          <w:rFonts w:ascii="Arial" w:hAnsi="Arial" w:cs="Arial"/>
+          <w:sz w:val="24"/>
+          <w:szCs w:val="24"/>
+        </w:rPr>
+        <w:t>next</w:t>
+      </w:r>
+      <w:proofErr w:type="spellEnd"/>
+      <w:r>
+        <w:rPr>
+          <w:rFonts w:ascii="Arial" w:hAnsi="Arial" w:cs="Arial"/>
+          <w:sz w:val="24"/>
+          <w:szCs w:val="24"/>
+        </w:rPr>
+        <w:t>)</w:t>
+      </w:r>
+    </w:p>
+    <w:p>
+      <w:pPr>
+        <w:numPr>
+          <w:ilvl w:val="0"/>
+          <w:numId w:val="10"/>
+        </w:numPr>
+        <w:rPr>
+          <w:rFonts w:ascii="Arial" w:hAnsi="Arial" w:cs="Arial"/>
+          <w:sz w:val="24"/>
+          <w:szCs w:val="24"/>
+        </w:rPr>
+      </w:pPr>
+      <w:r>
+        <w:rPr>
+          <w:rFonts w:ascii="Arial" w:hAnsi="Arial" w:cs="Arial"/>
+          <w:sz w:val="24"/>
+          <w:szCs w:val="24"/>
+        </w:rPr>
+        <w:t>Neues Entry in _</w:t>
+      </w:r>
+      <w:proofErr w:type="spellStart"/>
+      <w:r>
+        <w:rPr>
+          <w:rFonts w:ascii="Arial" w:hAnsi="Arial" w:cs="Arial"/>
+          <w:sz w:val="24"/>
+          <w:szCs w:val="24"/>
+        </w:rPr>
+        <w:t>entries</w:t>
+      </w:r>
+      <w:proofErr w:type="spellEnd"/>
+      <w:r>
+        <w:rPr>
+          <w:rFonts w:ascii="Arial" w:hAnsi="Arial" w:cs="Arial"/>
+          <w:sz w:val="24"/>
+          <w:szCs w:val="24"/>
+        </w:rPr>
+        <w:t xml:space="preserve"> speichern</w:t>
+      </w:r>
+    </w:p>
+    <w:p>
+      <w:pPr>
+        <w:numPr>
+          <w:ilvl w:val="0"/>
+          <w:numId w:val="10"/>
+        </w:numPr>
+        <w:rPr>
+          <w:rFonts w:ascii="Arial" w:hAnsi="Arial" w:cs="Arial"/>
+          <w:sz w:val="24"/>
+          <w:szCs w:val="24"/>
+        </w:rPr>
+      </w:pPr>
+      <w:r>
+        <w:rPr>
+          <w:rFonts w:ascii="Arial" w:hAnsi="Arial" w:cs="Arial"/>
+          <w:sz w:val="24"/>
+          <w:szCs w:val="24"/>
+        </w:rPr>
+        <w:t>_</w:t>
+      </w:r>
+      <w:proofErr w:type="spellStart"/>
+      <w:r>
+        <w:rPr>
+          <w:rFonts w:ascii="Arial" w:hAnsi="Arial" w:cs="Arial"/>
+          <w:sz w:val="24"/>
+          <w:szCs w:val="24"/>
+        </w:rPr>
+        <w:t>buckets</w:t>
+      </w:r>
+      <w:proofErr w:type="spellEnd"/>
+      <w:r>
+        <w:rPr>
+          <w:rFonts w:ascii="Arial" w:hAnsi="Arial" w:cs="Arial"/>
+          <w:sz w:val="24"/>
+          <w:szCs w:val="24"/>
+        </w:rPr>
+        <w:t>[</w:t>
+      </w:r>
+      <w:proofErr w:type="spellStart"/>
+      <w:r>
+        <w:rPr>
+          <w:rFonts w:ascii="Arial" w:hAnsi="Arial" w:cs="Arial"/>
+          <w:sz w:val="24"/>
+          <w:szCs w:val="24"/>
+        </w:rPr>
+        <w:t>bucketIndex</w:t>
+      </w:r>
+      <w:proofErr w:type="spellEnd"/>
+      <w:r>
+        <w:rPr>
+          <w:rFonts w:ascii="Arial" w:hAnsi="Arial" w:cs="Arial"/>
+          <w:sz w:val="24"/>
+          <w:szCs w:val="24"/>
+        </w:rPr>
+        <w:t xml:space="preserve">] = </w:t>
+      </w:r>
+      <w:proofErr w:type="spellStart"/>
+      <w:r>
+        <w:rPr>
+          <w:rFonts w:ascii="Arial" w:hAnsi="Arial" w:cs="Arial"/>
+          <w:sz w:val="24"/>
+          <w:szCs w:val="24"/>
+        </w:rPr>
+        <w:t>index</w:t>
+      </w:r>
+      <w:proofErr w:type="spellEnd"/>
+      <w:r>
+        <w:rPr>
+          <w:rFonts w:ascii="Arial" w:hAnsi="Arial" w:cs="Arial"/>
+          <w:sz w:val="24"/>
+          <w:szCs w:val="24"/>
+        </w:rPr>
+        <w:t xml:space="preserve"> des neuen Entry</w:t>
+      </w:r>
+    </w:p>
+    <w:p>
+      <w:pPr>
+        <w:rPr>
+          <w:rFonts w:ascii="Arial" w:hAnsi="Arial" w:cs="Arial"/>
+          <w:sz w:val="24"/>
+          <w:szCs w:val="24"/>
+        </w:rPr>
+      </w:pPr>
+    </w:p>
+    <w:p>
+      <w:pPr>
+        <w:rPr>
+          <w:rFonts w:ascii="Arial" w:hAnsi="Arial" w:cs="Arial"/>
+          <w:b/>
+          <w:bCs/>
+          <w:sz w:val="24"/>
+          <w:szCs w:val="24"/>
+        </w:rPr>
+      </w:pPr>
+      <w:r>
+        <w:rPr>
+          <w:rFonts w:ascii="Arial" w:hAnsi="Arial" w:cs="Arial"/>
+          <w:b/>
+          <w:bCs/>
+          <w:sz w:val="24"/>
+          <w:szCs w:val="24"/>
+        </w:rPr>
+        <w:t>4. Zugriff</w:t>
+      </w:r>
+    </w:p>
+    <w:p>
+      <w:pPr>
+        <w:rPr>
+          <w:rFonts w:ascii="Arial" w:hAnsi="Arial" w:cs="Arial"/>
+          <w:sz w:val="24"/>
+          <w:szCs w:val="24"/>
+        </w:rPr>
+      </w:pPr>
+      <w:r>
+        <w:rPr>
+          <w:rFonts w:ascii="Arial" w:hAnsi="Arial" w:cs="Arial"/>
+          <w:sz w:val="24"/>
+          <w:szCs w:val="24"/>
+        </w:rPr>
+        <w:t xml:space="preserve">Beim </w:t>
+      </w:r>
+      <w:proofErr w:type="spellStart"/>
+      <w:r>
+        <w:rPr>
+          <w:rFonts w:ascii="Arial" w:hAnsi="Arial" w:cs="Arial"/>
+          <w:sz w:val="24"/>
+          <w:szCs w:val="24"/>
+        </w:rPr>
+        <w:t>dictionary</w:t>
+      </w:r>
+      <w:proofErr w:type="spellEnd"/>
+      <w:r>
+        <w:rPr>
+          <w:rFonts w:ascii="Arial" w:hAnsi="Arial" w:cs="Arial"/>
+          <w:sz w:val="24"/>
+          <w:szCs w:val="24"/>
+        </w:rPr>
+        <w:t>[</w:t>
+      </w:r>
+      <w:proofErr w:type="spellStart"/>
+      <w:r>
+        <w:rPr>
+          <w:rFonts w:ascii="Arial" w:hAnsi="Arial" w:cs="Arial"/>
+          <w:sz w:val="24"/>
+          <w:szCs w:val="24"/>
+        </w:rPr>
+        <w:t>key</w:t>
+      </w:r>
+      <w:proofErr w:type="spellEnd"/>
+      <w:r>
+        <w:rPr>
+          <w:rFonts w:ascii="Arial" w:hAnsi="Arial" w:cs="Arial"/>
+          <w:sz w:val="24"/>
+          <w:szCs w:val="24"/>
+        </w:rPr>
+        <w:t>]:</w:t>
+      </w:r>
+    </w:p>
+    <w:p>
+      <w:pPr>
+        <w:numPr>
+          <w:ilvl w:val="0"/>
+          <w:numId w:val="11"/>
+        </w:numPr>
+        <w:rPr>
+          <w:rFonts w:ascii="Arial" w:hAnsi="Arial" w:cs="Arial"/>
+          <w:sz w:val="24"/>
+          <w:szCs w:val="24"/>
+        </w:rPr>
+      </w:pPr>
+      <w:r>
+        <w:rPr>
+          <w:rFonts w:ascii="Arial" w:hAnsi="Arial" w:cs="Arial"/>
+          <w:sz w:val="24"/>
+          <w:szCs w:val="24"/>
+        </w:rPr>
+        <w:t>Hashwert berechnen</w:t>
+      </w:r>
+    </w:p>
+    <w:p>
+      <w:pPr>
+        <w:numPr>
+          <w:ilvl w:val="0"/>
+          <w:numId w:val="11"/>
+        </w:numPr>
+        <w:rPr>
+          <w:rFonts w:ascii="Arial" w:hAnsi="Arial" w:cs="Arial"/>
+          <w:sz w:val="24"/>
+          <w:szCs w:val="24"/>
+          <w:lang w:val="en-GB"/>
+        </w:rPr>
+      </w:pPr>
+      <w:r>
+        <w:rPr>
+          <w:rFonts w:ascii="Arial" w:hAnsi="Arial" w:cs="Arial"/>
+          <w:sz w:val="24"/>
+          <w:szCs w:val="24"/>
+          <w:lang w:val="en-GB"/>
+        </w:rPr>
+        <w:t xml:space="preserve">Bucket </w:t>
+      </w:r>
+      <w:proofErr w:type="spellStart"/>
+      <w:r>
+        <w:rPr>
+          <w:rFonts w:ascii="Arial" w:hAnsi="Arial" w:cs="Arial"/>
+          <w:sz w:val="24"/>
+          <w:szCs w:val="24"/>
+          <w:lang w:val="en-GB"/>
+        </w:rPr>
+        <w:t>suchen</w:t>
+      </w:r>
+      <w:proofErr w:type="spellEnd"/>
+      <w:r>
+        <w:rPr>
+          <w:rFonts w:ascii="Arial" w:hAnsi="Arial" w:cs="Arial"/>
+          <w:sz w:val="24"/>
+          <w:szCs w:val="24"/>
+          <w:lang w:val="en-GB"/>
+        </w:rPr>
+        <w:t xml:space="preserve"> (hash % _</w:t>
+      </w:r>
+      <w:proofErr w:type="spellStart"/>
+      <w:proofErr w:type="gramStart"/>
+      <w:r>
+        <w:rPr>
+          <w:rFonts w:ascii="Arial" w:hAnsi="Arial" w:cs="Arial"/>
+          <w:sz w:val="24"/>
+          <w:szCs w:val="24"/>
+          <w:lang w:val="en-GB"/>
+        </w:rPr>
+        <w:t>buckets.Length</w:t>
+      </w:r>
+      <w:proofErr w:type="spellEnd"/>
+      <w:proofErr w:type="gramEnd"/>
+      <w:r>
+        <w:rPr>
+          <w:rFonts w:ascii="Arial" w:hAnsi="Arial" w:cs="Arial"/>
+          <w:sz w:val="24"/>
+          <w:szCs w:val="24"/>
+          <w:lang w:val="en-GB"/>
+        </w:rPr>
+        <w:t>)</w:t>
+      </w:r>
+    </w:p>
+    <w:p>
+      <w:pPr>
+        <w:numPr>
+          <w:ilvl w:val="0"/>
+          <w:numId w:val="11"/>
+        </w:numPr>
+        <w:rPr>
+          <w:rFonts w:ascii="Arial" w:hAnsi="Arial" w:cs="Arial"/>
+          <w:sz w:val="24"/>
+          <w:szCs w:val="24"/>
+        </w:rPr>
+      </w:pPr>
+      <w:r>
+        <w:rPr>
+          <w:rFonts w:ascii="Arial" w:hAnsi="Arial" w:cs="Arial"/>
+          <w:sz w:val="24"/>
+          <w:szCs w:val="24"/>
+        </w:rPr>
+        <w:t>In _</w:t>
+      </w:r>
+      <w:proofErr w:type="spellStart"/>
+      <w:r>
+        <w:rPr>
+          <w:rFonts w:ascii="Arial" w:hAnsi="Arial" w:cs="Arial"/>
+          <w:sz w:val="24"/>
+          <w:szCs w:val="24"/>
+        </w:rPr>
+        <w:t>entries</w:t>
+      </w:r>
+      <w:proofErr w:type="spellEnd"/>
+      <w:r>
+        <w:rPr>
+          <w:rFonts w:ascii="Arial" w:hAnsi="Arial" w:cs="Arial"/>
+          <w:sz w:val="24"/>
+          <w:szCs w:val="24"/>
+        </w:rPr>
+        <w:t xml:space="preserve"> nach Key suchen (Kollisionen via </w:t>
+      </w:r>
+      <w:proofErr w:type="spellStart"/>
+      <w:r>
+        <w:rPr>
+          <w:rFonts w:ascii="Arial" w:hAnsi="Arial" w:cs="Arial"/>
+          <w:sz w:val="24"/>
+          <w:szCs w:val="24"/>
+        </w:rPr>
+        <w:t>next</w:t>
+      </w:r>
+      <w:proofErr w:type="spellEnd"/>
+      <w:r>
+        <w:rPr>
+          <w:rFonts w:ascii="Arial" w:hAnsi="Arial" w:cs="Arial"/>
+          <w:sz w:val="24"/>
+          <w:szCs w:val="24"/>
+        </w:rPr>
+        <w:t>)</w:t>
+      </w:r>
+    </w:p>
+    <w:p>
+      <w:pPr>
+        <w:numPr>
+          <w:ilvl w:val="0"/>
+          <w:numId w:val="11"/>
+        </w:numPr>
+        <w:rPr>
+          <w:rFonts w:ascii="Arial" w:hAnsi="Arial" w:cs="Arial"/>
+          <w:sz w:val="24"/>
+          <w:szCs w:val="24"/>
+        </w:rPr>
+      </w:pPr>
+      <w:r>
+        <w:rPr>
+          <w:rFonts w:ascii="Arial" w:hAnsi="Arial" w:cs="Arial"/>
+          <w:sz w:val="24"/>
+          <w:szCs w:val="24"/>
+        </w:rPr>
+        <w:t>Value zurückgeben</w:t>
+      </w:r>
+    </w:p>
+    <w:p>
+      <w:pPr>
+        <w:rPr>
+          <w:rFonts w:ascii="Arial" w:hAnsi="Arial" w:cs="Arial"/>
+          <w:sz w:val="24"/>
+          <w:szCs w:val="24"/>
+        </w:rPr>
+      </w:pPr>
+      <w:r>
+        <w:rPr>
+          <w:rFonts w:ascii="Arial" w:hAnsi="Arial" w:cs="Arial"/>
+          <w:sz w:val="24"/>
+          <w:szCs w:val="24"/>
+        </w:rPr>
+        <w:t xml:space="preserve">Deshalb sind </w:t>
+      </w:r>
+      <w:r>
+        <w:rPr>
+          <w:rFonts w:ascii="Arial" w:hAnsi="Arial" w:cs="Arial"/>
+          <w:b/>
+          <w:bCs/>
+          <w:sz w:val="24"/>
+          <w:szCs w:val="24"/>
+        </w:rPr>
+        <w:t xml:space="preserve">Lookup und Insert in der Regel </w:t>
+      </w:r>
+      <w:proofErr w:type="gramStart"/>
+      <w:r>
+        <w:rPr>
+          <w:rFonts w:ascii="Arial" w:hAnsi="Arial" w:cs="Arial"/>
+          <w:b/>
+          <w:bCs/>
+          <w:sz w:val="24"/>
+          <w:szCs w:val="24"/>
+        </w:rPr>
+        <w:t>O(</w:t>
+      </w:r>
+      <w:proofErr w:type="gramEnd"/>
+      <w:r>
+        <w:rPr>
+          <w:rFonts w:ascii="Arial" w:hAnsi="Arial" w:cs="Arial"/>
+          <w:b/>
+          <w:bCs/>
+          <w:sz w:val="24"/>
+          <w:szCs w:val="24"/>
+        </w:rPr>
+        <w:t>1)</w:t>
+      </w:r>
+    </w:p>
+    <w:p>
+      <w:pPr>
+        <w:rPr>
+          <w:rFonts w:ascii="Arial" w:hAnsi="Arial" w:cs="Arial"/>
+          <w:sz w:val="24"/>
+          <w:szCs w:val="24"/>
+        </w:rPr>
+      </w:pPr>
+    </w:p>
+    <w:p>
+      <w:pPr>
+        <w:rPr>
+          <w:rFonts w:ascii="Arial" w:hAnsi="Arial" w:cs="Arial"/>
+          <w:b/>
+          <w:bCs/>
+          <w:sz w:val="24"/>
+          <w:szCs w:val="24"/>
+        </w:rPr>
+      </w:pPr>
+      <w:r>
+        <w:rPr>
+          <w:rFonts w:ascii="Arial" w:hAnsi="Arial" w:cs="Arial"/>
+          <w:b/>
+          <w:bCs/>
+          <w:sz w:val="24"/>
+          <w:szCs w:val="24"/>
+        </w:rPr>
+        <w:lastRenderedPageBreak/>
+        <w:t>5. Kollisionen</w:t>
+      </w:r>
+    </w:p>
+    <w:p>
+      <w:pPr>
+        <w:rPr>
+          <w:rFonts w:ascii="Arial" w:hAnsi="Arial" w:cs="Arial"/>
+          <w:sz w:val="24"/>
+          <w:szCs w:val="24"/>
+        </w:rPr>
+      </w:pPr>
+      <w:r>
+        <w:rPr>
+          <w:rFonts w:ascii="Arial" w:hAnsi="Arial" w:cs="Arial"/>
+          <w:sz w:val="24"/>
+          <w:szCs w:val="24"/>
+        </w:rPr>
+        <w:t xml:space="preserve">Wenn zwei Schlüssel denselben </w:t>
+      </w:r>
+      <w:proofErr w:type="spellStart"/>
+      <w:r>
+        <w:rPr>
+          <w:rFonts w:ascii="Arial" w:hAnsi="Arial" w:cs="Arial"/>
+          <w:sz w:val="24"/>
+          <w:szCs w:val="24"/>
+        </w:rPr>
+        <w:t>Bucket</w:t>
+      </w:r>
+      <w:proofErr w:type="spellEnd"/>
+      <w:r>
+        <w:rPr>
+          <w:rFonts w:ascii="Arial" w:hAnsi="Arial" w:cs="Arial"/>
+          <w:sz w:val="24"/>
+          <w:szCs w:val="24"/>
+        </w:rPr>
+        <w:t xml:space="preserve"> bekommen (</w:t>
+      </w:r>
+      <w:proofErr w:type="spellStart"/>
+      <w:r>
+        <w:rPr>
+          <w:rFonts w:ascii="Arial" w:hAnsi="Arial" w:cs="Arial"/>
+          <w:sz w:val="24"/>
+          <w:szCs w:val="24"/>
+        </w:rPr>
+        <w:t>hash</w:t>
+      </w:r>
+      <w:proofErr w:type="spellEnd"/>
+      <w:r>
+        <w:rPr>
+          <w:rFonts w:ascii="Arial" w:hAnsi="Arial" w:cs="Arial"/>
+          <w:sz w:val="24"/>
+          <w:szCs w:val="24"/>
+        </w:rPr>
+        <w:t xml:space="preserve"> </w:t>
+      </w:r>
+      <w:proofErr w:type="spellStart"/>
+      <w:r>
+        <w:rPr>
+          <w:rFonts w:ascii="Arial" w:hAnsi="Arial" w:cs="Arial"/>
+          <w:sz w:val="24"/>
+          <w:szCs w:val="24"/>
+        </w:rPr>
+        <w:t>collision</w:t>
+      </w:r>
+      <w:proofErr w:type="spellEnd"/>
+      <w:r>
+        <w:rPr>
+          <w:rFonts w:ascii="Arial" w:hAnsi="Arial" w:cs="Arial"/>
+          <w:sz w:val="24"/>
+          <w:szCs w:val="24"/>
+        </w:rPr>
+        <w:t>):</w:t>
+      </w:r>
+    </w:p>
+    <w:p>
+      <w:pPr>
+        <w:numPr>
+          <w:ilvl w:val="0"/>
+          <w:numId w:val="12"/>
+        </w:numPr>
+        <w:rPr>
+          <w:rFonts w:ascii="Arial" w:hAnsi="Arial" w:cs="Arial"/>
+          <w:sz w:val="24"/>
+          <w:szCs w:val="24"/>
+        </w:rPr>
+      </w:pPr>
+      <w:r>
+        <w:rPr>
+          <w:rFonts w:ascii="Arial" w:hAnsi="Arial" w:cs="Arial"/>
+          <w:sz w:val="24"/>
+          <w:szCs w:val="24"/>
+        </w:rPr>
+        <w:t>_</w:t>
+      </w:r>
+      <w:proofErr w:type="spellStart"/>
+      <w:r>
+        <w:rPr>
+          <w:rFonts w:ascii="Arial" w:hAnsi="Arial" w:cs="Arial"/>
+          <w:sz w:val="24"/>
+          <w:szCs w:val="24"/>
+        </w:rPr>
+        <w:t>entries</w:t>
+      </w:r>
+      <w:proofErr w:type="spellEnd"/>
+      <w:r>
+        <w:rPr>
+          <w:rFonts w:ascii="Arial" w:hAnsi="Arial" w:cs="Arial"/>
+          <w:sz w:val="24"/>
+          <w:szCs w:val="24"/>
+        </w:rPr>
+        <w:t xml:space="preserve"> verketten über </w:t>
+      </w:r>
+      <w:proofErr w:type="spellStart"/>
+      <w:r>
+        <w:rPr>
+          <w:rFonts w:ascii="Arial" w:hAnsi="Arial" w:cs="Arial"/>
+          <w:sz w:val="24"/>
+          <w:szCs w:val="24"/>
+        </w:rPr>
+        <w:t>next</w:t>
+      </w:r>
+      <w:proofErr w:type="spellEnd"/>
+    </w:p>
+    <w:p>
+      <w:pPr>
+        <w:numPr>
+          <w:ilvl w:val="0"/>
+          <w:numId w:val="12"/>
+        </w:numPr>
+        <w:rPr>
+          <w:rFonts w:ascii="Arial" w:hAnsi="Arial" w:cs="Arial"/>
+          <w:sz w:val="24"/>
+          <w:szCs w:val="24"/>
+        </w:rPr>
+      </w:pPr>
+      <w:r>
+        <w:rPr>
+          <w:rFonts w:ascii="Arial" w:hAnsi="Arial" w:cs="Arial"/>
+          <w:sz w:val="24"/>
+          <w:szCs w:val="24"/>
+        </w:rPr>
+        <w:t xml:space="preserve">EF Core / .NET verwendet </w:t>
+      </w:r>
+      <w:proofErr w:type="spellStart"/>
+      <w:r>
+        <w:rPr>
+          <w:rFonts w:ascii="Arial" w:hAnsi="Arial" w:cs="Arial"/>
+          <w:b/>
+          <w:bCs/>
+          <w:sz w:val="24"/>
+          <w:szCs w:val="24"/>
+        </w:rPr>
+        <w:t>Linked</w:t>
+      </w:r>
+      <w:proofErr w:type="spellEnd"/>
+      <w:r>
+        <w:rPr>
+          <w:rFonts w:ascii="Arial" w:hAnsi="Arial" w:cs="Arial"/>
+          <w:b/>
+          <w:bCs/>
+          <w:sz w:val="24"/>
+          <w:szCs w:val="24"/>
+        </w:rPr>
+        <w:t xml:space="preserve"> List im Array</w:t>
+      </w:r>
+    </w:p>
+    <w:p>
+      <w:pPr>
+        <w:numPr>
+          <w:ilvl w:val="0"/>
+          <w:numId w:val="12"/>
+        </w:numPr>
+        <w:rPr>
+          <w:rFonts w:ascii="Arial" w:hAnsi="Arial" w:cs="Arial"/>
+          <w:sz w:val="24"/>
+          <w:szCs w:val="24"/>
+        </w:rPr>
+      </w:pPr>
+      <w:r>
+        <w:rPr>
+          <w:rFonts w:ascii="Arial" w:hAnsi="Arial" w:cs="Arial"/>
+          <w:sz w:val="24"/>
+          <w:szCs w:val="24"/>
+        </w:rPr>
+        <w:t xml:space="preserve">Sehr selten wird </w:t>
+      </w:r>
+      <w:proofErr w:type="spellStart"/>
+      <w:r>
+        <w:rPr>
+          <w:rFonts w:ascii="Arial" w:hAnsi="Arial" w:cs="Arial"/>
+          <w:sz w:val="24"/>
+          <w:szCs w:val="24"/>
+        </w:rPr>
+        <w:t>Resizing</w:t>
+      </w:r>
+      <w:proofErr w:type="spellEnd"/>
+      <w:r>
+        <w:rPr>
+          <w:rFonts w:ascii="Arial" w:hAnsi="Arial" w:cs="Arial"/>
+          <w:sz w:val="24"/>
+          <w:szCs w:val="24"/>
+        </w:rPr>
+        <w:t xml:space="preserve"> nötig</w:t>
+      </w:r>
+    </w:p>
+    <w:p>
+      <w:pPr>
+        <w:rPr>
+          <w:rFonts w:ascii="Arial" w:hAnsi="Arial" w:cs="Arial"/>
+          <w:sz w:val="24"/>
+          <w:szCs w:val="24"/>
+        </w:rPr>
+      </w:pPr>
+    </w:p>
+    <w:p>
+      <w:pPr>
+        <w:rPr>
+          <w:rFonts w:ascii="Arial" w:hAnsi="Arial" w:cs="Arial"/>
+          <w:b/>
+          <w:bCs/>
+          <w:sz w:val="24"/>
+          <w:szCs w:val="24"/>
+        </w:rPr>
+      </w:pPr>
+      <w:r>
+        <w:rPr>
+          <w:rFonts w:ascii="Arial" w:hAnsi="Arial" w:cs="Arial"/>
+          <w:b/>
+          <w:bCs/>
+          <w:sz w:val="24"/>
+          <w:szCs w:val="24"/>
+        </w:rPr>
+        <w:t>6. Zusammenfassung</w:t>
+      </w:r>
+    </w:p>
+    <w:p>
+      <w:pPr>
+        <w:numPr>
+          <w:ilvl w:val="0"/>
+          <w:numId w:val="13"/>
+        </w:numPr>
+        <w:rPr>
+          <w:rFonts w:ascii="Arial" w:hAnsi="Arial" w:cs="Arial"/>
+          <w:sz w:val="24"/>
+          <w:szCs w:val="24"/>
+          <w:lang w:val="en-GB"/>
+        </w:rPr>
+      </w:pPr>
+      <w:r>
+        <w:rPr>
+          <w:rFonts w:ascii="Arial" w:hAnsi="Arial" w:cs="Arial"/>
+          <w:sz w:val="24"/>
+          <w:szCs w:val="24"/>
+          <w:lang w:val="en-GB"/>
+        </w:rPr>
+        <w:t>Dictionary&lt;</w:t>
+      </w:r>
+      <w:proofErr w:type="spellStart"/>
+      <w:r>
+        <w:rPr>
+          <w:rFonts w:ascii="Arial" w:hAnsi="Arial" w:cs="Arial"/>
+          <w:sz w:val="24"/>
+          <w:szCs w:val="24"/>
+          <w:lang w:val="en-GB"/>
+        </w:rPr>
+        <w:t>TKey</w:t>
+      </w:r>
+      <w:proofErr w:type="spellEnd"/>
+      <w:r>
+        <w:rPr>
+          <w:rFonts w:ascii="Arial" w:hAnsi="Arial" w:cs="Arial"/>
+          <w:sz w:val="24"/>
+          <w:szCs w:val="24"/>
+          <w:lang w:val="en-GB"/>
+        </w:rPr>
+        <w:t xml:space="preserve">, TValue&gt; </w:t>
+      </w:r>
+      <w:r>
+        <w:rPr>
+          <w:rFonts w:ascii="Arial" w:hAnsi="Arial" w:cs="Arial"/>
+          <w:b/>
+          <w:bCs/>
+          <w:sz w:val="24"/>
+          <w:szCs w:val="24"/>
+          <w:lang w:val="en-GB"/>
+        </w:rPr>
+        <w:t xml:space="preserve">intern </w:t>
+      </w:r>
+      <w:proofErr w:type="spellStart"/>
+      <w:r>
+        <w:rPr>
+          <w:rFonts w:ascii="Arial" w:hAnsi="Arial" w:cs="Arial"/>
+          <w:b/>
+          <w:bCs/>
+          <w:sz w:val="24"/>
+          <w:szCs w:val="24"/>
+          <w:lang w:val="en-GB"/>
+        </w:rPr>
+        <w:t>als</w:t>
+      </w:r>
+      <w:proofErr w:type="spellEnd"/>
+      <w:r>
+        <w:rPr>
+          <w:rFonts w:ascii="Arial" w:hAnsi="Arial" w:cs="Arial"/>
+          <w:b/>
+          <w:bCs/>
+          <w:sz w:val="24"/>
+          <w:szCs w:val="24"/>
+          <w:lang w:val="en-GB"/>
+        </w:rPr>
+        <w:t xml:space="preserve"> Hash-</w:t>
+      </w:r>
+      <w:proofErr w:type="spellStart"/>
+      <w:r>
+        <w:rPr>
+          <w:rFonts w:ascii="Arial" w:hAnsi="Arial" w:cs="Arial"/>
+          <w:b/>
+          <w:bCs/>
+          <w:sz w:val="24"/>
+          <w:szCs w:val="24"/>
+          <w:lang w:val="en-GB"/>
+        </w:rPr>
+        <w:t>Tabelle</w:t>
+      </w:r>
+      <w:proofErr w:type="spellEnd"/>
+    </w:p>
+    <w:p>
+      <w:pPr>
+        <w:numPr>
+          <w:ilvl w:val="0"/>
+          <w:numId w:val="13"/>
+        </w:numPr>
+        <w:rPr>
+          <w:rFonts w:ascii="Arial" w:hAnsi="Arial" w:cs="Arial"/>
+          <w:sz w:val="24"/>
+          <w:szCs w:val="24"/>
+        </w:rPr>
+      </w:pPr>
+      <w:r>
+        <w:rPr>
+          <w:rFonts w:ascii="Arial" w:hAnsi="Arial" w:cs="Arial"/>
+          <w:sz w:val="24"/>
+          <w:szCs w:val="24"/>
+        </w:rPr>
+        <w:t>Zwei Arrays:</w:t>
+      </w:r>
+    </w:p>
+    <w:tbl>
+      <w:tblPr>
+        <w:tblW w:w="0" w:type="auto"/>
+        <w:tblCellSpacing w:w="15" w:type="dxa"/>
+        <w:tblCellMar>
+          <w:top w:w="15" w:type="dxa"/>
+          <w:left w:w="15" w:type="dxa"/>
+          <w:bottom w:w="15" w:type="dxa"/>
+          <w:right w:w="15" w:type="dxa"/>
+        </w:tblCellMar>
+        <w:tblLook w:val="04A0" w:firstRow="1" w:lastRow="0" w:firstColumn="1" w:lastColumn="0" w:noHBand="0" w:noVBand="1"/>
+      </w:tblPr>
+      <w:tblGrid>
+        <w:gridCol w:w="1036"/>
+        <w:gridCol w:w="5013"/>
+      </w:tblGrid>
+      <w:tr>
+        <w:trPr>
+          <w:tblHeader/>
+          <w:tblCellSpacing w:w="15" w:type="dxa"/>
+        </w:trPr>
+        <w:tc>
+          <w:tcPr>
+            <w:tcW w:w="0" w:type="auto"/>
+            <w:vAlign w:val="center"/>
+            <w:hideMark/>
+          </w:tcPr>
+          <w:p>
+            <w:pPr>
+              <w:rPr>
+                <w:rFonts w:ascii="Arial" w:hAnsi="Arial" w:cs="Arial"/>
+                <w:b/>
+                <w:bCs/>
+                <w:sz w:val="24"/>
+                <w:szCs w:val="24"/>
+              </w:rPr>
+            </w:pPr>
+            <w:r>
+              <w:rPr>
+                <w:rFonts w:ascii="Arial" w:hAnsi="Arial" w:cs="Arial"/>
+                <w:b/>
+                <w:bCs/>
+                <w:sz w:val="24"/>
+                <w:szCs w:val="24"/>
+              </w:rPr>
+              <w:t>Feld</w:t>
+            </w:r>
+          </w:p>
+        </w:tc>
+        <w:tc>
+          <w:tcPr>
+            <w:tcW w:w="0" w:type="auto"/>
+            <w:vAlign w:val="center"/>
+            <w:hideMark/>
+          </w:tcPr>
+          <w:p>
+            <w:pPr>
+              <w:rPr>
+                <w:rFonts w:ascii="Arial" w:hAnsi="Arial" w:cs="Arial"/>
+                <w:b/>
+                <w:bCs/>
+                <w:sz w:val="24"/>
+                <w:szCs w:val="24"/>
+              </w:rPr>
+            </w:pPr>
+            <w:r>
+              <w:rPr>
+                <w:rFonts w:ascii="Arial" w:hAnsi="Arial" w:cs="Arial"/>
+                <w:b/>
+                <w:bCs/>
+                <w:sz w:val="24"/>
+                <w:szCs w:val="24"/>
+              </w:rPr>
+              <w:t>Inhalt</w:t>
+            </w:r>
+          </w:p>
+        </w:tc>
+      </w:tr>
+      <w:tr>
+        <w:trPr>
+          <w:tblCellSpacing w:w="15" w:type="dxa"/>
+        </w:trPr>
+        <w:tc>
+          <w:tcPr>
+            <w:tcW w:w="0" w:type="auto"/>
+            <w:vAlign w:val="center"/>
+            <w:hideMark/>
+          </w:tcPr>
+          <w:p>
+            <w:pPr>
+              <w:rPr>
+                <w:rFonts w:ascii="Arial" w:hAnsi="Arial" w:cs="Arial"/>
+                <w:sz w:val="24"/>
+                <w:szCs w:val="24"/>
+              </w:rPr>
+            </w:pPr>
+            <w:r>
+              <w:rPr>
+                <w:rFonts w:ascii="Arial" w:hAnsi="Arial" w:cs="Arial"/>
+                <w:sz w:val="24"/>
+                <w:szCs w:val="24"/>
+              </w:rPr>
+              <w:t>_</w:t>
+            </w:r>
+            <w:proofErr w:type="spellStart"/>
+            <w:r>
+              <w:rPr>
+                <w:rFonts w:ascii="Arial" w:hAnsi="Arial" w:cs="Arial"/>
+                <w:sz w:val="24"/>
+                <w:szCs w:val="24"/>
+              </w:rPr>
+              <w:t>buckets</w:t>
+            </w:r>
+            <w:proofErr w:type="spellEnd"/>
+          </w:p>
+        </w:tc>
+        <w:tc>
+          <w:tcPr>
+            <w:tcW w:w="0" w:type="auto"/>
+            <w:vAlign w:val="center"/>
+            <w:hideMark/>
+          </w:tcPr>
+          <w:p>
+            <w:pPr>
+              <w:rPr>
+                <w:rFonts w:ascii="Arial" w:hAnsi="Arial" w:cs="Arial"/>
+                <w:sz w:val="24"/>
+                <w:szCs w:val="24"/>
+                <w:lang w:val="en-GB"/>
+              </w:rPr>
+            </w:pPr>
+            <w:r>
+              <w:rPr>
+                <w:rFonts w:ascii="Arial" w:hAnsi="Arial" w:cs="Arial"/>
+                <w:sz w:val="24"/>
+                <w:szCs w:val="24"/>
+                <w:lang w:val="en-GB"/>
+              </w:rPr>
+              <w:t xml:space="preserve">Index </w:t>
+            </w:r>
+            <w:proofErr w:type="spellStart"/>
+            <w:r>
+              <w:rPr>
+                <w:rFonts w:ascii="Arial" w:hAnsi="Arial" w:cs="Arial"/>
+                <w:sz w:val="24"/>
+                <w:szCs w:val="24"/>
+                <w:lang w:val="en-GB"/>
+              </w:rPr>
+              <w:t>zum</w:t>
+            </w:r>
+            <w:proofErr w:type="spellEnd"/>
+            <w:r>
+              <w:rPr>
+                <w:rFonts w:ascii="Arial" w:hAnsi="Arial" w:cs="Arial"/>
+                <w:sz w:val="24"/>
+                <w:szCs w:val="24"/>
+                <w:lang w:val="en-GB"/>
+              </w:rPr>
+              <w:t xml:space="preserve"> Entry Array, </w:t>
+            </w:r>
+            <w:proofErr w:type="spellStart"/>
+            <w:r>
+              <w:rPr>
+                <w:rFonts w:ascii="Arial" w:hAnsi="Arial" w:cs="Arial"/>
+                <w:sz w:val="24"/>
+                <w:szCs w:val="24"/>
+                <w:lang w:val="en-GB"/>
+              </w:rPr>
+              <w:t>Größe</w:t>
+            </w:r>
+            <w:proofErr w:type="spellEnd"/>
+            <w:r>
+              <w:rPr>
+                <w:rFonts w:ascii="Arial" w:hAnsi="Arial" w:cs="Arial"/>
+                <w:sz w:val="24"/>
+                <w:szCs w:val="24"/>
+                <w:lang w:val="en-GB"/>
+              </w:rPr>
+              <w:t xml:space="preserve"> = Prime number</w:t>
+            </w:r>
+          </w:p>
+        </w:tc>
+      </w:tr>
+      <w:tr>
+        <w:trPr>
+          <w:tblCellSpacing w:w="15" w:type="dxa"/>
+        </w:trPr>
+        <w:tc>
+          <w:tcPr>
+            <w:tcW w:w="0" w:type="auto"/>
+            <w:vAlign w:val="center"/>
+            <w:hideMark/>
+          </w:tcPr>
+          <w:p>
+            <w:pPr>
+              <w:rPr>
+                <w:rFonts w:ascii="Arial" w:hAnsi="Arial" w:cs="Arial"/>
+                <w:sz w:val="24"/>
+                <w:szCs w:val="24"/>
+              </w:rPr>
+            </w:pPr>
+            <w:r>
+              <w:rPr>
+                <w:rFonts w:ascii="Arial" w:hAnsi="Arial" w:cs="Arial"/>
+                <w:sz w:val="24"/>
+                <w:szCs w:val="24"/>
+              </w:rPr>
+              <w:t>_</w:t>
+            </w:r>
+            <w:proofErr w:type="spellStart"/>
+            <w:r>
+              <w:rPr>
+                <w:rFonts w:ascii="Arial" w:hAnsi="Arial" w:cs="Arial"/>
+                <w:sz w:val="24"/>
+                <w:szCs w:val="24"/>
+              </w:rPr>
+              <w:t>entries</w:t>
+            </w:r>
+            <w:proofErr w:type="spellEnd"/>
+          </w:p>
+        </w:tc>
+        <w:tc>
+          <w:tcPr>
+            <w:tcW w:w="0" w:type="auto"/>
+            <w:vAlign w:val="center"/>
+            <w:hideMark/>
+          </w:tcPr>
+          <w:p>
+            <w:pPr>
+              <w:rPr>
+                <w:rFonts w:ascii="Arial" w:hAnsi="Arial" w:cs="Arial"/>
+                <w:sz w:val="24"/>
+                <w:szCs w:val="24"/>
+                <w:lang w:val="en-GB"/>
+              </w:rPr>
+            </w:pPr>
+            <w:r>
+              <w:rPr>
+                <w:rFonts w:ascii="Arial" w:hAnsi="Arial" w:cs="Arial"/>
+                <w:sz w:val="24"/>
+                <w:szCs w:val="24"/>
+                <w:lang w:val="en-GB"/>
+              </w:rPr>
+              <w:t>Array der Key/Value/Hash/Next-</w:t>
+            </w:r>
+            <w:proofErr w:type="spellStart"/>
+            <w:r>
+              <w:rPr>
+                <w:rFonts w:ascii="Arial" w:hAnsi="Arial" w:cs="Arial"/>
+                <w:sz w:val="24"/>
+                <w:szCs w:val="24"/>
+                <w:lang w:val="en-GB"/>
+              </w:rPr>
+              <w:t>Strukturen</w:t>
+            </w:r>
+            <w:proofErr w:type="spellEnd"/>
+          </w:p>
+        </w:tc>
+      </w:tr>
+    </w:tbl>
+    <w:p>
+      <w:pPr>
+        <w:numPr>
+          <w:ilvl w:val="0"/>
+          <w:numId w:val="14"/>
+        </w:numPr>
+        <w:rPr>
+          <w:rFonts w:ascii="Arial" w:hAnsi="Arial" w:cs="Arial"/>
+          <w:sz w:val="24"/>
+          <w:szCs w:val="24"/>
+        </w:rPr>
+      </w:pPr>
+      <w:r>
+        <w:rPr>
+          <w:rFonts w:ascii="Arial" w:hAnsi="Arial" w:cs="Arial"/>
+          <w:sz w:val="24"/>
+          <w:szCs w:val="24"/>
+        </w:rPr>
+        <w:t>Kein normales Array von Key/Value-Paaren</w:t>
+      </w:r>
+    </w:p>
+    <w:p>
+      <w:pPr>
+        <w:numPr>
+          <w:ilvl w:val="0"/>
+          <w:numId w:val="14"/>
+        </w:numPr>
+        <w:rPr>
+          <w:rFonts w:ascii="Arial" w:hAnsi="Arial" w:cs="Arial"/>
+          <w:sz w:val="24"/>
+          <w:szCs w:val="24"/>
+        </w:rPr>
+      </w:pPr>
+      <w:r>
+        <w:rPr>
+          <w:rFonts w:ascii="Arial" w:hAnsi="Arial" w:cs="Arial"/>
+          <w:sz w:val="24"/>
+          <w:szCs w:val="24"/>
+        </w:rPr>
+        <w:t>Lookup, Add, Remove → sehr schnell (</w:t>
+      </w:r>
+      <w:proofErr w:type="gramStart"/>
+      <w:r>
+        <w:rPr>
+          <w:rFonts w:ascii="Arial" w:hAnsi="Arial" w:cs="Arial"/>
+          <w:sz w:val="24"/>
+          <w:szCs w:val="24"/>
+        </w:rPr>
+        <w:t>O(</w:t>
+      </w:r>
+      <w:proofErr w:type="gramEnd"/>
+      <w:r>
+        <w:rPr>
+          <w:rFonts w:ascii="Arial" w:hAnsi="Arial" w:cs="Arial"/>
+          <w:sz w:val="24"/>
+          <w:szCs w:val="24"/>
+        </w:rPr>
+        <w:t>1) im Durchschnitt)</w:t>
+      </w:r>
+    </w:p>
+    <w:p>
+      <w:pPr>
+        <w:rPr>
+          <w:rFonts w:ascii="Arial" w:hAnsi="Arial" w:cs="Arial"/>
+          <w:sz w:val="24"/>
+          <w:szCs w:val="24"/>
+        </w:rPr>
+      </w:pPr>
+    </w:p>
+    <w:p>
+      <w:pPr>
+        <w:rPr>
+          <w:rFonts w:ascii="Arial" w:hAnsi="Arial" w:cs="Arial"/>
+          <w:sz w:val="24"/>
+          <w:szCs w:val="24"/>
+        </w:rPr>
+      </w:pPr>
+      <w:r>
+        <w:rPr>
+          <w:rFonts w:ascii="Arial" w:hAnsi="Arial" w:cs="Arial"/>
+          <w:b/>
+          <w:bCs/>
+          <w:sz w:val="24"/>
+          <w:szCs w:val="24"/>
+        </w:rPr>
+        <w:t>Merksatz</w:t>
+      </w:r>
+      <w:r>
+        <w:rPr>
+          <w:rFonts w:ascii="Arial" w:hAnsi="Arial" w:cs="Arial"/>
+          <w:b/>
+          <w:bCs/>
+          <w:sz w:val="24"/>
+          <w:szCs w:val="24"/>
+        </w:rPr>
+        <w:t>:</w:t>
+      </w:r>
+    </w:p>
+    <w:p>
+      <w:pPr>
+        <w:rPr>
+          <w:rFonts w:ascii="Arial" w:hAnsi="Arial" w:cs="Arial"/>
+          <w:sz w:val="24"/>
+          <w:szCs w:val="24"/>
+        </w:rPr>
+      </w:pPr>
+      <w:r>
+        <w:rPr>
+          <w:rFonts w:ascii="Arial" w:hAnsi="Arial" w:cs="Arial"/>
+          <w:sz w:val="24"/>
+          <w:szCs w:val="24"/>
+        </w:rPr>
+        <w:t xml:space="preserve">„Dictionary = Hash-Tabelle → Schlüssel wird </w:t>
+      </w:r>
+      <w:proofErr w:type="spellStart"/>
+      <w:r>
+        <w:rPr>
+          <w:rFonts w:ascii="Arial" w:hAnsi="Arial" w:cs="Arial"/>
+          <w:sz w:val="24"/>
+          <w:szCs w:val="24"/>
+        </w:rPr>
+        <w:t>gehasht</w:t>
+      </w:r>
+      <w:proofErr w:type="spellEnd"/>
+      <w:r>
+        <w:rPr>
+          <w:rFonts w:ascii="Arial" w:hAnsi="Arial" w:cs="Arial"/>
+          <w:sz w:val="24"/>
+          <w:szCs w:val="24"/>
+        </w:rPr>
+        <w:t xml:space="preserve"> → Index in Array → Value gespeichert“</w:t>
+      </w:r>
+    </w:p>
+    <w:p>
+      <w:pPr>
+        <w:rPr>
+          <w:rFonts w:ascii="Arial" w:hAnsi="Arial" w:cs="Arial"/>
+          <w:sz w:val="24"/>
+          <w:szCs w:val="24"/>
+        </w:rPr>
+      </w:pPr>
+    </w:p>
+    <w:p>
+      <w:pPr>
+        <w:jc w:val="center"/>
+        <w:rPr>
+          <w:rFonts w:ascii="Arial" w:hAnsi="Arial" w:cs="Arial"/>
+          <w:sz w:val="24"/>
+          <w:szCs w:val="24"/>
+        </w:rPr>
+      </w:pPr>
+      <w:r>
+        <w:rPr>
+          <w:noProof/>
+        </w:rPr>
+        <w:drawing>
+          <wp:inline distT="0" distB="0" distL="0" distR="0" wp14:anchorId="7DB91E64" wp14:editId="6933862F">
+            <wp:extent cx="4591050" cy="3060530"/>
+            <wp:effectExtent l="0" t="0" r="0" b="6985"/>
+            <wp:docPr id="2097364779" name="Grafik 1"/>
+            <wp:cNvGraphicFramePr>
+              <a:graphicFrameLocks xmlns:a="http://schemas.openxmlformats.org/drawingml/2006/main" noChangeAspect="1"/>
+            </wp:cNvGraphicFramePr>
+            <a:graphic xmlns:a="http://schemas.openxmlformats.org/drawingml/2006/main">
+              <a:graphicData uri="http://schemas.openxmlformats.org/drawingml/2006/picture">
+                <pic:pic xmlns:pic="http://schemas.openxmlformats.org/drawingml/2006/picture">
+                  <pic:nvPicPr>
+                    <pic:cNvPr id="2097364779" name=""/>
+                    <pic:cNvPicPr/>
+                  </pic:nvPicPr>
+                  <pic:blipFill>
+                    <a:blip r:embed="rId5"/>
+                    <a:stretch>
+                      <a:fillRect/>
+                    </a:stretch>
+                  </pic:blipFill>
+                  <pic:spPr>
+                    <a:xfrm>
+                      <a:off x="0" y="0"/>
+                      <a:ext cx="4600635" cy="3066920"/>
+                    </a:xfrm>
+                    <a:prstGeom prst="rect">
+                      <a:avLst/>
+                    </a:prstGeom>
+                  </pic:spPr>
+                </pic:pic>
+              </a:graphicData>
+            </a:graphic>
+          </wp:inline>
+        </w:drawing>
+      </w:r>
+    </w:p>
+    <w:p>
+      <w:pPr>
+        <w:jc w:val="center"/>
+        <w:rPr>
+          <w:rFonts w:ascii="Arial" w:hAnsi="Arial" w:cs="Arial"/>
+          <w:b/>
+          <w:bCs/>
+          <w:sz w:val="24"/>
+          <w:szCs w:val="24"/>
+        </w:rPr>
+      </w:pPr>
+      <w:r>
+        <w:rPr>
+          <w:rFonts w:ascii="Arial" w:hAnsi="Arial" w:cs="Arial"/>
+          <w:b/>
+          <w:bCs/>
+          <w:sz w:val="24"/>
+          <w:szCs w:val="24"/>
+        </w:rPr>
+        <w:lastRenderedPageBreak/>
         <w:t>Übungen</w:t>
       </w:r>
     </w:p>
@@ -5667,7 +10170,25 @@
           <w:sz w:val="24"/>
           <w:szCs w:val="24"/>
         </w:rPr>
-        <w:t>Erstelle eine List&lt;int&gt; mit den Zahlen 10, 20, 30, 40, 50.</w:t>
+        <w:t>Erstelle eine List&lt;</w:t>
+      </w:r>
+      <w:proofErr w:type="spellStart"/>
+      <w:r>
+        <w:rPr>
+          <w:rFonts w:ascii="Arial" w:hAnsi="Arial" w:cs="Arial"/>
+          <w:sz w:val="24"/>
+          <w:szCs w:val="24"/>
+        </w:rPr>
+        <w:t>int</w:t>
+      </w:r>
+      <w:proofErr w:type="spellEnd"/>
+      <w:r>
+        <w:rPr>
+          <w:rFonts w:ascii="Arial" w:hAnsi="Arial" w:cs="Arial"/>
+          <w:sz w:val="24"/>
+          <w:szCs w:val="24"/>
+        </w:rPr>
+        <w:t>&gt; mit den Zahlen 10, 20, 30, 40, 50.</w:t>
       </w:r>
     </w:p>
     <w:p>
@@ -5711,7 +10232,29 @@
           <w:sz w:val="24"/>
           <w:szCs w:val="24"/>
         </w:rPr>
-        <w:t>Dictionary&lt;TKey, TValue&gt;-Übung:</w:t>
+        <w:t xml:space="preserve">Dictionary&lt;TKey, </w:t>
+      </w:r>
+      <w:proofErr w:type="spellStart"/>
+      <w:r>
+        <w:rPr>
+          <w:rFonts w:ascii="Arial" w:hAnsi="Arial" w:cs="Arial"/>
+          <w:b/>
+          <w:bCs/>
+          <w:sz w:val="24"/>
+          <w:szCs w:val="24"/>
+        </w:rPr>
+        <w:t>TValue</w:t>
+      </w:r>
+      <w:proofErr w:type="spellEnd"/>
+      <w:r>
+        <w:rPr>
+          <w:rFonts w:ascii="Arial" w:hAnsi="Arial" w:cs="Arial"/>
+          <w:b/>
+          <w:bCs/>
+          <w:sz w:val="24"/>
+          <w:szCs w:val="24"/>
+        </w:rPr>
+        <w:t>&gt;-Übung:</w:t>
       </w:r>
     </w:p>
     <w:p>
@@ -5732,7 +10275,43 @@
           <w:sz w:val="24"/>
           <w:szCs w:val="24"/>
         </w:rPr>
-        <w:t>Implementiere ein Dictionary&lt;string, int&gt; für Namen und Alter.</w:t>
+        <w:t>Implementiere ein Dictionary&lt;</w:t>
+      </w:r>
+      <w:proofErr w:type="spellStart"/>
+      <w:r>
+        <w:rPr>
+          <w:rFonts w:ascii="Arial" w:hAnsi="Arial" w:cs="Arial"/>
+          <w:sz w:val="24"/>
+          <w:szCs w:val="24"/>
+        </w:rPr>
+        <w:t>string</w:t>
+      </w:r>
+      <w:proofErr w:type="spellEnd"/>
+      <w:r>
+        <w:rPr>
+          <w:rFonts w:ascii="Arial" w:hAnsi="Arial" w:cs="Arial"/>
+          <w:sz w:val="24"/>
+          <w:szCs w:val="24"/>
+        </w:rPr>
+        <w:t xml:space="preserve">, </w:t>
+      </w:r>
+      <w:proofErr w:type="spellStart"/>
+      <w:r>
+        <w:rPr>
+          <w:rFonts w:ascii="Arial" w:hAnsi="Arial" w:cs="Arial"/>
+          <w:sz w:val="24"/>
+          <w:szCs w:val="24"/>
+        </w:rPr>
+        <w:t>int</w:t>
+      </w:r>
+      <w:proofErr w:type="spellEnd"/>
+      <w:r>
+        <w:rPr>
+          <w:rFonts w:ascii="Arial" w:hAnsi="Arial" w:cs="Arial"/>
+          <w:sz w:val="24"/>
+          <w:szCs w:val="24"/>
+        </w:rPr>
+        <w:t>&gt; für Namen und Alter.</w:t>
       </w:r>
     </w:p>
     <w:p>
@@ -5855,6 +10434,7 @@
           <w:szCs w:val="24"/>
         </w:rPr>
       </w:pPr>
+      <w:proofErr w:type="spellStart"/>
       <w:r>
         <w:rPr>
           <w:rFonts w:ascii="Arial" w:hAnsi="Arial" w:cs="Arial"/>
@@ -5863,7 +10443,18 @@
           <w:sz w:val="24"/>
           <w:szCs w:val="24"/>
         </w:rPr>
-        <w:t>foreach-Übung:</w:t>
+        <w:t>foreach</w:t>
+      </w:r>
+      <w:proofErr w:type="spellEnd"/>
+      <w:r>
+        <w:rPr>
+          <w:rFonts w:ascii="Arial" w:hAnsi="Arial" w:cs="Arial"/>
+          <w:b/>
+          <w:bCs/>
+          <w:sz w:val="24"/>
+          <w:szCs w:val="24"/>
+        </w:rPr>
+        <w:t>-Übung:</w:t>
       </w:r>
     </w:p>
     <w:p>
@@ -5884,8 +10475,43 @@
           <w:sz w:val="24"/>
           <w:szCs w:val="24"/>
         </w:rPr>
-        <w:lastRenderedPageBreak/>
-        <w:t>Speichere eine Liste von Städten (List&lt;string&gt;) und gib sie mit foreach aus.</w:t>
+        <w:t>Speichere eine Liste von Städten (List&lt;</w:t>
+      </w:r>
+      <w:proofErr w:type="spellStart"/>
+      <w:r>
+        <w:rPr>
+          <w:rFonts w:ascii="Arial" w:hAnsi="Arial" w:cs="Arial"/>
+          <w:sz w:val="24"/>
+          <w:szCs w:val="24"/>
+        </w:rPr>
+        <w:t>string</w:t>
+      </w:r>
+      <w:proofErr w:type="spellEnd"/>
+      <w:r>
+        <w:rPr>
+          <w:rFonts w:ascii="Arial" w:hAnsi="Arial" w:cs="Arial"/>
+          <w:sz w:val="24"/>
+          <w:szCs w:val="24"/>
+        </w:rPr>
+        <w:t xml:space="preserve">&gt;) und gib sie mit </w:t>
+      </w:r>
+      <w:proofErr w:type="spellStart"/>
+      <w:r>
+        <w:rPr>
+          <w:rFonts w:ascii="Arial" w:hAnsi="Arial" w:cs="Arial"/>
+          <w:sz w:val="24"/>
+          <w:szCs w:val="24"/>
+        </w:rPr>
+        <w:t>foreach</w:t>
+      </w:r>
+      <w:proofErr w:type="spellEnd"/>
+      <w:r>
+        <w:rPr>
+          <w:rFonts w:ascii="Arial" w:hAnsi="Arial" w:cs="Arial"/>
+          <w:sz w:val="24"/>
+          <w:szCs w:val="24"/>
+        </w:rPr>
+        <w:t xml:space="preserve"> aus.</w:t>
       </w:r>
     </w:p>
     <w:p>
@@ -5919,6 +10545,941 @@
 <file path=word/numbering.xml><?xml version="1.0" encoding="utf-8"?>
 <w:numbering xmlns:wpc="http://schemas.microsoft.com/office/word/2010/wordprocessingCanvas" xmlns:cx="http://schemas.microsoft.com/office/drawing/2014/chartex" xmlns:cx1="http://schemas.microsoft.com/office/drawing/2015/9/8/chartex" xmlns:cx2="http://schemas.microsoft.com/office/drawing/2015/10/21/chartex" xmlns:cx3="http://schemas.microsoft.com/office/drawing/2016/5/9/chartex" xmlns:cx4="http://schemas.microsoft.com/office/drawing/2016/5/10/chartex" xmlns:cx5="http://schemas.microsoft.com/office/drawing/2016/5/11/chartex" xmlns:cx6="http://schemas.microsoft.com/office/drawing/2016/5/12/chartex" xmlns:cx7="http://schemas.microsoft.com/office/drawing/2016/5/13/chartex" xmlns:cx8="http://schemas.microsoft.com/office/drawing/2016/5/14/chartex" xmlns:mc="http://schemas.openxmlformats.org/markup-compatibility/2006" xmlns:aink="http://schemas.microsoft.com/office/drawing/2016/ink" xmlns:am3d="http://schemas.microsoft.com/office/drawing/2017/model3d" xmlns:o="urn:schemas-microsoft-com:office:office" xmlns:oel="http://schemas.microsoft.com/office/2019/extlst" xmlns:r="http://schemas.openxmlformats.org/officeDocument/2006/relationships" xmlns:m="http://schemas.openxmlformats.org/officeDocument/2006/math" xmlns:v="urn:schemas-microsoft-com:vml" xmlns:wp14="http://schemas.microsoft.com/office/word/2010/wordprocessingDrawing" xmlns:wp="http://schemas.openxmlformats.org/drawingml/2006/wordprocessingDrawing" xmlns:w10="urn:schemas-microsoft-com:office:word" xmlns:w="http://schemas.openxmlformats.org/wordprocessingml/2006/main" xmlns:w14="http://schemas.microsoft.com/office/word/2010/wordml" xmlns:w15="http://schemas.microsoft.com/office/word/2012/wordml" xmlns:w16cex="http://schemas.microsoft.com/office/word/2018/wordml/cex" xmlns:w16cid="http://schemas.microsoft.com/office/word/2016/wordml/cid" xmlns:w16="http://schemas.microsoft.com/office/word/2018/wordml" xmlns:w16du="http://schemas.microsoft.com/office/word/2023/wordml/word16du" xmlns:w16sdtdh="http://schemas.microsoft.com/office/word/2020/wordml/sdtdatahash" xmlns:w16sdtfl="http://schemas.microsoft.com/office/word/2024/wordml/sdtformatlock" xmlns:w16se="http://schemas.microsoft.com/office/word/2015/wordml/symex" xmlns:wpg="http://schemas.microsoft.com/office/word/2010/wordprocessingGroup" xmlns:wpi="http://schemas.microsoft.com/office/word/2010/wordprocessingInk" xmlns:wne="http://schemas.microsoft.com/office/word/2006/wordml" xmlns:wps="http://schemas.microsoft.com/office/word/2010/wordprocessingShape" mc:Ignorable="w14 w15 w16se w16cid w16 w16cex w16sdtdh w16sdtfl w16du wp14">
   <w:abstractNum w:abstractNumId="0" w15:restartNumberingAfterBreak="0">
+    <w:nsid w:val="04586173"/>
+    <w:multiLevelType w:val="multilevel"/>
+    <w:tmpl w:val="77F0AC1C"/>
+    <w:lvl w:ilvl="0">
+      <w:start w:val="2"/>
+      <w:numFmt w:val="decimal"/>
+      <w:lvlText w:val="%1."/>
+      <w:lvlJc w:val="left"/>
+      <w:pPr>
+        <w:tabs>
+          <w:tab w:val="num" w:pos="720"/>
+        </w:tabs>
+        <w:ind w:left="720" w:hanging="360"/>
+      </w:pPr>
+    </w:lvl>
+    <w:lvl w:ilvl="1" w:tentative="1">
+      <w:start w:val="1"/>
+      <w:numFmt w:val="decimal"/>
+      <w:lvlText w:val="%2."/>
+      <w:lvlJc w:val="left"/>
+      <w:pPr>
+        <w:tabs>
+          <w:tab w:val="num" w:pos="1440"/>
+        </w:tabs>
+        <w:ind w:left="1440" w:hanging="360"/>
+      </w:pPr>
+    </w:lvl>
+    <w:lvl w:ilvl="2" w:tentative="1">
+      <w:start w:val="1"/>
+      <w:numFmt w:val="decimal"/>
+      <w:lvlText w:val="%3."/>
+      <w:lvlJc w:val="left"/>
+      <w:pPr>
+        <w:tabs>
+          <w:tab w:val="num" w:pos="2160"/>
+        </w:tabs>
+        <w:ind w:left="2160" w:hanging="360"/>
+      </w:pPr>
+    </w:lvl>
+    <w:lvl w:ilvl="3" w:tentative="1">
+      <w:start w:val="1"/>
+      <w:numFmt w:val="decimal"/>
+      <w:lvlText w:val="%4."/>
+      <w:lvlJc w:val="left"/>
+      <w:pPr>
+        <w:tabs>
+          <w:tab w:val="num" w:pos="2880"/>
+        </w:tabs>
+        <w:ind w:left="2880" w:hanging="360"/>
+      </w:pPr>
+    </w:lvl>
+    <w:lvl w:ilvl="4" w:tentative="1">
+      <w:start w:val="1"/>
+      <w:numFmt w:val="decimal"/>
+      <w:lvlText w:val="%5."/>
+      <w:lvlJc w:val="left"/>
+      <w:pPr>
+        <w:tabs>
+          <w:tab w:val="num" w:pos="3600"/>
+        </w:tabs>
+        <w:ind w:left="3600" w:hanging="360"/>
+      </w:pPr>
+    </w:lvl>
+    <w:lvl w:ilvl="5" w:tentative="1">
+      <w:start w:val="1"/>
+      <w:numFmt w:val="decimal"/>
+      <w:lvlText w:val="%6."/>
+      <w:lvlJc w:val="left"/>
+      <w:pPr>
+        <w:tabs>
+          <w:tab w:val="num" w:pos="4320"/>
+        </w:tabs>
+        <w:ind w:left="4320" w:hanging="360"/>
+      </w:pPr>
+    </w:lvl>
+    <w:lvl w:ilvl="6" w:tentative="1">
+      <w:start w:val="1"/>
+      <w:numFmt w:val="decimal"/>
+      <w:lvlText w:val="%7."/>
+      <w:lvlJc w:val="left"/>
+      <w:pPr>
+        <w:tabs>
+          <w:tab w:val="num" w:pos="5040"/>
+        </w:tabs>
+        <w:ind w:left="5040" w:hanging="360"/>
+      </w:pPr>
+    </w:lvl>
+    <w:lvl w:ilvl="7" w:tentative="1">
+      <w:start w:val="1"/>
+      <w:numFmt w:val="decimal"/>
+      <w:lvlText w:val="%8."/>
+      <w:lvlJc w:val="left"/>
+      <w:pPr>
+        <w:tabs>
+          <w:tab w:val="num" w:pos="5760"/>
+        </w:tabs>
+        <w:ind w:left="5760" w:hanging="360"/>
+      </w:pPr>
+    </w:lvl>
+    <w:lvl w:ilvl="8" w:tentative="1">
+      <w:start w:val="1"/>
+      <w:numFmt w:val="decimal"/>
+      <w:lvlText w:val="%9."/>
+      <w:lvlJc w:val="left"/>
+      <w:pPr>
+        <w:tabs>
+          <w:tab w:val="num" w:pos="6480"/>
+        </w:tabs>
+        <w:ind w:left="6480" w:hanging="360"/>
+      </w:pPr>
+    </w:lvl>
+  </w:abstractNum>
+  <w:abstractNum w:abstractNumId="1" w15:restartNumberingAfterBreak="0">
+    <w:nsid w:val="0ED40566"/>
+    <w:multiLevelType w:val="multilevel"/>
+    <w:tmpl w:val="AB6CECFC"/>
+    <w:lvl w:ilvl="0">
+      <w:start w:val="1"/>
+      <w:numFmt w:val="bullet"/>
+      <w:lvlText w:val=""/>
+      <w:lvlJc w:val="left"/>
+      <w:pPr>
+        <w:tabs>
+          <w:tab w:val="num" w:pos="720"/>
+        </w:tabs>
+        <w:ind w:left="720" w:hanging="360"/>
+      </w:pPr>
+      <w:rPr>
+        <w:rFonts w:ascii="Symbol" w:hAnsi="Symbol" w:hint="default"/>
+        <w:sz w:val="20"/>
+      </w:rPr>
+    </w:lvl>
+    <w:lvl w:ilvl="1" w:tentative="1">
+      <w:start w:val="1"/>
+      <w:numFmt w:val="bullet"/>
+      <w:lvlText w:val="o"/>
+      <w:lvlJc w:val="left"/>
+      <w:pPr>
+        <w:tabs>
+          <w:tab w:val="num" w:pos="1440"/>
+        </w:tabs>
+        <w:ind w:left="1440" w:hanging="360"/>
+      </w:pPr>
+      <w:rPr>
+        <w:rFonts w:ascii="Courier New" w:hAnsi="Courier New" w:hint="default"/>
+        <w:sz w:val="20"/>
+      </w:rPr>
+    </w:lvl>
+    <w:lvl w:ilvl="2" w:tentative="1">
+      <w:start w:val="1"/>
+      <w:numFmt w:val="bullet"/>
+      <w:lvlText w:val=""/>
+      <w:lvlJc w:val="left"/>
+      <w:pPr>
+        <w:tabs>
+          <w:tab w:val="num" w:pos="2160"/>
+        </w:tabs>
+        <w:ind w:left="2160" w:hanging="360"/>
+      </w:pPr>
+      <w:rPr>
+        <w:rFonts w:ascii="Wingdings" w:hAnsi="Wingdings" w:hint="default"/>
+        <w:sz w:val="20"/>
+      </w:rPr>
+    </w:lvl>
+    <w:lvl w:ilvl="3" w:tentative="1">
+      <w:start w:val="1"/>
+      <w:numFmt w:val="bullet"/>
+      <w:lvlText w:val=""/>
+      <w:lvlJc w:val="left"/>
+      <w:pPr>
+        <w:tabs>
+          <w:tab w:val="num" w:pos="2880"/>
+        </w:tabs>
+        <w:ind w:left="2880" w:hanging="360"/>
+      </w:pPr>
+      <w:rPr>
+        <w:rFonts w:ascii="Wingdings" w:hAnsi="Wingdings" w:hint="default"/>
+        <w:sz w:val="20"/>
+      </w:rPr>
+    </w:lvl>
+    <w:lvl w:ilvl="4" w:tentative="1">
+      <w:start w:val="1"/>
+      <w:numFmt w:val="bullet"/>
+      <w:lvlText w:val=""/>
+      <w:lvlJc w:val="left"/>
+      <w:pPr>
+        <w:tabs>
+          <w:tab w:val="num" w:pos="3600"/>
+        </w:tabs>
+        <w:ind w:left="3600" w:hanging="360"/>
+      </w:pPr>
+      <w:rPr>
+        <w:rFonts w:ascii="Wingdings" w:hAnsi="Wingdings" w:hint="default"/>
+        <w:sz w:val="20"/>
+      </w:rPr>
+    </w:lvl>
+    <w:lvl w:ilvl="5" w:tentative="1">
+      <w:start w:val="1"/>
+      <w:numFmt w:val="bullet"/>
+      <w:lvlText w:val=""/>
+      <w:lvlJc w:val="left"/>
+      <w:pPr>
+        <w:tabs>
+          <w:tab w:val="num" w:pos="4320"/>
+        </w:tabs>
+        <w:ind w:left="4320" w:hanging="360"/>
+      </w:pPr>
+      <w:rPr>
+        <w:rFonts w:ascii="Wingdings" w:hAnsi="Wingdings" w:hint="default"/>
+        <w:sz w:val="20"/>
+      </w:rPr>
+    </w:lvl>
+    <w:lvl w:ilvl="6" w:tentative="1">
+      <w:start w:val="1"/>
+      <w:numFmt w:val="bullet"/>
+      <w:lvlText w:val=""/>
+      <w:lvlJc w:val="left"/>
+      <w:pPr>
+        <w:tabs>
+          <w:tab w:val="num" w:pos="5040"/>
+        </w:tabs>
+        <w:ind w:left="5040" w:hanging="360"/>
+      </w:pPr>
+      <w:rPr>
+        <w:rFonts w:ascii="Wingdings" w:hAnsi="Wingdings" w:hint="default"/>
+        <w:sz w:val="20"/>
+      </w:rPr>
+    </w:lvl>
+    <w:lvl w:ilvl="7" w:tentative="1">
+      <w:start w:val="1"/>
+      <w:numFmt w:val="bullet"/>
+      <w:lvlText w:val=""/>
+      <w:lvlJc w:val="left"/>
+      <w:pPr>
+        <w:tabs>
+          <w:tab w:val="num" w:pos="5760"/>
+        </w:tabs>
+        <w:ind w:left="5760" w:hanging="360"/>
+      </w:pPr>
+      <w:rPr>
+        <w:rFonts w:ascii="Wingdings" w:hAnsi="Wingdings" w:hint="default"/>
+        <w:sz w:val="20"/>
+      </w:rPr>
+    </w:lvl>
+    <w:lvl w:ilvl="8" w:tentative="1">
+      <w:start w:val="1"/>
+      <w:numFmt w:val="bullet"/>
+      <w:lvlText w:val=""/>
+      <w:lvlJc w:val="left"/>
+      <w:pPr>
+        <w:tabs>
+          <w:tab w:val="num" w:pos="6480"/>
+        </w:tabs>
+        <w:ind w:left="6480" w:hanging="360"/>
+      </w:pPr>
+      <w:rPr>
+        <w:rFonts w:ascii="Wingdings" w:hAnsi="Wingdings" w:hint="default"/>
+        <w:sz w:val="20"/>
+      </w:rPr>
+    </w:lvl>
+  </w:abstractNum>
+  <w:abstractNum w:abstractNumId="2" w15:restartNumberingAfterBreak="0">
+    <w:nsid w:val="1232430B"/>
+    <w:multiLevelType w:val="multilevel"/>
+    <w:tmpl w:val="91D87FB8"/>
+    <w:lvl w:ilvl="0">
+      <w:start w:val="1"/>
+      <w:numFmt w:val="bullet"/>
+      <w:lvlText w:val=""/>
+      <w:lvlJc w:val="left"/>
+      <w:pPr>
+        <w:tabs>
+          <w:tab w:val="num" w:pos="720"/>
+        </w:tabs>
+        <w:ind w:left="720" w:hanging="360"/>
+      </w:pPr>
+      <w:rPr>
+        <w:rFonts w:ascii="Symbol" w:hAnsi="Symbol" w:hint="default"/>
+        <w:sz w:val="20"/>
+      </w:rPr>
+    </w:lvl>
+    <w:lvl w:ilvl="1" w:tentative="1">
+      <w:start w:val="1"/>
+      <w:numFmt w:val="bullet"/>
+      <w:lvlText w:val="o"/>
+      <w:lvlJc w:val="left"/>
+      <w:pPr>
+        <w:tabs>
+          <w:tab w:val="num" w:pos="1440"/>
+        </w:tabs>
+        <w:ind w:left="1440" w:hanging="360"/>
+      </w:pPr>
+      <w:rPr>
+        <w:rFonts w:ascii="Courier New" w:hAnsi="Courier New" w:hint="default"/>
+        <w:sz w:val="20"/>
+      </w:rPr>
+    </w:lvl>
+    <w:lvl w:ilvl="2" w:tentative="1">
+      <w:start w:val="1"/>
+      <w:numFmt w:val="bullet"/>
+      <w:lvlText w:val=""/>
+      <w:lvlJc w:val="left"/>
+      <w:pPr>
+        <w:tabs>
+          <w:tab w:val="num" w:pos="2160"/>
+        </w:tabs>
+        <w:ind w:left="2160" w:hanging="360"/>
+      </w:pPr>
+      <w:rPr>
+        <w:rFonts w:ascii="Wingdings" w:hAnsi="Wingdings" w:hint="default"/>
+        <w:sz w:val="20"/>
+      </w:rPr>
+    </w:lvl>
+    <w:lvl w:ilvl="3" w:tentative="1">
+      <w:start w:val="1"/>
+      <w:numFmt w:val="bullet"/>
+      <w:lvlText w:val=""/>
+      <w:lvlJc w:val="left"/>
+      <w:pPr>
+        <w:tabs>
+          <w:tab w:val="num" w:pos="2880"/>
+        </w:tabs>
+        <w:ind w:left="2880" w:hanging="360"/>
+      </w:pPr>
+      <w:rPr>
+        <w:rFonts w:ascii="Wingdings" w:hAnsi="Wingdings" w:hint="default"/>
+        <w:sz w:val="20"/>
+      </w:rPr>
+    </w:lvl>
+    <w:lvl w:ilvl="4" w:tentative="1">
+      <w:start w:val="1"/>
+      <w:numFmt w:val="bullet"/>
+      <w:lvlText w:val=""/>
+      <w:lvlJc w:val="left"/>
+      <w:pPr>
+        <w:tabs>
+          <w:tab w:val="num" w:pos="3600"/>
+        </w:tabs>
+        <w:ind w:left="3600" w:hanging="360"/>
+      </w:pPr>
+      <w:rPr>
+        <w:rFonts w:ascii="Wingdings" w:hAnsi="Wingdings" w:hint="default"/>
+        <w:sz w:val="20"/>
+      </w:rPr>
+    </w:lvl>
+    <w:lvl w:ilvl="5" w:tentative="1">
+      <w:start w:val="1"/>
+      <w:numFmt w:val="bullet"/>
+      <w:lvlText w:val=""/>
+      <w:lvlJc w:val="left"/>
+      <w:pPr>
+        <w:tabs>
+          <w:tab w:val="num" w:pos="4320"/>
+        </w:tabs>
+        <w:ind w:left="4320" w:hanging="360"/>
+      </w:pPr>
+      <w:rPr>
+        <w:rFonts w:ascii="Wingdings" w:hAnsi="Wingdings" w:hint="default"/>
+        <w:sz w:val="20"/>
+      </w:rPr>
+    </w:lvl>
+    <w:lvl w:ilvl="6" w:tentative="1">
+      <w:start w:val="1"/>
+      <w:numFmt w:val="bullet"/>
+      <w:lvlText w:val=""/>
+      <w:lvlJc w:val="left"/>
+      <w:pPr>
+        <w:tabs>
+          <w:tab w:val="num" w:pos="5040"/>
+        </w:tabs>
+        <w:ind w:left="5040" w:hanging="360"/>
+      </w:pPr>
+      <w:rPr>
+        <w:rFonts w:ascii="Wingdings" w:hAnsi="Wingdings" w:hint="default"/>
+        <w:sz w:val="20"/>
+      </w:rPr>
+    </w:lvl>
+    <w:lvl w:ilvl="7" w:tentative="1">
+      <w:start w:val="1"/>
+      <w:numFmt w:val="bullet"/>
+      <w:lvlText w:val=""/>
+      <w:lvlJc w:val="left"/>
+      <w:pPr>
+        <w:tabs>
+          <w:tab w:val="num" w:pos="5760"/>
+        </w:tabs>
+        <w:ind w:left="5760" w:hanging="360"/>
+      </w:pPr>
+      <w:rPr>
+        <w:rFonts w:ascii="Wingdings" w:hAnsi="Wingdings" w:hint="default"/>
+        <w:sz w:val="20"/>
+      </w:rPr>
+    </w:lvl>
+    <w:lvl w:ilvl="8" w:tentative="1">
+      <w:start w:val="1"/>
+      <w:numFmt w:val="bullet"/>
+      <w:lvlText w:val=""/>
+      <w:lvlJc w:val="left"/>
+      <w:pPr>
+        <w:tabs>
+          <w:tab w:val="num" w:pos="6480"/>
+        </w:tabs>
+        <w:ind w:left="6480" w:hanging="360"/>
+      </w:pPr>
+      <w:rPr>
+        <w:rFonts w:ascii="Wingdings" w:hAnsi="Wingdings" w:hint="default"/>
+        <w:sz w:val="20"/>
+      </w:rPr>
+    </w:lvl>
+  </w:abstractNum>
+  <w:abstractNum w:abstractNumId="3" w15:restartNumberingAfterBreak="0">
+    <w:nsid w:val="1463510C"/>
+    <w:multiLevelType w:val="multilevel"/>
+    <w:tmpl w:val="25C8B77C"/>
+    <w:lvl w:ilvl="0">
+      <w:start w:val="1"/>
+      <w:numFmt w:val="decimal"/>
+      <w:lvlText w:val="%1."/>
+      <w:lvlJc w:val="left"/>
+      <w:pPr>
+        <w:tabs>
+          <w:tab w:val="num" w:pos="720"/>
+        </w:tabs>
+        <w:ind w:left="720" w:hanging="360"/>
+      </w:pPr>
+    </w:lvl>
+    <w:lvl w:ilvl="1" w:tentative="1">
+      <w:start w:val="1"/>
+      <w:numFmt w:val="decimal"/>
+      <w:lvlText w:val="%2."/>
+      <w:lvlJc w:val="left"/>
+      <w:pPr>
+        <w:tabs>
+          <w:tab w:val="num" w:pos="1440"/>
+        </w:tabs>
+        <w:ind w:left="1440" w:hanging="360"/>
+      </w:pPr>
+    </w:lvl>
+    <w:lvl w:ilvl="2" w:tentative="1">
+      <w:start w:val="1"/>
+      <w:numFmt w:val="decimal"/>
+      <w:lvlText w:val="%3."/>
+      <w:lvlJc w:val="left"/>
+      <w:pPr>
+        <w:tabs>
+          <w:tab w:val="num" w:pos="2160"/>
+        </w:tabs>
+        <w:ind w:left="2160" w:hanging="360"/>
+      </w:pPr>
+    </w:lvl>
+    <w:lvl w:ilvl="3" w:tentative="1">
+      <w:start w:val="1"/>
+      <w:numFmt w:val="decimal"/>
+      <w:lvlText w:val="%4."/>
+      <w:lvlJc w:val="left"/>
+      <w:pPr>
+        <w:tabs>
+          <w:tab w:val="num" w:pos="2880"/>
+        </w:tabs>
+        <w:ind w:left="2880" w:hanging="360"/>
+      </w:pPr>
+    </w:lvl>
+    <w:lvl w:ilvl="4" w:tentative="1">
+      <w:start w:val="1"/>
+      <w:numFmt w:val="decimal"/>
+      <w:lvlText w:val="%5."/>
+      <w:lvlJc w:val="left"/>
+      <w:pPr>
+        <w:tabs>
+          <w:tab w:val="num" w:pos="3600"/>
+        </w:tabs>
+        <w:ind w:left="3600" w:hanging="360"/>
+      </w:pPr>
+    </w:lvl>
+    <w:lvl w:ilvl="5" w:tentative="1">
+      <w:start w:val="1"/>
+      <w:numFmt w:val="decimal"/>
+      <w:lvlText w:val="%6."/>
+      <w:lvlJc w:val="left"/>
+      <w:pPr>
+        <w:tabs>
+          <w:tab w:val="num" w:pos="4320"/>
+        </w:tabs>
+        <w:ind w:left="4320" w:hanging="360"/>
+      </w:pPr>
+    </w:lvl>
+    <w:lvl w:ilvl="6" w:tentative="1">
+      <w:start w:val="1"/>
+      <w:numFmt w:val="decimal"/>
+      <w:lvlText w:val="%7."/>
+      <w:lvlJc w:val="left"/>
+      <w:pPr>
+        <w:tabs>
+          <w:tab w:val="num" w:pos="5040"/>
+        </w:tabs>
+        <w:ind w:left="5040" w:hanging="360"/>
+      </w:pPr>
+    </w:lvl>
+    <w:lvl w:ilvl="7" w:tentative="1">
+      <w:start w:val="1"/>
+      <w:numFmt w:val="decimal"/>
+      <w:lvlText w:val="%8."/>
+      <w:lvlJc w:val="left"/>
+      <w:pPr>
+        <w:tabs>
+          <w:tab w:val="num" w:pos="5760"/>
+        </w:tabs>
+        <w:ind w:left="5760" w:hanging="360"/>
+      </w:pPr>
+    </w:lvl>
+    <w:lvl w:ilvl="8" w:tentative="1">
+      <w:start w:val="1"/>
+      <w:numFmt w:val="decimal"/>
+      <w:lvlText w:val="%9."/>
+      <w:lvlJc w:val="left"/>
+      <w:pPr>
+        <w:tabs>
+          <w:tab w:val="num" w:pos="6480"/>
+        </w:tabs>
+        <w:ind w:left="6480" w:hanging="360"/>
+      </w:pPr>
+    </w:lvl>
+  </w:abstractNum>
+  <w:abstractNum w:abstractNumId="4" w15:restartNumberingAfterBreak="0">
+    <w:nsid w:val="1573180D"/>
+    <w:multiLevelType w:val="multilevel"/>
+    <w:tmpl w:val="A8066FFC"/>
+    <w:lvl w:ilvl="0">
+      <w:start w:val="1"/>
+      <w:numFmt w:val="decimal"/>
+      <w:lvlText w:val="%1."/>
+      <w:lvlJc w:val="left"/>
+      <w:pPr>
+        <w:tabs>
+          <w:tab w:val="num" w:pos="720"/>
+        </w:tabs>
+        <w:ind w:left="720" w:hanging="360"/>
+      </w:pPr>
+    </w:lvl>
+    <w:lvl w:ilvl="1" w:tentative="1">
+      <w:start w:val="1"/>
+      <w:numFmt w:val="decimal"/>
+      <w:lvlText w:val="%2."/>
+      <w:lvlJc w:val="left"/>
+      <w:pPr>
+        <w:tabs>
+          <w:tab w:val="num" w:pos="1440"/>
+        </w:tabs>
+        <w:ind w:left="1440" w:hanging="360"/>
+      </w:pPr>
+    </w:lvl>
+    <w:lvl w:ilvl="2" w:tentative="1">
+      <w:start w:val="1"/>
+      <w:numFmt w:val="decimal"/>
+      <w:lvlText w:val="%3."/>
+      <w:lvlJc w:val="left"/>
+      <w:pPr>
+        <w:tabs>
+          <w:tab w:val="num" w:pos="2160"/>
+        </w:tabs>
+        <w:ind w:left="2160" w:hanging="360"/>
+      </w:pPr>
+    </w:lvl>
+    <w:lvl w:ilvl="3" w:tentative="1">
+      <w:start w:val="1"/>
+      <w:numFmt w:val="decimal"/>
+      <w:lvlText w:val="%4."/>
+      <w:lvlJc w:val="left"/>
+      <w:pPr>
+        <w:tabs>
+          <w:tab w:val="num" w:pos="2880"/>
+        </w:tabs>
+        <w:ind w:left="2880" w:hanging="360"/>
+      </w:pPr>
+    </w:lvl>
+    <w:lvl w:ilvl="4" w:tentative="1">
+      <w:start w:val="1"/>
+      <w:numFmt w:val="decimal"/>
+      <w:lvlText w:val="%5."/>
+      <w:lvlJc w:val="left"/>
+      <w:pPr>
+        <w:tabs>
+          <w:tab w:val="num" w:pos="3600"/>
+        </w:tabs>
+        <w:ind w:left="3600" w:hanging="360"/>
+      </w:pPr>
+    </w:lvl>
+    <w:lvl w:ilvl="5" w:tentative="1">
+      <w:start w:val="1"/>
+      <w:numFmt w:val="decimal"/>
+      <w:lvlText w:val="%6."/>
+      <w:lvlJc w:val="left"/>
+      <w:pPr>
+        <w:tabs>
+          <w:tab w:val="num" w:pos="4320"/>
+        </w:tabs>
+        <w:ind w:left="4320" w:hanging="360"/>
+      </w:pPr>
+    </w:lvl>
+    <w:lvl w:ilvl="6" w:tentative="1">
+      <w:start w:val="1"/>
+      <w:numFmt w:val="decimal"/>
+      <w:lvlText w:val="%7."/>
+      <w:lvlJc w:val="left"/>
+      <w:pPr>
+        <w:tabs>
+          <w:tab w:val="num" w:pos="5040"/>
+        </w:tabs>
+        <w:ind w:left="5040" w:hanging="360"/>
+      </w:pPr>
+    </w:lvl>
+    <w:lvl w:ilvl="7" w:tentative="1">
+      <w:start w:val="1"/>
+      <w:numFmt w:val="decimal"/>
+      <w:lvlText w:val="%8."/>
+      <w:lvlJc w:val="left"/>
+      <w:pPr>
+        <w:tabs>
+          <w:tab w:val="num" w:pos="5760"/>
+        </w:tabs>
+        <w:ind w:left="5760" w:hanging="360"/>
+      </w:pPr>
+    </w:lvl>
+    <w:lvl w:ilvl="8" w:tentative="1">
+      <w:start w:val="1"/>
+      <w:numFmt w:val="decimal"/>
+      <w:lvlText w:val="%9."/>
+      <w:lvlJc w:val="left"/>
+      <w:pPr>
+        <w:tabs>
+          <w:tab w:val="num" w:pos="6480"/>
+        </w:tabs>
+        <w:ind w:left="6480" w:hanging="360"/>
+      </w:pPr>
+    </w:lvl>
+  </w:abstractNum>
+  <w:abstractNum w:abstractNumId="5" w15:restartNumberingAfterBreak="0">
+    <w:nsid w:val="18885A6B"/>
+    <w:multiLevelType w:val="multilevel"/>
+    <w:tmpl w:val="2C2CDD88"/>
+    <w:lvl w:ilvl="0">
+      <w:start w:val="1"/>
+      <w:numFmt w:val="bullet"/>
+      <w:lvlText w:val=""/>
+      <w:lvlJc w:val="left"/>
+      <w:pPr>
+        <w:tabs>
+          <w:tab w:val="num" w:pos="720"/>
+        </w:tabs>
+        <w:ind w:left="720" w:hanging="360"/>
+      </w:pPr>
+      <w:rPr>
+        <w:rFonts w:ascii="Symbol" w:hAnsi="Symbol" w:hint="default"/>
+        <w:sz w:val="20"/>
+      </w:rPr>
+    </w:lvl>
+    <w:lvl w:ilvl="1" w:tentative="1">
+      <w:start w:val="1"/>
+      <w:numFmt w:val="bullet"/>
+      <w:lvlText w:val="o"/>
+      <w:lvlJc w:val="left"/>
+      <w:pPr>
+        <w:tabs>
+          <w:tab w:val="num" w:pos="1440"/>
+        </w:tabs>
+        <w:ind w:left="1440" w:hanging="360"/>
+      </w:pPr>
+      <w:rPr>
+        <w:rFonts w:ascii="Courier New" w:hAnsi="Courier New" w:hint="default"/>
+        <w:sz w:val="20"/>
+      </w:rPr>
+    </w:lvl>
+    <w:lvl w:ilvl="2" w:tentative="1">
+      <w:start w:val="1"/>
+      <w:numFmt w:val="bullet"/>
+      <w:lvlText w:val=""/>
+      <w:lvlJc w:val="left"/>
+      <w:pPr>
+        <w:tabs>
+          <w:tab w:val="num" w:pos="2160"/>
+        </w:tabs>
+        <w:ind w:left="2160" w:hanging="360"/>
+      </w:pPr>
+      <w:rPr>
+        <w:rFonts w:ascii="Wingdings" w:hAnsi="Wingdings" w:hint="default"/>
+        <w:sz w:val="20"/>
+      </w:rPr>
+    </w:lvl>
+    <w:lvl w:ilvl="3" w:tentative="1">
+      <w:start w:val="1"/>
+      <w:numFmt w:val="bullet"/>
+      <w:lvlText w:val=""/>
+      <w:lvlJc w:val="left"/>
+      <w:pPr>
+        <w:tabs>
+          <w:tab w:val="num" w:pos="2880"/>
+        </w:tabs>
+        <w:ind w:left="2880" w:hanging="360"/>
+      </w:pPr>
+      <w:rPr>
+        <w:rFonts w:ascii="Wingdings" w:hAnsi="Wingdings" w:hint="default"/>
+        <w:sz w:val="20"/>
+      </w:rPr>
+    </w:lvl>
+    <w:lvl w:ilvl="4" w:tentative="1">
+      <w:start w:val="1"/>
+      <w:numFmt w:val="bullet"/>
+      <w:lvlText w:val=""/>
+      <w:lvlJc w:val="left"/>
+      <w:pPr>
+        <w:tabs>
+          <w:tab w:val="num" w:pos="3600"/>
+        </w:tabs>
+        <w:ind w:left="3600" w:hanging="360"/>
+      </w:pPr>
+      <w:rPr>
+        <w:rFonts w:ascii="Wingdings" w:hAnsi="Wingdings" w:hint="default"/>
+        <w:sz w:val="20"/>
+      </w:rPr>
+    </w:lvl>
+    <w:lvl w:ilvl="5" w:tentative="1">
+      <w:start w:val="1"/>
+      <w:numFmt w:val="bullet"/>
+      <w:lvlText w:val=""/>
+      <w:lvlJc w:val="left"/>
+      <w:pPr>
+        <w:tabs>
+          <w:tab w:val="num" w:pos="4320"/>
+        </w:tabs>
+        <w:ind w:left="4320" w:hanging="360"/>
+      </w:pPr>
+      <w:rPr>
+        <w:rFonts w:ascii="Wingdings" w:hAnsi="Wingdings" w:hint="default"/>
+        <w:sz w:val="20"/>
+      </w:rPr>
+    </w:lvl>
+    <w:lvl w:ilvl="6" w:tentative="1">
+      <w:start w:val="1"/>
+      <w:numFmt w:val="bullet"/>
+      <w:lvlText w:val=""/>
+      <w:lvlJc w:val="left"/>
+      <w:pPr>
+        <w:tabs>
+          <w:tab w:val="num" w:pos="5040"/>
+        </w:tabs>
+        <w:ind w:left="5040" w:hanging="360"/>
+      </w:pPr>
+      <w:rPr>
+        <w:rFonts w:ascii="Wingdings" w:hAnsi="Wingdings" w:hint="default"/>
+        <w:sz w:val="20"/>
+      </w:rPr>
+    </w:lvl>
+    <w:lvl w:ilvl="7" w:tentative="1">
+      <w:start w:val="1"/>
+      <w:numFmt w:val="bullet"/>
+      <w:lvlText w:val=""/>
+      <w:lvlJc w:val="left"/>
+      <w:pPr>
+        <w:tabs>
+          <w:tab w:val="num" w:pos="5760"/>
+        </w:tabs>
+        <w:ind w:left="5760" w:hanging="360"/>
+      </w:pPr>
+      <w:rPr>
+        <w:rFonts w:ascii="Wingdings" w:hAnsi="Wingdings" w:hint="default"/>
+        <w:sz w:val="20"/>
+      </w:rPr>
+    </w:lvl>
+    <w:lvl w:ilvl="8" w:tentative="1">
+      <w:start w:val="1"/>
+      <w:numFmt w:val="bullet"/>
+      <w:lvlText w:val=""/>
+      <w:lvlJc w:val="left"/>
+      <w:pPr>
+        <w:tabs>
+          <w:tab w:val="num" w:pos="6480"/>
+        </w:tabs>
+        <w:ind w:left="6480" w:hanging="360"/>
+      </w:pPr>
+      <w:rPr>
+        <w:rFonts w:ascii="Wingdings" w:hAnsi="Wingdings" w:hint="default"/>
+        <w:sz w:val="20"/>
+      </w:rPr>
+    </w:lvl>
+  </w:abstractNum>
+  <w:abstractNum w:abstractNumId="6" w15:restartNumberingAfterBreak="0">
+    <w:nsid w:val="1A875743"/>
+    <w:multiLevelType w:val="multilevel"/>
+    <w:tmpl w:val="BAE2E0F6"/>
+    <w:lvl w:ilvl="0">
+      <w:start w:val="1"/>
+      <w:numFmt w:val="bullet"/>
+      <w:lvlText w:val=""/>
+      <w:lvlJc w:val="left"/>
+      <w:pPr>
+        <w:tabs>
+          <w:tab w:val="num" w:pos="720"/>
+        </w:tabs>
+        <w:ind w:left="720" w:hanging="360"/>
+      </w:pPr>
+      <w:rPr>
+        <w:rFonts w:ascii="Symbol" w:hAnsi="Symbol" w:hint="default"/>
+        <w:sz w:val="20"/>
+      </w:rPr>
+    </w:lvl>
+    <w:lvl w:ilvl="1" w:tentative="1">
+      <w:start w:val="1"/>
+      <w:numFmt w:val="bullet"/>
+      <w:lvlText w:val="o"/>
+      <w:lvlJc w:val="left"/>
+      <w:pPr>
+        <w:tabs>
+          <w:tab w:val="num" w:pos="1440"/>
+        </w:tabs>
+        <w:ind w:left="1440" w:hanging="360"/>
+      </w:pPr>
+      <w:rPr>
+        <w:rFonts w:ascii="Courier New" w:hAnsi="Courier New" w:hint="default"/>
+        <w:sz w:val="20"/>
+      </w:rPr>
+    </w:lvl>
+    <w:lvl w:ilvl="2" w:tentative="1">
+      <w:start w:val="1"/>
+      <w:numFmt w:val="bullet"/>
+      <w:lvlText w:val=""/>
+      <w:lvlJc w:val="left"/>
+      <w:pPr>
+        <w:tabs>
+          <w:tab w:val="num" w:pos="2160"/>
+        </w:tabs>
+        <w:ind w:left="2160" w:hanging="360"/>
+      </w:pPr>
+      <w:rPr>
+        <w:rFonts w:ascii="Wingdings" w:hAnsi="Wingdings" w:hint="default"/>
+        <w:sz w:val="20"/>
+      </w:rPr>
+    </w:lvl>
+    <w:lvl w:ilvl="3" w:tentative="1">
+      <w:start w:val="1"/>
+      <w:numFmt w:val="bullet"/>
+      <w:lvlText w:val=""/>
+      <w:lvlJc w:val="left"/>
+      <w:pPr>
+        <w:tabs>
+          <w:tab w:val="num" w:pos="2880"/>
+        </w:tabs>
+        <w:ind w:left="2880" w:hanging="360"/>
+      </w:pPr>
+      <w:rPr>
+        <w:rFonts w:ascii="Wingdings" w:hAnsi="Wingdings" w:hint="default"/>
+        <w:sz w:val="20"/>
+      </w:rPr>
+    </w:lvl>
+    <w:lvl w:ilvl="4" w:tentative="1">
+      <w:start w:val="1"/>
+      <w:numFmt w:val="bullet"/>
+      <w:lvlText w:val=""/>
+      <w:lvlJc w:val="left"/>
+      <w:pPr>
+        <w:tabs>
+          <w:tab w:val="num" w:pos="3600"/>
+        </w:tabs>
+        <w:ind w:left="3600" w:hanging="360"/>
+      </w:pPr>
+      <w:rPr>
+        <w:rFonts w:ascii="Wingdings" w:hAnsi="Wingdings" w:hint="default"/>
+        <w:sz w:val="20"/>
+      </w:rPr>
+    </w:lvl>
+    <w:lvl w:ilvl="5" w:tentative="1">
+      <w:start w:val="1"/>
+      <w:numFmt w:val="bullet"/>
+      <w:lvlText w:val=""/>
+      <w:lvlJc w:val="left"/>
+      <w:pPr>
+        <w:tabs>
+          <w:tab w:val="num" w:pos="4320"/>
+        </w:tabs>
+        <w:ind w:left="4320" w:hanging="360"/>
+      </w:pPr>
+      <w:rPr>
+        <w:rFonts w:ascii="Wingdings" w:hAnsi="Wingdings" w:hint="default"/>
+        <w:sz w:val="20"/>
+      </w:rPr>
+    </w:lvl>
+    <w:lvl w:ilvl="6" w:tentative="1">
+      <w:start w:val="1"/>
+      <w:numFmt w:val="bullet"/>
+      <w:lvlText w:val=""/>
+      <w:lvlJc w:val="left"/>
+      <w:pPr>
+        <w:tabs>
+          <w:tab w:val="num" w:pos="5040"/>
+        </w:tabs>
+        <w:ind w:left="5040" w:hanging="360"/>
+      </w:pPr>
+      <w:rPr>
+        <w:rFonts w:ascii="Wingdings" w:hAnsi="Wingdings" w:hint="default"/>
+        <w:sz w:val="20"/>
+      </w:rPr>
+    </w:lvl>
+    <w:lvl w:ilvl="7" w:tentative="1">
+      <w:start w:val="1"/>
+      <w:numFmt w:val="bullet"/>
+      <w:lvlText w:val=""/>
+      <w:lvlJc w:val="left"/>
+      <w:pPr>
+        <w:tabs>
+          <w:tab w:val="num" w:pos="5760"/>
+        </w:tabs>
+        <w:ind w:left="5760" w:hanging="360"/>
+      </w:pPr>
+      <w:rPr>
+        <w:rFonts w:ascii="Wingdings" w:hAnsi="Wingdings" w:hint="default"/>
+        <w:sz w:val="20"/>
+      </w:rPr>
+    </w:lvl>
+    <w:lvl w:ilvl="8" w:tentative="1">
+      <w:start w:val="1"/>
+      <w:numFmt w:val="bullet"/>
+      <w:lvlText w:val=""/>
+      <w:lvlJc w:val="left"/>
+      <w:pPr>
+        <w:tabs>
+          <w:tab w:val="num" w:pos="6480"/>
+        </w:tabs>
+        <w:ind w:left="6480" w:hanging="360"/>
+      </w:pPr>
+      <w:rPr>
+        <w:rFonts w:ascii="Wingdings" w:hAnsi="Wingdings" w:hint="default"/>
+        <w:sz w:val="20"/>
+      </w:rPr>
+    </w:lvl>
+  </w:abstractNum>
+  <w:abstractNum w:abstractNumId="7" w15:restartNumberingAfterBreak="0">
     <w:nsid w:val="20911A57"/>
     <w:multiLevelType w:val="multilevel"/>
     <w:tmpl w:val="7196197C"/>
@@ -6035,7 +11596,7 @@
       </w:pPr>
     </w:lvl>
   </w:abstractNum>
-  <w:abstractNum w:abstractNumId="1" w15:restartNumberingAfterBreak="0">
+  <w:abstractNum w:abstractNumId="8" w15:restartNumberingAfterBreak="0">
     <w:nsid w:val="2C336D2D"/>
     <w:multiLevelType w:val="multilevel"/>
     <w:tmpl w:val="708AEB0C"/>
@@ -6184,7 +11745,7 @@
       </w:rPr>
     </w:lvl>
   </w:abstractNum>
-  <w:abstractNum w:abstractNumId="2" w15:restartNumberingAfterBreak="0">
+  <w:abstractNum w:abstractNumId="9" w15:restartNumberingAfterBreak="0">
     <w:nsid w:val="346F4090"/>
     <w:multiLevelType w:val="multilevel"/>
     <w:tmpl w:val="35E895E8"/>
@@ -6333,7 +11894,7 @@
       </w:rPr>
     </w:lvl>
   </w:abstractNum>
-  <w:abstractNum w:abstractNumId="3" w15:restartNumberingAfterBreak="0">
+  <w:abstractNum w:abstractNumId="10" w15:restartNumberingAfterBreak="0">
     <w:nsid w:val="3DDF6196"/>
     <w:multiLevelType w:val="multilevel"/>
     <w:tmpl w:val="0ED42ADE"/>
@@ -6482,10 +12043,10 @@
       </w:rPr>
     </w:lvl>
   </w:abstractNum>
-  <w:abstractNum w:abstractNumId="4" w15:restartNumberingAfterBreak="0">
-    <w:nsid w:val="636E4BF6"/>
+  <w:abstractNum w:abstractNumId="11" w15:restartNumberingAfterBreak="0">
+    <w:nsid w:val="5D6378C4"/>
     <w:multiLevelType w:val="multilevel"/>
-    <w:tmpl w:val="A17CA16C"/>
+    <w:tmpl w:val="744E5B4A"/>
     <w:lvl w:ilvl="0">
       <w:start w:val="1"/>
       <w:numFmt w:val="bullet"/>
@@ -6631,10 +12192,10 @@
       </w:rPr>
     </w:lvl>
   </w:abstractNum>
-  <w:abstractNum w:abstractNumId="5" w15:restartNumberingAfterBreak="0">
-    <w:nsid w:val="76DA4D95"/>
+  <w:abstractNum w:abstractNumId="12" w15:restartNumberingAfterBreak="0">
+    <w:nsid w:val="636E4BF6"/>
     <w:multiLevelType w:val="multilevel"/>
-    <w:tmpl w:val="43DE0DC4"/>
+    <w:tmpl w:val="A17CA16C"/>
     <w:lvl w:ilvl="0">
       <w:start w:val="1"/>
       <w:numFmt w:val="bullet"/>
@@ -6780,23 +12341,196 @@
       </w:rPr>
     </w:lvl>
   </w:abstractNum>
+  <w:abstractNum w:abstractNumId="13" w15:restartNumberingAfterBreak="0">
+    <w:nsid w:val="76DA4D95"/>
+    <w:multiLevelType w:val="multilevel"/>
+    <w:tmpl w:val="43DE0DC4"/>
+    <w:lvl w:ilvl="0">
+      <w:start w:val="1"/>
+      <w:numFmt w:val="bullet"/>
+      <w:lvlText w:val=""/>
+      <w:lvlJc w:val="left"/>
+      <w:pPr>
+        <w:tabs>
+          <w:tab w:val="num" w:pos="720"/>
+        </w:tabs>
+        <w:ind w:left="720" w:hanging="360"/>
+      </w:pPr>
+      <w:rPr>
+        <w:rFonts w:ascii="Symbol" w:hAnsi="Symbol" w:hint="default"/>
+        <w:sz w:val="20"/>
+      </w:rPr>
+    </w:lvl>
+    <w:lvl w:ilvl="1" w:tentative="1">
+      <w:start w:val="1"/>
+      <w:numFmt w:val="bullet"/>
+      <w:lvlText w:val="o"/>
+      <w:lvlJc w:val="left"/>
+      <w:pPr>
+        <w:tabs>
+          <w:tab w:val="num" w:pos="1440"/>
+        </w:tabs>
+        <w:ind w:left="1440" w:hanging="360"/>
+      </w:pPr>
+      <w:rPr>
+        <w:rFonts w:ascii="Courier New" w:hAnsi="Courier New" w:hint="default"/>
+        <w:sz w:val="20"/>
+      </w:rPr>
+    </w:lvl>
+    <w:lvl w:ilvl="2" w:tentative="1">
+      <w:start w:val="1"/>
+      <w:numFmt w:val="bullet"/>
+      <w:lvlText w:val=""/>
+      <w:lvlJc w:val="left"/>
+      <w:pPr>
+        <w:tabs>
+          <w:tab w:val="num" w:pos="2160"/>
+        </w:tabs>
+        <w:ind w:left="2160" w:hanging="360"/>
+      </w:pPr>
+      <w:rPr>
+        <w:rFonts w:ascii="Wingdings" w:hAnsi="Wingdings" w:hint="default"/>
+        <w:sz w:val="20"/>
+      </w:rPr>
+    </w:lvl>
+    <w:lvl w:ilvl="3" w:tentative="1">
+      <w:start w:val="1"/>
+      <w:numFmt w:val="bullet"/>
+      <w:lvlText w:val=""/>
+      <w:lvlJc w:val="left"/>
+      <w:pPr>
+        <w:tabs>
+          <w:tab w:val="num" w:pos="2880"/>
+        </w:tabs>
+        <w:ind w:left="2880" w:hanging="360"/>
+      </w:pPr>
+      <w:rPr>
+        <w:rFonts w:ascii="Wingdings" w:hAnsi="Wingdings" w:hint="default"/>
+        <w:sz w:val="20"/>
+      </w:rPr>
+    </w:lvl>
+    <w:lvl w:ilvl="4" w:tentative="1">
+      <w:start w:val="1"/>
+      <w:numFmt w:val="bullet"/>
+      <w:lvlText w:val=""/>
+      <w:lvlJc w:val="left"/>
+      <w:pPr>
+        <w:tabs>
+          <w:tab w:val="num" w:pos="3600"/>
+        </w:tabs>
+        <w:ind w:left="3600" w:hanging="360"/>
+      </w:pPr>
+      <w:rPr>
+        <w:rFonts w:ascii="Wingdings" w:hAnsi="Wingdings" w:hint="default"/>
+        <w:sz w:val="20"/>
+      </w:rPr>
+    </w:lvl>
+    <w:lvl w:ilvl="5" w:tentative="1">
+      <w:start w:val="1"/>
+      <w:numFmt w:val="bullet"/>
+      <w:lvlText w:val=""/>
+      <w:lvlJc w:val="left"/>
+      <w:pPr>
+        <w:tabs>
+          <w:tab w:val="num" w:pos="4320"/>
+        </w:tabs>
+        <w:ind w:left="4320" w:hanging="360"/>
+      </w:pPr>
+      <w:rPr>
+        <w:rFonts w:ascii="Wingdings" w:hAnsi="Wingdings" w:hint="default"/>
+        <w:sz w:val="20"/>
+      </w:rPr>
+    </w:lvl>
+    <w:lvl w:ilvl="6" w:tentative="1">
+      <w:start w:val="1"/>
+      <w:numFmt w:val="bullet"/>
+      <w:lvlText w:val=""/>
+      <w:lvlJc w:val="left"/>
+      <w:pPr>
+        <w:tabs>
+          <w:tab w:val="num" w:pos="5040"/>
+        </w:tabs>
+        <w:ind w:left="5040" w:hanging="360"/>
+      </w:pPr>
+      <w:rPr>
+        <w:rFonts w:ascii="Wingdings" w:hAnsi="Wingdings" w:hint="default"/>
+        <w:sz w:val="20"/>
+      </w:rPr>
+    </w:lvl>
+    <w:lvl w:ilvl="7" w:tentative="1">
+      <w:start w:val="1"/>
+      <w:numFmt w:val="bullet"/>
+      <w:lvlText w:val=""/>
+      <w:lvlJc w:val="left"/>
+      <w:pPr>
+        <w:tabs>
+          <w:tab w:val="num" w:pos="5760"/>
+        </w:tabs>
+        <w:ind w:left="5760" w:hanging="360"/>
+      </w:pPr>
+      <w:rPr>
+        <w:rFonts w:ascii="Wingdings" w:hAnsi="Wingdings" w:hint="default"/>
+        <w:sz w:val="20"/>
+      </w:rPr>
+    </w:lvl>
+    <w:lvl w:ilvl="8" w:tentative="1">
+      <w:start w:val="1"/>
+      <w:numFmt w:val="bullet"/>
+      <w:lvlText w:val=""/>
+      <w:lvlJc w:val="left"/>
+      <w:pPr>
+        <w:tabs>
+          <w:tab w:val="num" w:pos="6480"/>
+        </w:tabs>
+        <w:ind w:left="6480" w:hanging="360"/>
+      </w:pPr>
+      <w:rPr>
+        <w:rFonts w:ascii="Wingdings" w:hAnsi="Wingdings" w:hint="default"/>
+        <w:sz w:val="20"/>
+      </w:rPr>
+    </w:lvl>
+  </w:abstractNum>
   <w:num w:numId="1" w16cid:durableId="299455571">
+    <w:abstractNumId w:val="12"/>
+  </w:num>
+  <w:num w:numId="2" w16cid:durableId="1803419805">
+    <w:abstractNumId w:val="8"/>
+  </w:num>
+  <w:num w:numId="3" w16cid:durableId="998537979">
+    <w:abstractNumId w:val="9"/>
+  </w:num>
+  <w:num w:numId="4" w16cid:durableId="767578271">
+    <w:abstractNumId w:val="13"/>
+  </w:num>
+  <w:num w:numId="5" w16cid:durableId="423107893">
+    <w:abstractNumId w:val="7"/>
+  </w:num>
+  <w:num w:numId="6" w16cid:durableId="38828057">
+    <w:abstractNumId w:val="10"/>
+  </w:num>
+  <w:num w:numId="7" w16cid:durableId="1561942405">
+    <w:abstractNumId w:val="11"/>
+  </w:num>
+  <w:num w:numId="8" w16cid:durableId="503009272">
+    <w:abstractNumId w:val="1"/>
+  </w:num>
+  <w:num w:numId="9" w16cid:durableId="1307011355">
     <w:abstractNumId w:val="4"/>
   </w:num>
-  <w:num w:numId="2" w16cid:durableId="1803419805">
-    <w:abstractNumId w:val="1"/>
+  <w:num w:numId="10" w16cid:durableId="658266928">
+    <w:abstractNumId w:val="0"/>
   </w:num>
-  <w:num w:numId="3" w16cid:durableId="998537979">
+  <w:num w:numId="11" w16cid:durableId="1656059752">
+    <w:abstractNumId w:val="3"/>
+  </w:num>
+  <w:num w:numId="12" w16cid:durableId="1733623891">
+    <w:abstractNumId w:val="6"/>
+  </w:num>
+  <w:num w:numId="13" w16cid:durableId="615405832">
     <w:abstractNumId w:val="2"/>
   </w:num>
-  <w:num w:numId="4" w16cid:durableId="767578271">
+  <w:num w:numId="14" w16cid:durableId="605427943">
     <w:abstractNumId w:val="5"/>
-  </w:num>
-  <w:num w:numId="5" w16cid:durableId="423107893">
-    <w:abstractNumId w:val="0"/>
-  </w:num>
-  <w:num w:numId="6" w16cid:durableId="38828057">
-    <w:abstractNumId w:val="3"/>
   </w:num>
 </w:numbering>
 </file>
@@ -7404,7 +13138,6 @@
   <w:style w:type="character" w:default="1" w:styleId="Absatz-Standardschriftart">
     <w:name w:val="Default Paragraph Font"/>
     <w:uiPriority w:val="1"/>
-    <w:semiHidden/>
     <w:unhideWhenUsed/>
   </w:style>
   <w:style w:type="table" w:default="1" w:styleId="NormaleTabelle">
